--- a/Fase 1/1.5_APT122_DefinicionProyecto_JohaoRamirez.docx
+++ b/Fase 1/1.5_APT122_DefinicionProyecto_JohaoRamirez.docx
@@ -924,12 +924,12 @@
           </w:p>
           <w:p>
             <w:r>
-              <w:t>3. Diseñar y adaptar los procesos de ingeniería de requisitos: historias de usuario por rol, requisitos funcionales y no funcionales, y backlog priorizado.</w:t>
-            </w:r>
-          </w:p>
-          <w:p>
-            <w:r>
-              <w:t>4. Evaluar y gestionar proyectos en contextos tradicionales y ágiles: Scrum adaptado con sprints, Definition of Done, retrospectivas por hito y matriz de riesgos.</w:t>
+              <w:t>3. Diseñar y adaptar los procesos de ingeniería de requisitos: levantamiento de requisitos funcionales y no funcionales, historias de usuario por rol y Especificación de Requisitos de Software (SRS).</w:t>
+            </w:r>
+          </w:p>
+          <w:p>
+            <w:r>
+              <w:t>4. Evaluar y gestionar proyectos en contextos tradicionales y ágiles: gestión en cascada con etapas, entregables y puertas de control, Carta Gantt con tareas específicas, control de cambios y matriz de riesgos.</w:t>
             </w:r>
           </w:p>
           <w:p>
@@ -1226,7 +1226,7 @@
           </w:tcPr>
           <w:p>
             <w:r>
-              <w:t>El proyecto se relaciona directamente con el perfil de egreso de Ingeniería en Informática porque su desafío central no es biológico sino de ingeniería de software: construir una plataforma completa, con múltiples perfiles de usuario, persistencia sobre bases de datos relacionales y no relacionales, integración con servicios y repositorios externos, control de acceso y trazabilidad, visualización analítica y despliegue reproducible. Las competencias seleccionadas son necesarias de forma no accesoria: sin ingeniería de requisitos no es posible modelar correctamente el flujo de solicitud, validación y emisión de recomendaciones que involucra a tres perfiles distintos; sin modelamiento de datos relacional y documental no es posible sostener a la vez el dominio transaccional y las salidas de análisis; sin diseño orientado a seguridad y estándares no sería admisible manejar información de origen clínico, que exige control de acceso y auditoría; sin gestión ágil de proyecto no sería abordable un desarrollo de esta extensión en un semestre; y sin desarrollo móvil no se cubriría el escenario de consulta del profesional clínico fuera del escritorio. El dominio bioinformático aporta el problema y los datos, pero el trabajo evaluado es la construcción del sistema.</w:t>
+              <w:t>El proyecto se relaciona directamente con el perfil de egreso de Ingeniería en Informática porque su desafío central no es biológico sino de ingeniería de software: construir una plataforma completa, con múltiples perfiles de usuario, persistencia sobre bases de datos relacionales y no relacionales, integración con servicios y repositorios externos, control de acceso y trazabilidad, visualización analítica y despliegue reproducible. Las competencias seleccionadas son necesarias de forma no accesoria: sin ingeniería de requisitos no es posible modelar correctamente el flujo de solicitud, validación y emisión de recomendaciones que involucra a tres perfiles distintos; sin modelamiento de datos relacional y documental no es posible sostener a la vez el dominio transaccional y las salidas de análisis; sin diseño orientado a seguridad y estándares no sería admisible manejar información de origen clínico, que exige control de acceso y auditoría; sin gestión formal de proyecto, con etapas, entregables y puertas de control, no sería abordable un desarrollo de esta extensión en un semestre; y sin desarrollo móvil no se cubriría el escenario de consulta del profesional clínico fuera del escritorio. El dominio bioinformático aporta el problema y los datos, pero el trabajo evaluado es la construcción del sistema.</w:t>
             </w:r>
           </w:p>
         </w:tc>
@@ -1378,7 +1378,7 @@
           </w:tcPr>
           <w:p>
             <w:r>
-              <w:t>El proyecto es factible dentro del semestre por cuatro razones. Primero, todos los datos son públicos y gratuitos: INPHARED, PhageScope y MVP para el banco de fagos y las interacciones conocidas, y el conjunto de datos de interacciones verificadas de Klebsiella pneumoniae publicado en Nature Communications (2024) como base de entrenamiento y validación. Segundo, todo el stack es de código abierto (Python, FastAPI, PostgreSQL, MongoDB, Next.js, React Native, Docker), sin licencias ni costos de infraestructura obligatorios. Tercero, existe un precedente técnico validado —el trabajo PhageHostLearn— que demuestra que el enfoque predictivo funciona y entrega métricas de referencia contra las cuales comparar, lo que reduce sustantivamente el riesgo de ejecución respecto de partir de una hipótesis no probada. Cuarto, el alcance está deliberadamente acotado a un patógeno, dejando Pseudomonas aeruginosa como extensión opcional. El principal factor que podría dificultar el desarrollo es el costo computacional de generar representaciones vectoriales de proteínas, que se mitiga usando variantes reducidas del modelo y precomputando y almacenando en caché los vectores del banco una sola vez. Un segundo riesgo es la extensión del alcance para un desarrollador único, que se maneja con priorización estricta del backlog y acotando la aplicación móvil a consulta y alertas en lugar de replicar la plataforma.</w:t>
+              <w:t>El proyecto es factible dentro del semestre por cuatro razones. Primero, todos los datos son públicos y gratuitos: INPHARED, PhageScope y MVP para el banco de fagos y las interacciones conocidas, y el conjunto de datos de interacciones verificadas de Klebsiella pneumoniae publicado en Nature Communications (2024) como base de entrenamiento y validación. Segundo, todo el stack es de código abierto (Python, FastAPI, PostgreSQL, MongoDB, Next.js, React Native, Docker), sin licencias ni costos de infraestructura obligatorios. Tercero, existe un precedente técnico validado —el trabajo PhageHostLearn— que demuestra que el enfoque predictivo funciona y entrega métricas de referencia contra las cuales comparar, lo que reduce sustantivamente el riesgo de ejecución respecto de partir de una hipótesis no probada. Cuarto, el alcance está deliberadamente acotado a un patógeno, dejando Pseudomonas aeruginosa como extensión opcional. El principal factor que podría dificultar el desarrollo es el costo computacional de generar representaciones vectoriales de proteínas, que se mitiga usando variantes reducidas del modelo y precomputando y almacenando en caché los vectores del banco una sola vez. Un segundo riesgo es la extensión del alcance para un desarrollador único, que se maneja con priorización estricta de los requisitos en la SRS —alcance congelado tras su aprobación— y acotando la aplicación móvil a consulta y alertas en lugar de replicar la plataforma.</w:t>
             </w:r>
           </w:p>
         </w:tc>
@@ -1586,7 +1586,7 @@
           </w:tcPr>
           <w:p>
             <w:r>
-              <w:t>Diseñar, implementar y evaluar una plataforma web que apoye la selección de bacteriófagos candidatos frente a aislados de bacterias multirresistentes, integrando un banco curado de fagos, un modelo de aprendizaje automático de predicción de compatibilidad fago-hospedador a nivel de cepa, la gestión trazable del ciclo de solicitudes con control de acceso por rol, y un tablero de apoyo a la vigilancia de cobertura terapéutica.</w:t>
+              <w:t>Diseñar, desarrollar y evaluar una plataforma integral de apoyo a la terapia fágica frente a la antibiorresistencia, que gestione de forma trazable y segura el proceso completo —desde el registro de un aislado bacteriano multirresistente hasta la emisión de una recomendación de bacteriófagos validada por especialistas— y que entregue información agregada para la vigilancia de la resistencia antimicrobiana y la toma de decisiones en salud pública.</w:t>
             </w:r>
           </w:p>
         </w:tc>
@@ -1900,7 +1900,7 @@
               </w:rPr>
             </w:pPr>
             <w:r>
-              <w:t>Metodología de trabajo: Ágil adaptado (Scrum, desarrollador único). Se elige por sobre un enfoque en cascada porque los hitos sumativos del curso —Informe de Avance en la semana 10 e Informe Final en la semana 15— funcionan naturalmente como revisiones de sprint, y porque el desarrollo de una plataforma con múltiples componentes se beneficia de incrementos verificables por separado.</w:t>
+              <w:t>Metodología de trabajo: tradicional en cascada (modelo secuencial por etapas, desarrollador único). Se elige porque los requisitos del sistema pueden especificarse por completo desde el inicio, a partir del proceso de selección de fagos descrito en la literatura de terapia fágica, y porque el curso exige artefactos formales de ingeniería de software —especificación de requisitos, documento de diseño, plan de pruebas con evidencias y manual técnico— cuyo orden natural es el de las etapas de este modelo. Cada etapa termina en una puerta de control con un entregable aprobado antes de iniciar la siguiente, y las evaluaciones sumativas del curso (Informe de Avance en la semana 10 e Informe Final en la semana 15) coinciden con el cierre de etapas.</w:t>
             </w:r>
           </w:p>
           <w:p>
@@ -1929,32 +1929,32 @@
           </w:p>
           <w:p>
             <w:r>
-              <w:t>Product Vision: reducir el tiempo y el costo de encontrar un bacteriófago capaz de tratar una infección multirresistente, priorizando computacionalmente los candidatos y dando trazabilidad y visión de cobertura al proceso.</w:t>
-            </w:r>
-          </w:p>
-          <w:p>
-            <w:r>
-              <w:t>Backlog priorizado: se organiza en cinco épicas que corresponden a los cinco objetivos específicos —requisitos y diseño, pipeline y banco de fagos, modelo predictivo, plataforma web, y aplicación móvil y calidad— desarrolladas en ese orden por dependencia técnica.</w:t>
-            </w:r>
-          </w:p>
-          <w:p>
-            <w:r>
-              <w:t>Sprint Backlog: cada tramo de semanas de la Carta Gantt constituye un sprint, con su propio subconjunto de historias de usuario extraídas del backlog.</w:t>
-            </w:r>
-          </w:p>
-          <w:p>
-            <w:r>
-              <w:t>Definition of Done: código versionado y publicado en el repositorio GitHub público con mensaje descriptivo; componente ejecutándose dentro de Docker sin pasos manuales no documentados; pruebas del componente pasando; resultado verificado contra al menos un caso de control conocido; y documentación técnica actualizada.</w:t>
-            </w:r>
-          </w:p>
-          <w:p>
-            <w:r>
-              <w:t>Retrospectiva: al cierre de cada hito sumativo (semanas 4, 10, 15 y 18), registrada en el Diario de Reflexión de la fase correspondiente.</w:t>
-            </w:r>
-          </w:p>
-          <w:p>
-            <w:r>
-              <w:t>Plan de pruebas por sprint: pruebas unitarias sobre los componentes de lectura de formatos, control de calidad y extracción de características; pruebas de integración del flujo completo de ingesta, predicción y recomendación; pruebas de seguridad sobre el control de acceso por rol y la completitud del registro de auditoría; y pruebas de extremo a extremo sobre los flujos principales de la interfaz.</w:t>
+              <w:t>Etapa 1 — Análisis y especificación de requisitos (semanas 5–6): levantamiento de requisitos funcionales y no funcionales, definición de roles y permisos, e historias de usuario por rol. Entregable: Especificación de Requisitos de Software (SRS) simplificada. Puerta de control: SRS aprobada; los cambios posteriores se registran y se evalúan por su impacto en alcance y cronograma.</w:t>
+            </w:r>
+          </w:p>
+          <w:p>
+            <w:r>
+              <w:t>Etapa 2 — Diseño (semanas 6–7): arquitectura y diagrama de componentes, modelo entidad-relación para PostgreSQL, esquema documental para MongoDB, diagramas UML (casos de uso, clases, secuencia y componentes) y plan de pruebas. Entregable: Documento de Diseño. Puerta de control: línea base de diseño congelada antes de comenzar la construcción.</w:t>
+            </w:r>
+          </w:p>
+          <w:p>
+            <w:r>
+              <w:t>Etapa 3 — Construcción (semanas 8–14): implementación en orden de dependencia técnica, según el diseño aprobado: pipeline genómico y banco de fagos (semanas 8–10, cierre del Informe de Avance), modelo predictivo con explicabilidad (semanas 11–12), plataforma web con control de acceso, auditoría y tablero (semanas 13–14) y aplicación móvil (semana 14). Entregable: sistema integrado sobre Docker en el repositorio público. Puerta de control: componentes integrados y ejecutándose sin pasos manuales no documentados.</w:t>
+            </w:r>
+          </w:p>
+          <w:p>
+            <w:r>
+              <w:t>Etapa 4 — Pruebas y verificación (semana 15): ejecución del plan de pruebas definido en la etapa de diseño: pruebas unitarias, de integración del flujo completo de ingesta, predicción y recomendación, de extremo a extremo, de rendimiento y de seguridad sobre el control de acceso por rol y la completitud del registro de auditoría. Entregable: Plan de Pruebas con evidencias, incorporado al Informe Final. Puerta de control: defectos críticos corregidos o documentados.</w:t>
+            </w:r>
+          </w:p>
+          <w:p>
+            <w:r>
+              <w:t>Etapa 5 — Despliegue y cierre (semanas 16–18): corrección de defectos, Manual técnico y de despliegue, README final del repositorio y preparación de la presentación ante comisión. Entregable: sistema desplegable y documentado.</w:t>
+            </w:r>
+          </w:p>
+          <w:p>
+            <w:r>
+              <w:t>Control de cambios y riesgos: las etapas se ejecutan en secuencia, con un traslape máximo de una semana entre etapas adyacentes para ajustarse a las 18 semanas del calendario. La matriz de riesgos se revisa al cierre de cada etapa, y la reflexión de cada hito sumativo (semanas 4, 10, 15 y 18) se registra en el Diario de Reflexión de la fase correspondiente.</w:t>
             </w:r>
           </w:p>
           <w:p>
@@ -2291,7 +2291,7 @@
           </w:tcPr>
           <w:p>
             <w:r>
-              <w:t>Pipeline de procesamiento genómico y banco de fagos, dockerizados</w:t>
+              <w:t>Especificación de requisitos y documento de diseño</w:t>
             </w:r>
           </w:p>
         </w:tc>
@@ -2301,7 +2301,7 @@
           </w:tcPr>
           <w:p>
             <w:r>
-              <w:t>Código fuente, Dockerfile y docker-compose, y registros de ejecución del pipeline de ingesta, control de calidad, identificación de especie y tipificación de aislados, junto con el banco de fagos curado y poblado desde INPHARED, PhageScope y MVP.</w:t>
+              <w:t>Especificación de Requisitos de Software (SRS) con requisitos funcionales, no funcionales e historias de usuario por rol; Documento de Diseño con arquitectura, modelo entidad-relación, esquema documental, diagramas UML y plan de pruebas.</w:t>
             </w:r>
           </w:p>
         </w:tc>
@@ -2311,7 +2311,7 @@
           </w:tcPr>
           <w:p>
             <w:r>
-              <w:t>Evidencia el cumplimiento de los objetivos específicos 1 y 2, y el estándar de reproducibilidad exigido por el Anexo 1 del Instructivo.</w:t>
+              <w:t>Evidencia el cumplimiento del objetivo específico 1 y las competencias de ingeniería de requisitos y diseño de la solución.</w:t>
             </w:r>
           </w:p>
         </w:tc>
@@ -2327,6 +2327,51 @@
           <w:p>
             <w:r>
               <w:t>Avance</w:t>
+            </w:r>
+          </w:p>
+        </w:tc>
+        <w:tc>
+          <w:tcPr>
+            <w:tcW w:w="1843" w:type="dxa"/>
+          </w:tcPr>
+          <w:p>
+            <w:r>
+              <w:t>Pipeline de procesamiento genómico y banco de fagos, dockerizados</w:t>
+            </w:r>
+          </w:p>
+        </w:tc>
+        <w:tc>
+          <w:tcPr>
+            <w:tcW w:w="3825" w:type="dxa"/>
+          </w:tcPr>
+          <w:p>
+            <w:r>
+              <w:t>Código fuente, Dockerfile y docker-compose, y registros de ejecución del pipeline de ingesta, control de calidad, identificación de especie y tipificación de aislados, junto con el banco de fagos curado y poblado desde INPHARED, PhageScope y MVP.</w:t>
+            </w:r>
+          </w:p>
+        </w:tc>
+        <w:tc>
+          <w:tcPr>
+            <w:tcW w:w="2551" w:type="dxa"/>
+          </w:tcPr>
+          <w:p>
+            <w:r>
+              <w:t>Evidencia el cumplimiento de los objetivos específicos 1 y 2, y el estándar de reproducibilidad exigido por el Anexo 1 del Instructivo.</w:t>
+            </w:r>
+          </w:p>
+        </w:tc>
+      </w:tr>
+      <w:tr>
+        <w:trPr>
+          <w:trHeight w:val="362"/>
+        </w:trPr>
+        <w:tc>
+          <w:tcPr>
+            <w:tcW w:w="1843" w:type="dxa"/>
+          </w:tcPr>
+          <w:p>
+            <w:r>
+              <w:t>Final</w:t>
             </w:r>
           </w:p>
         </w:tc>
@@ -2864,7 +2909,7 @@
           </w:tcPr>
           <w:p>
             <w:r>
-              <w:t>Requisitos, arquitectura, modelo de datos y diagramas UML</w:t>
+              <w:t>Etapa 1: Análisis y especificación de requisitos</w:t>
             </w:r>
           </w:p>
         </w:tc>
@@ -2873,8 +2918,36 @@
             <w:tcW w:w="1580" w:type="dxa"/>
           </w:tcPr>
           <w:p>
-            <w:r>
-              <w:t>Levantar requisitos funcionales y no funcionales, definir historias de usuario por rol, y elaborar la arquitectura de componentes, el modelo entidad-relación, el modelo documental y los diagramas UML.</w:t>
+            <w:pPr>
+              <w:spacing w:after="60"/>
+            </w:pPr>
+            <w:r>
+              <w:rPr>
+                <w:sz w:val="16"/>
+              </w:rPr>
+              <w:t>1.1 Crear el repositorio público, la estructura del proyecto y el entorno Docker base;</w:t>
+            </w:r>
+          </w:p>
+          <w:p>
+            <w:pPr>
+              <w:spacing w:after="60"/>
+            </w:pPr>
+            <w:r>
+              <w:rPr>
+                <w:sz w:val="16"/>
+              </w:rPr>
+              <w:t>1.2 levantar requisitos y definir roles y permisos;</w:t>
+            </w:r>
+          </w:p>
+          <w:p>
+            <w:pPr>
+              <w:spacing w:after="60"/>
+            </w:pPr>
+            <w:r>
+              <w:rPr>
+                <w:sz w:val="16"/>
+              </w:rPr>
+              <w:t>1.3 redactar la SRS (requisitos funcionales, no funcionales e historias por rol).</w:t>
             </w:r>
           </w:p>
         </w:tc>
@@ -2884,7 +2957,7 @@
           </w:tcPr>
           <w:p>
             <w:r>
-              <w:t>Literatura de terapia fágica, herramientas de modelado UML y ER</w:t>
+              <w:t>Literatura de terapia fágica, GitHub, Docker</w:t>
             </w:r>
           </w:p>
         </w:tc>
@@ -2897,7 +2970,7 @@
           </w:tcPr>
           <w:p>
             <w:r>
-              <w:t>Semanas 5–7</w:t>
+              <w:t>Semanas 5–6</w:t>
             </w:r>
           </w:p>
         </w:tc>
@@ -2921,7 +2994,7 @@
           </w:tcPr>
           <w:p>
             <w:r>
-              <w:t>Define la base de todo el desarrollo posterior; un error de modelado aquí se propaga a las demás etapas.</w:t>
+              <w:t>Puerta de control: SRS aprobada. Los cambios posteriores pasan por control de cambios.</w:t>
             </w:r>
           </w:p>
         </w:tc>
@@ -2936,7 +3009,7 @@
           </w:tcPr>
           <w:p>
             <w:r>
-              <w:t>OE2 — Construcción de software y modelamiento de datos</w:t>
+              <w:t>OE1 — Ingeniería de requisitos y diseño de la solución</w:t>
             </w:r>
           </w:p>
         </w:tc>
@@ -2946,7 +3019,7 @@
           </w:tcPr>
           <w:p>
             <w:r>
-              <w:t>Pipeline de procesamiento genómico y curación del banco de fagos</w:t>
+              <w:t>Etapa 2: Diseño</w:t>
             </w:r>
           </w:p>
         </w:tc>
@@ -2955,8 +3028,47 @@
             <w:tcW w:w="1580" w:type="dxa"/>
           </w:tcPr>
           <w:p>
-            <w:r>
-              <w:t>Implementar la ingesta y validación de genomas, el control de calidad, la identificación de especie y la tipificación; descargar, normalizar y cargar el banco de fagos desde las fuentes públicas.</w:t>
+            <w:pPr>
+              <w:spacing w:after="60"/>
+            </w:pPr>
+            <w:r>
+              <w:rPr>
+                <w:sz w:val="16"/>
+              </w:rPr>
+              <w:t>2.1 Arquitectura y diagrama de componentes;</w:t>
+            </w:r>
+          </w:p>
+          <w:p>
+            <w:pPr>
+              <w:spacing w:after="60"/>
+            </w:pPr>
+            <w:r>
+              <w:rPr>
+                <w:sz w:val="16"/>
+              </w:rPr>
+              <w:t>2.2 modelo ER de PostgreSQL y esquema documental de MongoDB;</w:t>
+            </w:r>
+          </w:p>
+          <w:p>
+            <w:pPr>
+              <w:spacing w:after="60"/>
+            </w:pPr>
+            <w:r>
+              <w:rPr>
+                <w:sz w:val="16"/>
+              </w:rPr>
+              <w:t>2.3 diagramas UML de casos de uso, clases y secuencia;</w:t>
+            </w:r>
+          </w:p>
+          <w:p>
+            <w:pPr>
+              <w:spacing w:after="60"/>
+            </w:pPr>
+            <w:r>
+              <w:rPr>
+                <w:sz w:val="16"/>
+              </w:rPr>
+              <w:t>2.4 Documento de Diseño y plan de pruebas.</w:t>
             </w:r>
           </w:p>
         </w:tc>
@@ -2966,7 +3078,7 @@
           </w:tcPr>
           <w:p>
             <w:r>
-              <w:t>INPHARED, PhageScope, MVP, Biopython, Prodigal, Kaptive, Docker</w:t>
+              <w:t>Herramientas de modelado UML y ER</w:t>
             </w:r>
           </w:p>
         </w:tc>
@@ -2979,7 +3091,7 @@
           </w:tcPr>
           <w:p>
             <w:r>
-              <w:t>Semanas 8–9</w:t>
+              <w:t>Semanas 6–7</w:t>
             </w:r>
           </w:p>
         </w:tc>
@@ -3003,7 +3115,7 @@
           </w:tcPr>
           <w:p>
             <w:r>
-              <w:t>Cierre coincide con el Informe de Avance (semana 10). Riesgo: heterogeneidad de metadatos entre fuentes.</w:t>
+              <w:t>Puerta de control: línea base de diseño. Un error de modelado aquí se propaga a las etapas siguientes.</w:t>
             </w:r>
           </w:p>
         </w:tc>
@@ -3018,7 +3130,7 @@
           </w:tcPr>
           <w:p>
             <w:r>
-              <w:t>OE3 — Minería de datos y analítica</w:t>
+              <w:t>OE2 — Construcción de software y modelamiento de datos</w:t>
             </w:r>
           </w:p>
         </w:tc>
@@ -3028,7 +3140,7 @@
           </w:tcPr>
           <w:p>
             <w:r>
-              <w:t>Modelo de predicción de compatibilidad fago-hospedador</w:t>
+              <w:t>Etapa 3a: Pipeline genómico y banco de fagos</w:t>
             </w:r>
           </w:p>
         </w:tc>
@@ -3037,8 +3149,69 @@
             <w:tcW w:w="1580" w:type="dxa"/>
           </w:tcPr>
           <w:p>
-            <w:r>
-              <w:t>Generar representaciones vectoriales de proteínas, entrenar y validar el clasificador sobre el conjunto de interacciones verificadas, y añadir explicabilidad de las predicciones.</w:t>
+            <w:pPr>
+              <w:spacing w:after="60"/>
+            </w:pPr>
+            <w:r>
+              <w:rPr>
+                <w:sz w:val="16"/>
+              </w:rPr>
+              <w:t>3.1 Descargar y normalizar genomas de fagos;</w:t>
+            </w:r>
+          </w:p>
+          <w:p>
+            <w:pPr>
+              <w:spacing w:after="60"/>
+            </w:pPr>
+            <w:r>
+              <w:rPr>
+                <w:sz w:val="16"/>
+              </w:rPr>
+              <w:t>3.2 ingesta de aislados con validación y control de calidad;</w:t>
+            </w:r>
+          </w:p>
+          <w:p>
+            <w:pPr>
+              <w:spacing w:after="60"/>
+            </w:pPr>
+            <w:r>
+              <w:rPr>
+                <w:sz w:val="16"/>
+              </w:rPr>
+              <w:t>3.3 identificación de especie y tipificación del locus K;</w:t>
+            </w:r>
+          </w:p>
+          <w:p>
+            <w:pPr>
+              <w:spacing w:after="60"/>
+            </w:pPr>
+            <w:r>
+              <w:rPr>
+                <w:sz w:val="16"/>
+              </w:rPr>
+              <w:t>3.4 predicción de genes y proteínas de unión al receptor;</w:t>
+            </w:r>
+          </w:p>
+          <w:p>
+            <w:pPr>
+              <w:spacing w:after="60"/>
+            </w:pPr>
+            <w:r>
+              <w:rPr>
+                <w:sz w:val="16"/>
+              </w:rPr>
+              <w:t>3.5 carga del banco curado y empaquetado en Docker;</w:t>
+            </w:r>
+          </w:p>
+          <w:p>
+            <w:pPr>
+              <w:spacing w:after="60"/>
+            </w:pPr>
+            <w:r>
+              <w:rPr>
+                <w:sz w:val="16"/>
+              </w:rPr>
+              <w:t>3.6 integración del pipeline.</w:t>
             </w:r>
           </w:p>
         </w:tc>
@@ -3048,7 +3221,7 @@
           </w:tcPr>
           <w:p>
             <w:r>
-              <w:t>Conjunto de datos de interacciones de K. pneumoniae, ESM-2, XGBoost, SHAP</w:t>
+              <w:t>INPHARED, PhageScope, MVP, Biopython, Prodigal, Kaptive, Docker</w:t>
             </w:r>
           </w:p>
         </w:tc>
@@ -3061,7 +3234,7 @@
           </w:tcPr>
           <w:p>
             <w:r>
-              <w:t>Semanas 11–12</w:t>
+              <w:t>Semanas 8–10</w:t>
             </w:r>
           </w:p>
         </w:tc>
@@ -3085,7 +3258,7 @@
           </w:tcPr>
           <w:p>
             <w:r>
-              <w:t>Riesgo principal: costo computacional de las representaciones vectoriales; se mitiga con caché y modelos reducidos.</w:t>
+              <w:t>Cierre coincide con el Informe de Avance (semana 10). Riesgo: heterogeneidad de metadatos entre fuentes.</w:t>
             </w:r>
           </w:p>
         </w:tc>
@@ -3100,7 +3273,7 @@
           </w:tcPr>
           <w:p>
             <w:r>
-              <w:t>OE4 — Desarrollo web, seguridad e inteligencia de negocio</w:t>
+              <w:t>OE3 — Minería de datos y analítica</w:t>
             </w:r>
           </w:p>
         </w:tc>
@@ -3110,7 +3283,7 @@
           </w:tcPr>
           <w:p>
             <w:r>
-              <w:t>Plataforma web con control de acceso, auditoría y tablero</w:t>
+              <w:t>Etapa 3b: Modelo de predicción de compatibilidad</w:t>
             </w:r>
           </w:p>
         </w:tc>
@@ -3119,8 +3292,36 @@
             <w:tcW w:w="1580" w:type="dxa"/>
           </w:tcPr>
           <w:p>
-            <w:r>
-              <w:t>Implementar la API y la interfaz web, la máquina de estados del ciclo de solicitudes, la autenticación y autorización por rol, el registro de auditoría y el tablero analítico.</w:t>
+            <w:pPr>
+              <w:spacing w:after="60"/>
+            </w:pPr>
+            <w:r>
+              <w:rPr>
+                <w:sz w:val="16"/>
+              </w:rPr>
+              <w:t>3.7 Representaciones vectoriales ESM-2 de proteínas de fagos y hospedadores;</w:t>
+            </w:r>
+          </w:p>
+          <w:p>
+            <w:pPr>
+              <w:spacing w:after="60"/>
+            </w:pPr>
+            <w:r>
+              <w:rPr>
+                <w:sz w:val="16"/>
+              </w:rPr>
+              <w:t>3.8 entrenamiento del clasificador con validación cruzada;</w:t>
+            </w:r>
+          </w:p>
+          <w:p>
+            <w:pPr>
+              <w:spacing w:after="60"/>
+            </w:pPr>
+            <w:r>
+              <w:rPr>
+                <w:sz w:val="16"/>
+              </w:rPr>
+              <w:t>3.9 evaluación con las métricas de la literatura y explicabilidad SHAP.</w:t>
             </w:r>
           </w:p>
         </w:tc>
@@ -3130,7 +3331,7 @@
           </w:tcPr>
           <w:p>
             <w:r>
-              <w:t>FastAPI, Next.js, PostgreSQL, MongoDB, Recharts</w:t>
+              <w:t>Conjunto de datos de interacciones de K. pneumoniae, ESM-2, XGBoost, SHAP</w:t>
             </w:r>
           </w:p>
         </w:tc>
@@ -3143,7 +3344,7 @@
           </w:tcPr>
           <w:p>
             <w:r>
-              <w:t>Semanas 13–14</w:t>
+              <w:t>Semanas 11–12</w:t>
             </w:r>
           </w:p>
         </w:tc>
@@ -3167,7 +3368,7 @@
           </w:tcPr>
           <w:p>
             <w:r>
-              <w:t>Es el componente de mayor volumen de desarrollo del proyecto.</w:t>
+              <w:t>Riesgo principal: costo computacional de las representaciones vectoriales; se mitiga con caché y modelos reducidos.</w:t>
             </w:r>
           </w:p>
         </w:tc>
@@ -3182,7 +3383,7 @@
           </w:tcPr>
           <w:p>
             <w:r>
-              <w:t>OE5 — Desarrollo móvil y aseguramiento de la calidad</w:t>
+              <w:t>OE4 — Desarrollo web, seguridad e inteligencia de negocio</w:t>
             </w:r>
           </w:p>
         </w:tc>
@@ -3192,7 +3393,7 @@
           </w:tcPr>
           <w:p>
             <w:r>
-              <w:t>Aplicación móvil y ejecución del plan de pruebas</w:t>
+              <w:t>Etapa 3c: Plataforma web</w:t>
             </w:r>
           </w:p>
         </w:tc>
@@ -3201,8 +3402,47 @@
             <w:tcW w:w="1580" w:type="dxa"/>
           </w:tcPr>
           <w:p>
-            <w:r>
-              <w:t>Desarrollar la aplicación móvil de consulta y alertas, y ejecutar las pruebas unitarias, de integración, de extremo a extremo y de seguridad.</w:t>
+            <w:pPr>
+              <w:spacing w:after="60"/>
+            </w:pPr>
+            <w:r>
+              <w:rPr>
+                <w:sz w:val="16"/>
+              </w:rPr>
+              <w:t>3.10 API con autenticación JWT, control de acceso por rol y máquina de estados de solicitudes;</w:t>
+            </w:r>
+          </w:p>
+          <w:p>
+            <w:pPr>
+              <w:spacing w:after="60"/>
+            </w:pPr>
+            <w:r>
+              <w:rPr>
+                <w:sz w:val="16"/>
+              </w:rPr>
+              <w:t>3.11 registro de auditoría inmutable e integración del modelo;</w:t>
+            </w:r>
+          </w:p>
+          <w:p>
+            <w:pPr>
+              <w:spacing w:after="60"/>
+            </w:pPr>
+            <w:r>
+              <w:rPr>
+                <w:sz w:val="16"/>
+              </w:rPr>
+              <w:t>3.12 interfaz web por rol;</w:t>
+            </w:r>
+          </w:p>
+          <w:p>
+            <w:pPr>
+              <w:spacing w:after="60"/>
+            </w:pPr>
+            <w:r>
+              <w:rPr>
+                <w:sz w:val="16"/>
+              </w:rPr>
+              <w:t>3.13 tablero de cobertura, brechas y tendencias.</w:t>
             </w:r>
           </w:p>
         </w:tc>
@@ -3212,7 +3452,7 @@
           </w:tcPr>
           <w:p>
             <w:r>
-              <w:t>React Native, pytest, Playwright, GitHub Actions</w:t>
+              <w:t>FastAPI, Next.js, PostgreSQL, MongoDB, Recharts</w:t>
             </w:r>
           </w:p>
         </w:tc>
@@ -3225,7 +3465,7 @@
           </w:tcPr>
           <w:p>
             <w:r>
-              <w:t>Semana 15</w:t>
+              <w:t>Semanas 13–14</w:t>
             </w:r>
           </w:p>
         </w:tc>
@@ -3249,7 +3489,337 @@
           </w:tcPr>
           <w:p>
             <w:r>
+              <w:t>Es el componente de mayor volumen de desarrollo del proyecto.</w:t>
+            </w:r>
+          </w:p>
+        </w:tc>
+      </w:tr>
+      <w:tr>
+        <w:trPr>
+          <w:jc w:val="center"/>
+        </w:trPr>
+        <w:tc>
+          <w:tcPr>
+            <w:tcW w:w="1580" w:type="dxa"/>
+          </w:tcPr>
+          <w:p>
+            <w:r>
+              <w:t>OE5 — Desarrollo móvil y aseguramiento de la calidad</w:t>
+            </w:r>
+          </w:p>
+        </w:tc>
+        <w:tc>
+          <w:tcPr>
+            <w:tcW w:w="1580" w:type="dxa"/>
+          </w:tcPr>
+          <w:p>
+            <w:r>
+              <w:t>Etapa 3d: Aplicación móvil</w:t>
+            </w:r>
+          </w:p>
+        </w:tc>
+        <w:tc>
+          <w:tcPr>
+            <w:tcW w:w="1580" w:type="dxa"/>
+          </w:tcPr>
+          <w:p>
+            <w:pPr>
+              <w:spacing w:after="60"/>
+            </w:pPr>
+            <w:r>
+              <w:rPr>
+                <w:sz w:val="16"/>
+              </w:rPr>
+              <w:t>3.14 Aplicación móvil de consulta de solicitudes y alertas, acotada a esas dos funciones. Cierra la etapa de construcción.</w:t>
+            </w:r>
+          </w:p>
+        </w:tc>
+        <w:tc>
+          <w:tcPr>
+            <w:tcW w:w="1580" w:type="dxa"/>
+          </w:tcPr>
+          <w:p>
+            <w:r>
+              <w:t>React Native</w:t>
+            </w:r>
+          </w:p>
+        </w:tc>
+        <w:tc>
+          <w:tcPr>
+            <w:tcW w:w="1580" w:type="dxa"/>
+            <w:tcBorders>
+              <w:right w:val="single" w:sz="4" w:space="0" w:color="FFFFFF" w:themeColor="background1"/>
+            </w:tcBorders>
+          </w:tcPr>
+          <w:p>
+            <w:r>
+              <w:t>Semana 14</w:t>
+            </w:r>
+          </w:p>
+        </w:tc>
+        <w:tc>
+          <w:tcPr>
+            <w:tcW w:w="1580" w:type="dxa"/>
+            <w:tcBorders>
+              <w:left w:val="single" w:sz="4" w:space="0" w:color="FFFFFF" w:themeColor="background1"/>
+            </w:tcBorders>
+            <w:shd w:val="clear" w:color="auto" w:fill="D9D9D9" w:themeFill="background1" w:themeFillShade="D9"/>
+          </w:tcPr>
+          <w:p>
+            <w:r>
+              <w:t>Johao Ramírez</w:t>
+            </w:r>
+          </w:p>
+        </w:tc>
+        <w:tc>
+          <w:tcPr>
+            <w:tcW w:w="1581" w:type="dxa"/>
+          </w:tcPr>
+          <w:p>
+            <w:r>
+              <w:t>Se desarrolla junto con el cierre de la interfaz web; alcance acotado por diseño.</w:t>
+            </w:r>
+          </w:p>
+        </w:tc>
+      </w:tr>
+      <w:tr>
+        <w:trPr>
+          <w:jc w:val="center"/>
+        </w:trPr>
+        <w:tc>
+          <w:tcPr>
+            <w:tcW w:w="1580" w:type="dxa"/>
+          </w:tcPr>
+          <w:p>
+            <w:r>
+              <w:t>OE5 — Desarrollo móvil y aseguramiento de la calidad</w:t>
+            </w:r>
+          </w:p>
+        </w:tc>
+        <w:tc>
+          <w:tcPr>
+            <w:tcW w:w="1580" w:type="dxa"/>
+          </w:tcPr>
+          <w:p>
+            <w:r>
+              <w:t>Etapa 4: Pruebas y verificación</w:t>
+            </w:r>
+          </w:p>
+        </w:tc>
+        <w:tc>
+          <w:tcPr>
+            <w:tcW w:w="1580" w:type="dxa"/>
+          </w:tcPr>
+          <w:p>
+            <w:pPr>
+              <w:spacing w:after="60"/>
+            </w:pPr>
+            <w:r>
+              <w:rPr>
+                <w:sz w:val="16"/>
+              </w:rPr>
+              <w:t>4.1 Pruebas unitarias y de integración;</w:t>
+            </w:r>
+          </w:p>
+          <w:p>
+            <w:pPr>
+              <w:spacing w:after="60"/>
+            </w:pPr>
+            <w:r>
+              <w:rPr>
+                <w:sz w:val="16"/>
+              </w:rPr>
+              <w:t>4.2 pruebas de extremo a extremo y de rendimiento;</w:t>
+            </w:r>
+          </w:p>
+          <w:p>
+            <w:pPr>
+              <w:spacing w:after="60"/>
+            </w:pPr>
+            <w:r>
+              <w:rPr>
+                <w:sz w:val="16"/>
+              </w:rPr>
+              <w:t>4.3 pruebas de seguridad sobre el control de acceso y la auditoría;</w:t>
+            </w:r>
+          </w:p>
+          <w:p>
+            <w:pPr>
+              <w:spacing w:after="60"/>
+            </w:pPr>
+            <w:r>
+              <w:rPr>
+                <w:sz w:val="16"/>
+              </w:rPr>
+              <w:t>4.4 Plan de Pruebas con evidencias e Informe Final.</w:t>
+            </w:r>
+          </w:p>
+        </w:tc>
+        <w:tc>
+          <w:tcPr>
+            <w:tcW w:w="1580" w:type="dxa"/>
+          </w:tcPr>
+          <w:p>
+            <w:r>
+              <w:t>pytest, Playwright, GitHub Actions</w:t>
+            </w:r>
+          </w:p>
+        </w:tc>
+        <w:tc>
+          <w:tcPr>
+            <w:tcW w:w="1580" w:type="dxa"/>
+            <w:tcBorders>
+              <w:right w:val="single" w:sz="4" w:space="0" w:color="FFFFFF" w:themeColor="background1"/>
+            </w:tcBorders>
+          </w:tcPr>
+          <w:p>
+            <w:r>
+              <w:t>Semana 15</w:t>
+            </w:r>
+          </w:p>
+        </w:tc>
+        <w:tc>
+          <w:tcPr>
+            <w:tcW w:w="1580" w:type="dxa"/>
+            <w:tcBorders>
+              <w:left w:val="single" w:sz="4" w:space="0" w:color="FFFFFF" w:themeColor="background1"/>
+            </w:tcBorders>
+            <w:shd w:val="clear" w:color="auto" w:fill="D9D9D9" w:themeFill="background1" w:themeFillShade="D9"/>
+          </w:tcPr>
+          <w:p>
+            <w:r>
+              <w:t>Johao Ramírez</w:t>
+            </w:r>
+          </w:p>
+        </w:tc>
+        <w:tc>
+          <w:tcPr>
+            <w:tcW w:w="1581" w:type="dxa"/>
+          </w:tcPr>
+          <w:p>
+            <w:r>
               <w:t>Cierre coincide con el Informe Final (semana 15); es la semana de mayor carga del semestre.</w:t>
+            </w:r>
+          </w:p>
+        </w:tc>
+      </w:tr>
+      <w:tr>
+        <w:trPr>
+          <w:jc w:val="center"/>
+        </w:trPr>
+        <w:tc>
+          <w:tcPr>
+            <w:tcW w:w="1580" w:type="dxa"/>
+          </w:tcPr>
+          <w:p>
+            <w:r>
+              <w:t>Todas las competencias</w:t>
+            </w:r>
+          </w:p>
+        </w:tc>
+        <w:tc>
+          <w:tcPr>
+            <w:tcW w:w="1580" w:type="dxa"/>
+          </w:tcPr>
+          <w:p>
+            <w:r>
+              <w:t>Etapa 5: Despliegue y cierre</w:t>
+            </w:r>
+          </w:p>
+        </w:tc>
+        <w:tc>
+          <w:tcPr>
+            <w:tcW w:w="1580" w:type="dxa"/>
+          </w:tcPr>
+          <w:p>
+            <w:pPr>
+              <w:spacing w:after="60"/>
+            </w:pPr>
+            <w:r>
+              <w:rPr>
+                <w:sz w:val="16"/>
+              </w:rPr>
+              <w:t>5.1 Corrección de defectos y retroalimentación;</w:t>
+            </w:r>
+          </w:p>
+          <w:p>
+            <w:pPr>
+              <w:spacing w:after="60"/>
+            </w:pPr>
+            <w:r>
+              <w:rPr>
+                <w:sz w:val="16"/>
+              </w:rPr>
+              <w:t>5.2 Manual técnico y de despliegue y README final;</w:t>
+            </w:r>
+          </w:p>
+          <w:p>
+            <w:pPr>
+              <w:spacing w:after="60"/>
+            </w:pPr>
+            <w:r>
+              <w:rPr>
+                <w:sz w:val="16"/>
+              </w:rPr>
+              <w:t>5.3 preparación de la presentación y la demostración;</w:t>
+            </w:r>
+          </w:p>
+          <w:p>
+            <w:pPr>
+              <w:spacing w:after="60"/>
+            </w:pPr>
+            <w:r>
+              <w:rPr>
+                <w:sz w:val="16"/>
+              </w:rPr>
+              <w:t>5.4 presentación ante comisión.</w:t>
+            </w:r>
+          </w:p>
+        </w:tc>
+        <w:tc>
+          <w:tcPr>
+            <w:tcW w:w="1580" w:type="dxa"/>
+          </w:tcPr>
+          <w:p>
+            <w:r>
+              <w:t>Docker, GitHub, plantilla de presentación del curso</w:t>
+            </w:r>
+          </w:p>
+        </w:tc>
+        <w:tc>
+          <w:tcPr>
+            <w:tcW w:w="1580" w:type="dxa"/>
+            <w:tcBorders>
+              <w:right w:val="single" w:sz="4" w:space="0" w:color="FFFFFF" w:themeColor="background1"/>
+            </w:tcBorders>
+          </w:tcPr>
+          <w:p>
+            <w:r>
+              <w:t>Semanas 16–18</w:t>
+            </w:r>
+          </w:p>
+        </w:tc>
+        <w:tc>
+          <w:tcPr>
+            <w:tcW w:w="1580" w:type="dxa"/>
+            <w:tcBorders>
+              <w:left w:val="single" w:sz="4" w:space="0" w:color="FFFFFF" w:themeColor="background1"/>
+            </w:tcBorders>
+            <w:shd w:val="clear" w:color="auto" w:fill="D9D9D9" w:themeFill="background1" w:themeFillShade="D9"/>
+          </w:tcPr>
+          <w:p>
+            <w:r>
+              <w:t>Johao Ramírez</w:t>
+            </w:r>
+          </w:p>
+        </w:tc>
+        <w:tc>
+          <w:tcPr>
+            <w:tcW w:w="1581" w:type="dxa"/>
+          </w:tcPr>
+          <w:p>
+            <w:r>
+              <w:t>Presentación final ante comisión en las semanas 17–18.</w:t>
             </w:r>
           </w:p>
         </w:tc>
@@ -3415,147 +3985,119 @@
     <w:tbl>
       <w:tblPr>
         <w:tblStyle w:val="Tablaconcuadrcula"/>
-        <w:tblW w:w="10802" w:type="dxa"/>
-        <w:tblInd w:w="-1160" w:type="dxa"/>
-        <w:tblBorders>
-          <w:top w:val="single" w:sz="4" w:space="0" w:color="BFBFBF" w:themeColor="background1" w:themeShade="BF"/>
-          <w:left w:val="single" w:sz="4" w:space="0" w:color="BFBFBF" w:themeColor="background1" w:themeShade="BF"/>
-          <w:bottom w:val="single" w:sz="4" w:space="0" w:color="BFBFBF" w:themeColor="background1" w:themeShade="BF"/>
-          <w:right w:val="single" w:sz="4" w:space="0" w:color="BFBFBF" w:themeColor="background1" w:themeShade="BF"/>
-          <w:insideH w:val="single" w:sz="4" w:space="0" w:color="BFBFBF" w:themeColor="background1" w:themeShade="BF"/>
-          <w:insideV w:val="single" w:sz="4" w:space="0" w:color="BFBFBF" w:themeColor="background1" w:themeShade="BF"/>
-        </w:tblBorders>
-        <w:tblLook w:val="04A0" w:firstRow="1" w:lastRow="0" w:firstColumn="1" w:lastColumn="0" w:noHBand="0" w:noVBand="1"/>
+        <w:tblW w:type="auto" w:w="0"/>
+        <w:tblLayout w:type="fixed"/>
+        <w:tblLook w:firstColumn="1" w:firstRow="1" w:lastColumn="0" w:lastRow="0" w:noHBand="0" w:noVBand="1" w:val="04A0"/>
+        <w:tblLayout w:type="fixed"/>
       </w:tblPr>
       <w:tblGrid>
-        <w:gridCol w:w="1351"/>
-        <w:gridCol w:w="536"/>
-        <w:gridCol w:w="522"/>
-        <w:gridCol w:w="523"/>
-        <w:gridCol w:w="526"/>
-        <w:gridCol w:w="523"/>
-        <w:gridCol w:w="523"/>
-        <w:gridCol w:w="523"/>
-        <w:gridCol w:w="523"/>
-        <w:gridCol w:w="523"/>
-        <w:gridCol w:w="523"/>
-        <w:gridCol w:w="523"/>
-        <w:gridCol w:w="523"/>
-        <w:gridCol w:w="525"/>
-        <w:gridCol w:w="525"/>
-        <w:gridCol w:w="525"/>
-        <w:gridCol w:w="7"/>
-        <w:gridCol w:w="518"/>
-        <w:gridCol w:w="525"/>
-        <w:gridCol w:w="525"/>
-        <w:gridCol w:w="10"/>
+        <w:gridCol w:w="2551"/>
+        <w:gridCol w:w="328"/>
+        <w:gridCol w:w="328"/>
+        <w:gridCol w:w="328"/>
+        <w:gridCol w:w="328"/>
+        <w:gridCol w:w="328"/>
+        <w:gridCol w:w="328"/>
+        <w:gridCol w:w="328"/>
+        <w:gridCol w:w="328"/>
+        <w:gridCol w:w="328"/>
+        <w:gridCol w:w="328"/>
+        <w:gridCol w:w="328"/>
+        <w:gridCol w:w="328"/>
+        <w:gridCol w:w="328"/>
+        <w:gridCol w:w="328"/>
+        <w:gridCol w:w="328"/>
+        <w:gridCol w:w="328"/>
+        <w:gridCol w:w="328"/>
+        <w:gridCol w:w="328"/>
       </w:tblGrid>
       <w:tr>
         <w:trPr>
-          <w:trHeight w:val="294"/>
+          <w:cantSplit/>
+          <w:tblHeader/>
         </w:trPr>
         <w:tc>
           <w:tcPr>
-            <w:tcW w:w="1351" w:type="dxa"/>
+            <w:tcW w:type="dxa" w:w="2551"/>
             <w:vMerge w:val="restart"/>
-            <w:hideMark/>
-          </w:tcPr>
-          <w:p>
-            <w:pPr>
-              <w:spacing w:line="360" w:lineRule="auto"/>
-              <w:jc w:val="both"/>
+            <w:vAlign w:val="center"/>
+          </w:tcPr>
+          <w:p>
+            <w:pPr>
+              <w:spacing w:after="0" w:before="0" w:line="240" w:lineRule="auto"/>
+              <w:jc w:val="left"/>
+            </w:pPr>
+            <w:r>
               <w:rPr>
                 <w:b/>
-                <w:sz w:val="16"/>
-                <w:szCs w:val="16"/>
-              </w:rPr>
+                <w:color w:val="000000"/>
+                <w:sz w:val="15"/>
+              </w:rPr>
+              <w:t>Actividad</w:t>
+            </w:r>
+          </w:p>
+        </w:tc>
+        <w:tc>
+          <w:tcPr>
+            <w:tcW w:type="dxa" w:w="1316"/>
+            <w:gridSpan w:val="4"/>
+            <w:vAlign w:val="center"/>
+            <w:shd w:val="clear" w:color="auto" w:fill="E2F0D9"/>
+          </w:tcPr>
+          <w:p>
+            <w:pPr>
+              <w:spacing w:after="0" w:before="0" w:line="240" w:lineRule="auto"/>
+              <w:jc w:val="center"/>
             </w:pPr>
             <w:r>
               <w:rPr>
                 <w:b/>
-                <w:sz w:val="16"/>
-                <w:szCs w:val="16"/>
-              </w:rPr>
-              <w:t>Actividad</w:t>
-            </w:r>
-          </w:p>
-        </w:tc>
-        <w:tc>
-          <w:tcPr>
-            <w:tcW w:w="2107" w:type="dxa"/>
-            <w:gridSpan w:val="4"/>
-            <w:shd w:val="clear" w:color="auto" w:fill="E2EFD9" w:themeFill="accent6" w:themeFillTint="33"/>
-            <w:hideMark/>
-          </w:tcPr>
-          <w:p>
-            <w:pPr>
-              <w:spacing w:line="360" w:lineRule="auto"/>
+                <w:color w:val="000000"/>
+                <w:sz w:val="15"/>
+              </w:rPr>
+              <w:t>Fase 1</w:t>
+            </w:r>
+          </w:p>
+        </w:tc>
+        <w:tc>
+          <w:tcPr>
+            <w:tcW w:type="dxa" w:w="3619"/>
+            <w:gridSpan w:val="11"/>
+            <w:vAlign w:val="center"/>
+            <w:shd w:val="clear" w:color="auto" w:fill="FFF2CC"/>
+          </w:tcPr>
+          <w:p>
+            <w:pPr>
+              <w:spacing w:after="0" w:before="0" w:line="240" w:lineRule="auto"/>
               <w:jc w:val="center"/>
+            </w:pPr>
+            <w:r>
               <w:rPr>
                 <w:b/>
-                <w:sz w:val="16"/>
-                <w:szCs w:val="16"/>
-              </w:rPr>
+                <w:color w:val="000000"/>
+                <w:sz w:val="15"/>
+              </w:rPr>
+              <w:t>Fase 2</w:t>
+            </w:r>
+          </w:p>
+        </w:tc>
+        <w:tc>
+          <w:tcPr>
+            <w:tcW w:type="dxa" w:w="987"/>
+            <w:gridSpan w:val="3"/>
+            <w:vAlign w:val="center"/>
+            <w:shd w:val="clear" w:color="auto" w:fill="FCE4D6"/>
+          </w:tcPr>
+          <w:p>
+            <w:pPr>
+              <w:spacing w:after="0" w:before="0" w:line="240" w:lineRule="auto"/>
+              <w:jc w:val="center"/>
             </w:pPr>
             <w:r>
               <w:rPr>
                 <w:b/>
-                <w:sz w:val="16"/>
-                <w:szCs w:val="16"/>
-              </w:rPr>
-              <w:t>Fase 1</w:t>
-            </w:r>
-          </w:p>
-        </w:tc>
-        <w:tc>
-          <w:tcPr>
-            <w:tcW w:w="5766" w:type="dxa"/>
-            <w:gridSpan w:val="12"/>
-            <w:shd w:val="clear" w:color="auto" w:fill="FFF2CC" w:themeFill="accent4" w:themeFillTint="33"/>
-            <w:hideMark/>
-          </w:tcPr>
-          <w:p>
-            <w:pPr>
-              <w:spacing w:line="360" w:lineRule="auto"/>
-              <w:jc w:val="center"/>
-              <w:rPr>
-                <w:b/>
-                <w:sz w:val="16"/>
-                <w:szCs w:val="16"/>
-              </w:rPr>
-            </w:pPr>
-            <w:r>
-              <w:rPr>
-                <w:b/>
-                <w:sz w:val="16"/>
-                <w:szCs w:val="16"/>
-              </w:rPr>
-              <w:t>Fase 2</w:t>
-            </w:r>
-          </w:p>
-        </w:tc>
-        <w:tc>
-          <w:tcPr>
-            <w:tcW w:w="1578" w:type="dxa"/>
-            <w:gridSpan w:val="4"/>
-            <w:shd w:val="clear" w:color="auto" w:fill="FBE4D5" w:themeFill="accent2" w:themeFillTint="33"/>
-            <w:hideMark/>
-          </w:tcPr>
-          <w:p>
-            <w:pPr>
-              <w:spacing w:line="360" w:lineRule="auto"/>
-              <w:jc w:val="center"/>
-              <w:rPr>
-                <w:b/>
-                <w:sz w:val="16"/>
-                <w:szCs w:val="16"/>
-              </w:rPr>
-            </w:pPr>
-            <w:r>
-              <w:rPr>
-                <w:b/>
-                <w:sz w:val="16"/>
-                <w:szCs w:val="16"/>
+                <w:color w:val="000000"/>
+                <w:sz w:val="15"/>
               </w:rPr>
               <w:t>Fase 3</w:t>
             </w:r>
@@ -3564,3739 +4106,4945 @@
       </w:tr>
       <w:tr>
         <w:trPr>
-          <w:gridAfter w:val="1"/>
-          <w:wAfter w:w="10" w:type="dxa"/>
-          <w:trHeight w:val="303"/>
+          <w:cantSplit/>
+          <w:tblHeader/>
         </w:trPr>
         <w:tc>
           <w:tcPr>
-            <w:tcW w:w="0" w:type="auto"/>
+            <w:tcW w:type="dxa" w:w="2551"/>
             <w:vMerge/>
-            <w:vAlign w:val="center"/>
-            <w:hideMark/>
-          </w:tcPr>
-          <w:p>
-            <w:pPr>
+          </w:tcPr>
+          <w:p/>
+        </w:tc>
+        <w:tc>
+          <w:tcPr>
+            <w:tcW w:type="dxa" w:w="329"/>
+            <w:vAlign w:val="center"/>
+            <w:tcMar>
+              <w:left w:w="10" w:type="dxa"/>
+              <w:right w:w="10" w:type="dxa"/>
+            </w:tcMar>
+          </w:tcPr>
+          <w:p>
+            <w:pPr>
+              <w:spacing w:after="0" w:before="0" w:line="240" w:lineRule="auto"/>
+              <w:jc w:val="center"/>
+            </w:pPr>
+            <w:r>
               <w:rPr>
                 <w:b/>
-                <w:sz w:val="16"/>
-                <w:szCs w:val="16"/>
-              </w:rPr>
-            </w:pPr>
-          </w:p>
-        </w:tc>
-        <w:tc>
-          <w:tcPr>
-            <w:tcW w:w="536" w:type="dxa"/>
-            <w:hideMark/>
-          </w:tcPr>
-          <w:p>
-            <w:pPr>
-              <w:spacing w:line="360" w:lineRule="auto"/>
+                <w:color w:val="000000"/>
+                <w:sz w:val="12"/>
+              </w:rPr>
+              <w:t>1</w:t>
+            </w:r>
+          </w:p>
+        </w:tc>
+        <w:tc>
+          <w:tcPr>
+            <w:tcW w:type="dxa" w:w="329"/>
+            <w:vAlign w:val="center"/>
+            <w:tcMar>
+              <w:left w:w="10" w:type="dxa"/>
+              <w:right w:w="10" w:type="dxa"/>
+            </w:tcMar>
+          </w:tcPr>
+          <w:p>
+            <w:pPr>
+              <w:spacing w:after="0" w:before="0" w:line="240" w:lineRule="auto"/>
               <w:jc w:val="center"/>
+            </w:pPr>
+            <w:r>
               <w:rPr>
                 <w:b/>
-                <w:sz w:val="16"/>
-                <w:szCs w:val="16"/>
-              </w:rPr>
+                <w:color w:val="000000"/>
+                <w:sz w:val="12"/>
+              </w:rPr>
+              <w:t>2</w:t>
+            </w:r>
+          </w:p>
+        </w:tc>
+        <w:tc>
+          <w:tcPr>
+            <w:tcW w:type="dxa" w:w="329"/>
+            <w:vAlign w:val="center"/>
+            <w:tcMar>
+              <w:left w:w="10" w:type="dxa"/>
+              <w:right w:w="10" w:type="dxa"/>
+            </w:tcMar>
+          </w:tcPr>
+          <w:p>
+            <w:pPr>
+              <w:spacing w:after="0" w:before="0" w:line="240" w:lineRule="auto"/>
+              <w:jc w:val="center"/>
             </w:pPr>
             <w:r>
               <w:rPr>
                 <w:b/>
-                <w:sz w:val="16"/>
-                <w:szCs w:val="16"/>
-              </w:rPr>
-              <w:t>S 1</w:t>
-            </w:r>
-          </w:p>
-        </w:tc>
-        <w:tc>
-          <w:tcPr>
-            <w:tcW w:w="522" w:type="dxa"/>
-            <w:hideMark/>
-          </w:tcPr>
-          <w:p>
-            <w:pPr>
-              <w:spacing w:line="360" w:lineRule="auto"/>
+                <w:color w:val="000000"/>
+                <w:sz w:val="12"/>
+              </w:rPr>
+              <w:t>3</w:t>
+            </w:r>
+          </w:p>
+        </w:tc>
+        <w:tc>
+          <w:tcPr>
+            <w:tcW w:type="dxa" w:w="329"/>
+            <w:vAlign w:val="center"/>
+            <w:tcMar>
+              <w:left w:w="10" w:type="dxa"/>
+              <w:right w:w="10" w:type="dxa"/>
+            </w:tcMar>
+          </w:tcPr>
+          <w:p>
+            <w:pPr>
+              <w:spacing w:after="0" w:before="0" w:line="240" w:lineRule="auto"/>
               <w:jc w:val="center"/>
+            </w:pPr>
+            <w:r>
               <w:rPr>
                 <w:b/>
-                <w:sz w:val="16"/>
-                <w:szCs w:val="16"/>
-              </w:rPr>
+                <w:color w:val="000000"/>
+                <w:sz w:val="12"/>
+              </w:rPr>
+              <w:t>4</w:t>
+            </w:r>
+          </w:p>
+        </w:tc>
+        <w:tc>
+          <w:tcPr>
+            <w:tcW w:type="dxa" w:w="329"/>
+            <w:vAlign w:val="center"/>
+            <w:tcMar>
+              <w:left w:w="10" w:type="dxa"/>
+              <w:right w:w="10" w:type="dxa"/>
+            </w:tcMar>
+          </w:tcPr>
+          <w:p>
+            <w:pPr>
+              <w:spacing w:after="0" w:before="0" w:line="240" w:lineRule="auto"/>
+              <w:jc w:val="center"/>
             </w:pPr>
             <w:r>
               <w:rPr>
                 <w:b/>
-                <w:sz w:val="16"/>
-                <w:szCs w:val="16"/>
-              </w:rPr>
-              <w:t>S 2</w:t>
-            </w:r>
-          </w:p>
-        </w:tc>
-        <w:tc>
-          <w:tcPr>
-            <w:tcW w:w="523" w:type="dxa"/>
-            <w:hideMark/>
-          </w:tcPr>
-          <w:p>
-            <w:pPr>
-              <w:spacing w:line="360" w:lineRule="auto"/>
+                <w:color w:val="000000"/>
+                <w:sz w:val="12"/>
+              </w:rPr>
+              <w:t>5</w:t>
+            </w:r>
+          </w:p>
+        </w:tc>
+        <w:tc>
+          <w:tcPr>
+            <w:tcW w:type="dxa" w:w="329"/>
+            <w:vAlign w:val="center"/>
+            <w:tcMar>
+              <w:left w:w="10" w:type="dxa"/>
+              <w:right w:w="10" w:type="dxa"/>
+            </w:tcMar>
+          </w:tcPr>
+          <w:p>
+            <w:pPr>
+              <w:spacing w:after="0" w:before="0" w:line="240" w:lineRule="auto"/>
               <w:jc w:val="center"/>
+            </w:pPr>
+            <w:r>
               <w:rPr>
                 <w:b/>
-                <w:sz w:val="16"/>
-                <w:szCs w:val="16"/>
-              </w:rPr>
+                <w:color w:val="000000"/>
+                <w:sz w:val="12"/>
+              </w:rPr>
+              <w:t>6</w:t>
+            </w:r>
+          </w:p>
+        </w:tc>
+        <w:tc>
+          <w:tcPr>
+            <w:tcW w:type="dxa" w:w="329"/>
+            <w:vAlign w:val="center"/>
+            <w:tcMar>
+              <w:left w:w="10" w:type="dxa"/>
+              <w:right w:w="10" w:type="dxa"/>
+            </w:tcMar>
+          </w:tcPr>
+          <w:p>
+            <w:pPr>
+              <w:spacing w:after="0" w:before="0" w:line="240" w:lineRule="auto"/>
+              <w:jc w:val="center"/>
             </w:pPr>
             <w:r>
               <w:rPr>
                 <w:b/>
-                <w:sz w:val="16"/>
-                <w:szCs w:val="16"/>
-              </w:rPr>
-              <w:t>S 3</w:t>
-            </w:r>
-          </w:p>
-        </w:tc>
-        <w:tc>
-          <w:tcPr>
-            <w:tcW w:w="526" w:type="dxa"/>
-            <w:hideMark/>
-          </w:tcPr>
-          <w:p>
-            <w:pPr>
-              <w:spacing w:line="360" w:lineRule="auto"/>
+                <w:color w:val="000000"/>
+                <w:sz w:val="12"/>
+              </w:rPr>
+              <w:t>7</w:t>
+            </w:r>
+          </w:p>
+        </w:tc>
+        <w:tc>
+          <w:tcPr>
+            <w:tcW w:type="dxa" w:w="329"/>
+            <w:vAlign w:val="center"/>
+            <w:tcMar>
+              <w:left w:w="10" w:type="dxa"/>
+              <w:right w:w="10" w:type="dxa"/>
+            </w:tcMar>
+          </w:tcPr>
+          <w:p>
+            <w:pPr>
+              <w:spacing w:after="0" w:before="0" w:line="240" w:lineRule="auto"/>
               <w:jc w:val="center"/>
+            </w:pPr>
+            <w:r>
               <w:rPr>
                 <w:b/>
-                <w:sz w:val="16"/>
-                <w:szCs w:val="16"/>
-              </w:rPr>
+                <w:color w:val="000000"/>
+                <w:sz w:val="12"/>
+              </w:rPr>
+              <w:t>8</w:t>
+            </w:r>
+          </w:p>
+        </w:tc>
+        <w:tc>
+          <w:tcPr>
+            <w:tcW w:type="dxa" w:w="329"/>
+            <w:vAlign w:val="center"/>
+            <w:tcMar>
+              <w:left w:w="10" w:type="dxa"/>
+              <w:right w:w="10" w:type="dxa"/>
+            </w:tcMar>
+          </w:tcPr>
+          <w:p>
+            <w:pPr>
+              <w:spacing w:after="0" w:before="0" w:line="240" w:lineRule="auto"/>
+              <w:jc w:val="center"/>
             </w:pPr>
             <w:r>
               <w:rPr>
                 <w:b/>
-                <w:sz w:val="16"/>
-                <w:szCs w:val="16"/>
-              </w:rPr>
-              <w:t>S 4</w:t>
-            </w:r>
-          </w:p>
-        </w:tc>
-        <w:tc>
-          <w:tcPr>
-            <w:tcW w:w="523" w:type="dxa"/>
-            <w:hideMark/>
-          </w:tcPr>
-          <w:p>
-            <w:pPr>
-              <w:spacing w:line="360" w:lineRule="auto"/>
+                <w:color w:val="000000"/>
+                <w:sz w:val="12"/>
+              </w:rPr>
+              <w:t>9</w:t>
+            </w:r>
+          </w:p>
+        </w:tc>
+        <w:tc>
+          <w:tcPr>
+            <w:tcW w:type="dxa" w:w="329"/>
+            <w:vAlign w:val="center"/>
+            <w:tcMar>
+              <w:left w:w="10" w:type="dxa"/>
+              <w:right w:w="10" w:type="dxa"/>
+            </w:tcMar>
+          </w:tcPr>
+          <w:p>
+            <w:pPr>
+              <w:spacing w:after="0" w:before="0" w:line="240" w:lineRule="auto"/>
               <w:jc w:val="center"/>
+            </w:pPr>
+            <w:r>
               <w:rPr>
                 <w:b/>
-                <w:sz w:val="16"/>
-                <w:szCs w:val="16"/>
-              </w:rPr>
+                <w:color w:val="000000"/>
+                <w:sz w:val="12"/>
+              </w:rPr>
+              <w:t>10</w:t>
+            </w:r>
+          </w:p>
+        </w:tc>
+        <w:tc>
+          <w:tcPr>
+            <w:tcW w:type="dxa" w:w="329"/>
+            <w:vAlign w:val="center"/>
+            <w:tcMar>
+              <w:left w:w="10" w:type="dxa"/>
+              <w:right w:w="10" w:type="dxa"/>
+            </w:tcMar>
+          </w:tcPr>
+          <w:p>
+            <w:pPr>
+              <w:spacing w:after="0" w:before="0" w:line="240" w:lineRule="auto"/>
+              <w:jc w:val="center"/>
             </w:pPr>
             <w:r>
               <w:rPr>
                 <w:b/>
-                <w:sz w:val="16"/>
-                <w:szCs w:val="16"/>
-              </w:rPr>
-              <w:t>S 5</w:t>
-            </w:r>
-          </w:p>
-        </w:tc>
-        <w:tc>
-          <w:tcPr>
-            <w:tcW w:w="523" w:type="dxa"/>
-            <w:hideMark/>
-          </w:tcPr>
-          <w:p>
-            <w:pPr>
-              <w:spacing w:line="360" w:lineRule="auto"/>
+                <w:color w:val="000000"/>
+                <w:sz w:val="12"/>
+              </w:rPr>
+              <w:t>11</w:t>
+            </w:r>
+          </w:p>
+        </w:tc>
+        <w:tc>
+          <w:tcPr>
+            <w:tcW w:type="dxa" w:w="329"/>
+            <w:vAlign w:val="center"/>
+            <w:tcMar>
+              <w:left w:w="10" w:type="dxa"/>
+              <w:right w:w="10" w:type="dxa"/>
+            </w:tcMar>
+          </w:tcPr>
+          <w:p>
+            <w:pPr>
+              <w:spacing w:after="0" w:before="0" w:line="240" w:lineRule="auto"/>
               <w:jc w:val="center"/>
+            </w:pPr>
+            <w:r>
               <w:rPr>
                 <w:b/>
-                <w:sz w:val="16"/>
-                <w:szCs w:val="16"/>
-              </w:rPr>
+                <w:color w:val="000000"/>
+                <w:sz w:val="12"/>
+              </w:rPr>
+              <w:t>12</w:t>
+            </w:r>
+          </w:p>
+        </w:tc>
+        <w:tc>
+          <w:tcPr>
+            <w:tcW w:type="dxa" w:w="329"/>
+            <w:vAlign w:val="center"/>
+            <w:tcMar>
+              <w:left w:w="10" w:type="dxa"/>
+              <w:right w:w="10" w:type="dxa"/>
+            </w:tcMar>
+          </w:tcPr>
+          <w:p>
+            <w:pPr>
+              <w:spacing w:after="0" w:before="0" w:line="240" w:lineRule="auto"/>
+              <w:jc w:val="center"/>
             </w:pPr>
             <w:r>
               <w:rPr>
                 <w:b/>
-                <w:sz w:val="16"/>
-                <w:szCs w:val="16"/>
-              </w:rPr>
-              <w:t>S 6</w:t>
-            </w:r>
-          </w:p>
-        </w:tc>
-        <w:tc>
-          <w:tcPr>
-            <w:tcW w:w="523" w:type="dxa"/>
-            <w:hideMark/>
-          </w:tcPr>
-          <w:p>
-            <w:pPr>
-              <w:spacing w:line="360" w:lineRule="auto"/>
+                <w:color w:val="000000"/>
+                <w:sz w:val="12"/>
+              </w:rPr>
+              <w:t>13</w:t>
+            </w:r>
+          </w:p>
+        </w:tc>
+        <w:tc>
+          <w:tcPr>
+            <w:tcW w:type="dxa" w:w="329"/>
+            <w:vAlign w:val="center"/>
+            <w:tcMar>
+              <w:left w:w="10" w:type="dxa"/>
+              <w:right w:w="10" w:type="dxa"/>
+            </w:tcMar>
+          </w:tcPr>
+          <w:p>
+            <w:pPr>
+              <w:spacing w:after="0" w:before="0" w:line="240" w:lineRule="auto"/>
               <w:jc w:val="center"/>
+            </w:pPr>
+            <w:r>
               <w:rPr>
                 <w:b/>
-                <w:sz w:val="16"/>
-                <w:szCs w:val="16"/>
-              </w:rPr>
+                <w:color w:val="000000"/>
+                <w:sz w:val="12"/>
+              </w:rPr>
+              <w:t>14</w:t>
+            </w:r>
+          </w:p>
+        </w:tc>
+        <w:tc>
+          <w:tcPr>
+            <w:tcW w:type="dxa" w:w="329"/>
+            <w:vAlign w:val="center"/>
+            <w:tcMar>
+              <w:left w:w="10" w:type="dxa"/>
+              <w:right w:w="10" w:type="dxa"/>
+            </w:tcMar>
+          </w:tcPr>
+          <w:p>
+            <w:pPr>
+              <w:spacing w:after="0" w:before="0" w:line="240" w:lineRule="auto"/>
+              <w:jc w:val="center"/>
             </w:pPr>
             <w:r>
               <w:rPr>
                 <w:b/>
-                <w:sz w:val="16"/>
-                <w:szCs w:val="16"/>
-              </w:rPr>
-              <w:t>S 7</w:t>
-            </w:r>
-          </w:p>
-        </w:tc>
-        <w:tc>
-          <w:tcPr>
-            <w:tcW w:w="523" w:type="dxa"/>
-            <w:hideMark/>
-          </w:tcPr>
-          <w:p>
-            <w:pPr>
-              <w:spacing w:line="360" w:lineRule="auto"/>
+                <w:color w:val="000000"/>
+                <w:sz w:val="12"/>
+              </w:rPr>
+              <w:t>15</w:t>
+            </w:r>
+          </w:p>
+        </w:tc>
+        <w:tc>
+          <w:tcPr>
+            <w:tcW w:type="dxa" w:w="329"/>
+            <w:vAlign w:val="center"/>
+            <w:tcMar>
+              <w:left w:w="10" w:type="dxa"/>
+              <w:right w:w="10" w:type="dxa"/>
+            </w:tcMar>
+          </w:tcPr>
+          <w:p>
+            <w:pPr>
+              <w:spacing w:after="0" w:before="0" w:line="240" w:lineRule="auto"/>
               <w:jc w:val="center"/>
+            </w:pPr>
+            <w:r>
               <w:rPr>
                 <w:b/>
-                <w:sz w:val="16"/>
-                <w:szCs w:val="16"/>
-              </w:rPr>
+                <w:color w:val="000000"/>
+                <w:sz w:val="12"/>
+              </w:rPr>
+              <w:t>16</w:t>
+            </w:r>
+          </w:p>
+        </w:tc>
+        <w:tc>
+          <w:tcPr>
+            <w:tcW w:type="dxa" w:w="329"/>
+            <w:vAlign w:val="center"/>
+            <w:tcMar>
+              <w:left w:w="10" w:type="dxa"/>
+              <w:right w:w="10" w:type="dxa"/>
+            </w:tcMar>
+          </w:tcPr>
+          <w:p>
+            <w:pPr>
+              <w:spacing w:after="0" w:before="0" w:line="240" w:lineRule="auto"/>
+              <w:jc w:val="center"/>
             </w:pPr>
             <w:r>
               <w:rPr>
                 <w:b/>
-                <w:sz w:val="16"/>
-                <w:szCs w:val="16"/>
-              </w:rPr>
-              <w:t>S 8</w:t>
-            </w:r>
-          </w:p>
-        </w:tc>
-        <w:tc>
-          <w:tcPr>
-            <w:tcW w:w="523" w:type="dxa"/>
-            <w:hideMark/>
-          </w:tcPr>
-          <w:p>
-            <w:pPr>
-              <w:spacing w:line="360" w:lineRule="auto"/>
+                <w:color w:val="000000"/>
+                <w:sz w:val="12"/>
+              </w:rPr>
+              <w:t>17</w:t>
+            </w:r>
+          </w:p>
+        </w:tc>
+        <w:tc>
+          <w:tcPr>
+            <w:tcW w:type="dxa" w:w="329"/>
+            <w:vAlign w:val="center"/>
+            <w:tcMar>
+              <w:left w:w="10" w:type="dxa"/>
+              <w:right w:w="10" w:type="dxa"/>
+            </w:tcMar>
+          </w:tcPr>
+          <w:p>
+            <w:pPr>
+              <w:spacing w:after="0" w:before="0" w:line="240" w:lineRule="auto"/>
               <w:jc w:val="center"/>
+            </w:pPr>
+            <w:r>
               <w:rPr>
                 <w:b/>
-                <w:sz w:val="16"/>
-                <w:szCs w:val="16"/>
-              </w:rPr>
-            </w:pPr>
-            <w:r>
-              <w:rPr>
-                <w:b/>
-                <w:sz w:val="16"/>
-                <w:szCs w:val="16"/>
-              </w:rPr>
-              <w:t>S 9</w:t>
-            </w:r>
-          </w:p>
-        </w:tc>
-        <w:tc>
-          <w:tcPr>
-            <w:tcW w:w="523" w:type="dxa"/>
-            <w:hideMark/>
-          </w:tcPr>
-          <w:p>
-            <w:pPr>
-              <w:spacing w:line="360" w:lineRule="auto"/>
-              <w:jc w:val="center"/>
-              <w:rPr>
-                <w:b/>
-                <w:sz w:val="16"/>
-                <w:szCs w:val="16"/>
-              </w:rPr>
-            </w:pPr>
-            <w:r>
-              <w:rPr>
-                <w:b/>
-                <w:sz w:val="16"/>
-                <w:szCs w:val="16"/>
-              </w:rPr>
-              <w:t>S 10</w:t>
-            </w:r>
-          </w:p>
-        </w:tc>
-        <w:tc>
-          <w:tcPr>
-            <w:tcW w:w="523" w:type="dxa"/>
-            <w:hideMark/>
-          </w:tcPr>
-          <w:p>
-            <w:pPr>
-              <w:spacing w:line="360" w:lineRule="auto"/>
-              <w:jc w:val="center"/>
-              <w:rPr>
-                <w:b/>
-                <w:sz w:val="16"/>
-                <w:szCs w:val="16"/>
-              </w:rPr>
-            </w:pPr>
-            <w:r>
-              <w:rPr>
-                <w:b/>
-                <w:sz w:val="16"/>
-                <w:szCs w:val="16"/>
-              </w:rPr>
-              <w:t>S 11</w:t>
-            </w:r>
-          </w:p>
-        </w:tc>
-        <w:tc>
-          <w:tcPr>
-            <w:tcW w:w="523" w:type="dxa"/>
-            <w:hideMark/>
-          </w:tcPr>
-          <w:p>
-            <w:pPr>
-              <w:spacing w:line="360" w:lineRule="auto"/>
-              <w:jc w:val="center"/>
-              <w:rPr>
-                <w:b/>
-                <w:sz w:val="16"/>
-                <w:szCs w:val="16"/>
-              </w:rPr>
-            </w:pPr>
-            <w:r>
-              <w:rPr>
-                <w:b/>
-                <w:sz w:val="16"/>
-                <w:szCs w:val="16"/>
-              </w:rPr>
-              <w:t>S 12</w:t>
-            </w:r>
-          </w:p>
-        </w:tc>
-        <w:tc>
-          <w:tcPr>
-            <w:tcW w:w="525" w:type="dxa"/>
-            <w:hideMark/>
-          </w:tcPr>
-          <w:p>
-            <w:pPr>
-              <w:spacing w:line="360" w:lineRule="auto"/>
-              <w:jc w:val="center"/>
-              <w:rPr>
-                <w:b/>
-                <w:sz w:val="16"/>
-                <w:szCs w:val="16"/>
-              </w:rPr>
-            </w:pPr>
-            <w:r>
-              <w:rPr>
-                <w:b/>
-                <w:sz w:val="16"/>
-                <w:szCs w:val="16"/>
-              </w:rPr>
-              <w:t>S 13</w:t>
-            </w:r>
-          </w:p>
-        </w:tc>
-        <w:tc>
-          <w:tcPr>
-            <w:tcW w:w="525" w:type="dxa"/>
-            <w:hideMark/>
-          </w:tcPr>
-          <w:p>
-            <w:pPr>
-              <w:spacing w:line="360" w:lineRule="auto"/>
-              <w:jc w:val="center"/>
-              <w:rPr>
-                <w:b/>
-                <w:sz w:val="16"/>
-                <w:szCs w:val="16"/>
-              </w:rPr>
-            </w:pPr>
-            <w:r>
-              <w:rPr>
-                <w:b/>
-                <w:sz w:val="16"/>
-                <w:szCs w:val="16"/>
-              </w:rPr>
-              <w:t>S 14</w:t>
-            </w:r>
-          </w:p>
-        </w:tc>
-        <w:tc>
-          <w:tcPr>
-            <w:tcW w:w="525" w:type="dxa"/>
-            <w:hideMark/>
-          </w:tcPr>
-          <w:p>
-            <w:pPr>
-              <w:spacing w:line="360" w:lineRule="auto"/>
-              <w:jc w:val="center"/>
-              <w:rPr>
-                <w:b/>
-                <w:sz w:val="16"/>
-                <w:szCs w:val="16"/>
-              </w:rPr>
-            </w:pPr>
-            <w:r>
-              <w:rPr>
-                <w:b/>
-                <w:sz w:val="16"/>
-                <w:szCs w:val="16"/>
-              </w:rPr>
-              <w:t>S 15</w:t>
-            </w:r>
-          </w:p>
-        </w:tc>
-        <w:tc>
-          <w:tcPr>
-            <w:tcW w:w="525" w:type="dxa"/>
-            <w:gridSpan w:val="2"/>
-            <w:hideMark/>
-          </w:tcPr>
-          <w:p>
-            <w:pPr>
-              <w:spacing w:line="360" w:lineRule="auto"/>
-              <w:jc w:val="center"/>
-              <w:rPr>
-                <w:b/>
-                <w:sz w:val="16"/>
-                <w:szCs w:val="16"/>
-              </w:rPr>
-            </w:pPr>
-            <w:r>
-              <w:rPr>
-                <w:b/>
-                <w:sz w:val="16"/>
-                <w:szCs w:val="16"/>
-              </w:rPr>
-              <w:t>S 16</w:t>
-            </w:r>
-          </w:p>
-        </w:tc>
-        <w:tc>
-          <w:tcPr>
-            <w:tcW w:w="525" w:type="dxa"/>
-            <w:hideMark/>
-          </w:tcPr>
-          <w:p>
-            <w:pPr>
-              <w:spacing w:line="360" w:lineRule="auto"/>
-              <w:jc w:val="center"/>
-              <w:rPr>
-                <w:b/>
-                <w:sz w:val="16"/>
-                <w:szCs w:val="16"/>
-              </w:rPr>
-            </w:pPr>
-            <w:r>
-              <w:rPr>
-                <w:b/>
-                <w:sz w:val="16"/>
-                <w:szCs w:val="16"/>
-              </w:rPr>
-              <w:t>S 17</w:t>
-            </w:r>
-          </w:p>
-        </w:tc>
-        <w:tc>
-          <w:tcPr>
-            <w:tcW w:w="525" w:type="dxa"/>
-            <w:hideMark/>
-          </w:tcPr>
-          <w:p>
-            <w:pPr>
-              <w:spacing w:line="360" w:lineRule="auto"/>
-              <w:jc w:val="center"/>
-              <w:rPr>
-                <w:b/>
-                <w:sz w:val="16"/>
-                <w:szCs w:val="16"/>
-              </w:rPr>
-            </w:pPr>
-            <w:r>
-              <w:rPr>
-                <w:b/>
-                <w:sz w:val="16"/>
-                <w:szCs w:val="16"/>
-              </w:rPr>
-              <w:t>S 18</w:t>
+                <w:color w:val="000000"/>
+                <w:sz w:val="12"/>
+              </w:rPr>
+              <w:t>18</w:t>
             </w:r>
           </w:p>
         </w:tc>
       </w:tr>
       <w:tr>
         <w:trPr>
-          <w:gridAfter w:val="1"/>
-          <w:wAfter w:w="10" w:type="dxa"/>
-          <w:trHeight w:val="294"/>
+          <w:cantSplit/>
         </w:trPr>
         <w:tc>
           <w:tcPr>
-            <w:tcW w:w="1351" w:type="dxa"/>
-            <w:hideMark/>
-          </w:tcPr>
-          <w:p>
-            <w:r>
-              <w:t>Definición del proyecto y marco teórico</w:t>
-            </w:r>
-          </w:p>
-        </w:tc>
-        <w:tc>
-          <w:tcPr>
-            <w:tcW w:w="536" w:type="dxa"/>
-          </w:tcPr>
-          <w:p>
-            <w:r>
-              <w:t>X</w:t>
-            </w:r>
-          </w:p>
-        </w:tc>
-        <w:tc>
-          <w:tcPr>
-            <w:tcW w:w="522" w:type="dxa"/>
-          </w:tcPr>
-          <w:p>
-            <w:r>
-              <w:t>X</w:t>
-            </w:r>
-          </w:p>
-        </w:tc>
-        <w:tc>
-          <w:tcPr>
-            <w:tcW w:w="523" w:type="dxa"/>
-          </w:tcPr>
-          <w:p>
-            <w:r>
-              <w:t>X</w:t>
-            </w:r>
-          </w:p>
-        </w:tc>
-        <w:tc>
-          <w:tcPr>
-            <w:tcW w:w="526" w:type="dxa"/>
-          </w:tcPr>
-          <w:p>
-            <w:pPr>
-              <w:spacing w:line="360" w:lineRule="auto"/>
-              <w:jc w:val="both"/>
+            <w:tcW w:type="dxa" w:w="8473"/>
+            <w:gridSpan w:val="19"/>
+            <w:vAlign w:val="center"/>
+            <w:shd w:val="clear" w:color="auto" w:fill="E4EEF0"/>
+          </w:tcPr>
+          <w:p>
+            <w:pPr>
+              <w:spacing w:after="0" w:before="0" w:line="240" w:lineRule="auto"/>
+              <w:jc w:val="left"/>
+            </w:pPr>
+            <w:r>
               <w:rPr>
                 <w:b/>
-                <w:sz w:val="16"/>
-                <w:szCs w:val="16"/>
-              </w:rPr>
-            </w:pPr>
-          </w:p>
-        </w:tc>
-        <w:tc>
-          <w:tcPr>
-            <w:tcW w:w="523" w:type="dxa"/>
-          </w:tcPr>
-          <w:p>
-            <w:pPr>
-              <w:spacing w:line="360" w:lineRule="auto"/>
-              <w:jc w:val="both"/>
-              <w:rPr>
-                <w:b/>
-                <w:sz w:val="16"/>
-                <w:szCs w:val="16"/>
-              </w:rPr>
-            </w:pPr>
-          </w:p>
-        </w:tc>
-        <w:tc>
-          <w:tcPr>
-            <w:tcW w:w="523" w:type="dxa"/>
-          </w:tcPr>
-          <w:p>
-            <w:pPr>
-              <w:spacing w:line="360" w:lineRule="auto"/>
-              <w:jc w:val="both"/>
-              <w:rPr>
-                <w:b/>
-                <w:sz w:val="16"/>
-                <w:szCs w:val="16"/>
-              </w:rPr>
-            </w:pPr>
-          </w:p>
-        </w:tc>
-        <w:tc>
-          <w:tcPr>
-            <w:tcW w:w="523" w:type="dxa"/>
-          </w:tcPr>
-          <w:p>
-            <w:pPr>
-              <w:spacing w:line="360" w:lineRule="auto"/>
-              <w:jc w:val="both"/>
-              <w:rPr>
-                <w:b/>
-                <w:sz w:val="16"/>
-                <w:szCs w:val="16"/>
-              </w:rPr>
-            </w:pPr>
-          </w:p>
-        </w:tc>
-        <w:tc>
-          <w:tcPr>
-            <w:tcW w:w="523" w:type="dxa"/>
-          </w:tcPr>
-          <w:p>
-            <w:pPr>
-              <w:spacing w:line="360" w:lineRule="auto"/>
-              <w:jc w:val="both"/>
-              <w:rPr>
-                <w:b/>
-                <w:sz w:val="16"/>
-                <w:szCs w:val="16"/>
-              </w:rPr>
-            </w:pPr>
-          </w:p>
-        </w:tc>
-        <w:tc>
-          <w:tcPr>
-            <w:tcW w:w="523" w:type="dxa"/>
-          </w:tcPr>
-          <w:p>
-            <w:pPr>
-              <w:spacing w:line="360" w:lineRule="auto"/>
-              <w:jc w:val="both"/>
-              <w:rPr>
-                <w:b/>
-                <w:sz w:val="16"/>
-                <w:szCs w:val="16"/>
-              </w:rPr>
-            </w:pPr>
-          </w:p>
-        </w:tc>
-        <w:tc>
-          <w:tcPr>
-            <w:tcW w:w="523" w:type="dxa"/>
-          </w:tcPr>
-          <w:p>
-            <w:pPr>
-              <w:spacing w:line="360" w:lineRule="auto"/>
-              <w:jc w:val="both"/>
-              <w:rPr>
-                <w:b/>
-                <w:sz w:val="16"/>
-                <w:szCs w:val="16"/>
-              </w:rPr>
-            </w:pPr>
-          </w:p>
-        </w:tc>
-        <w:tc>
-          <w:tcPr>
-            <w:tcW w:w="523" w:type="dxa"/>
-          </w:tcPr>
-          <w:p>
-            <w:pPr>
-              <w:spacing w:line="360" w:lineRule="auto"/>
-              <w:jc w:val="both"/>
-              <w:rPr>
-                <w:b/>
-                <w:sz w:val="16"/>
-                <w:szCs w:val="16"/>
-              </w:rPr>
-            </w:pPr>
-          </w:p>
-        </w:tc>
-        <w:tc>
-          <w:tcPr>
-            <w:tcW w:w="523" w:type="dxa"/>
-          </w:tcPr>
-          <w:p>
-            <w:pPr>
-              <w:spacing w:line="360" w:lineRule="auto"/>
-              <w:jc w:val="both"/>
-              <w:rPr>
-                <w:b/>
-                <w:sz w:val="16"/>
-                <w:szCs w:val="16"/>
-              </w:rPr>
-            </w:pPr>
-          </w:p>
-        </w:tc>
-        <w:tc>
-          <w:tcPr>
-            <w:tcW w:w="525" w:type="dxa"/>
-          </w:tcPr>
-          <w:p>
-            <w:pPr>
-              <w:spacing w:line="360" w:lineRule="auto"/>
-              <w:jc w:val="both"/>
-              <w:rPr>
-                <w:b/>
-                <w:sz w:val="16"/>
-                <w:szCs w:val="16"/>
-              </w:rPr>
-            </w:pPr>
-          </w:p>
-        </w:tc>
-        <w:tc>
-          <w:tcPr>
-            <w:tcW w:w="525" w:type="dxa"/>
-          </w:tcPr>
-          <w:p>
-            <w:pPr>
-              <w:spacing w:line="360" w:lineRule="auto"/>
-              <w:jc w:val="both"/>
-              <w:rPr>
-                <w:b/>
-                <w:sz w:val="16"/>
-                <w:szCs w:val="16"/>
-              </w:rPr>
-            </w:pPr>
-          </w:p>
-        </w:tc>
-        <w:tc>
-          <w:tcPr>
-            <w:tcW w:w="525" w:type="dxa"/>
-          </w:tcPr>
-          <w:p>
-            <w:pPr>
-              <w:spacing w:line="360" w:lineRule="auto"/>
-              <w:jc w:val="both"/>
-              <w:rPr>
-                <w:b/>
-                <w:sz w:val="16"/>
-                <w:szCs w:val="16"/>
-              </w:rPr>
-            </w:pPr>
-          </w:p>
-        </w:tc>
-        <w:tc>
-          <w:tcPr>
-            <w:tcW w:w="525" w:type="dxa"/>
-            <w:gridSpan w:val="2"/>
-          </w:tcPr>
-          <w:p>
-            <w:pPr>
-              <w:spacing w:line="360" w:lineRule="auto"/>
-              <w:jc w:val="both"/>
-              <w:rPr>
-                <w:b/>
-                <w:sz w:val="16"/>
-                <w:szCs w:val="16"/>
-              </w:rPr>
-            </w:pPr>
-          </w:p>
-        </w:tc>
-        <w:tc>
-          <w:tcPr>
-            <w:tcW w:w="525" w:type="dxa"/>
-          </w:tcPr>
-          <w:p>
-            <w:pPr>
-              <w:spacing w:line="360" w:lineRule="auto"/>
-              <w:jc w:val="both"/>
-              <w:rPr>
-                <w:b/>
-                <w:sz w:val="16"/>
-                <w:szCs w:val="16"/>
-              </w:rPr>
-            </w:pPr>
-          </w:p>
-        </w:tc>
-        <w:tc>
-          <w:tcPr>
-            <w:tcW w:w="525" w:type="dxa"/>
-          </w:tcPr>
-          <w:p>
-            <w:pPr>
-              <w:spacing w:line="360" w:lineRule="auto"/>
-              <w:jc w:val="both"/>
-              <w:rPr>
-                <w:b/>
-                <w:sz w:val="16"/>
-                <w:szCs w:val="16"/>
-              </w:rPr>
-            </w:pPr>
+                <w:color w:val="0B4F5C"/>
+                <w:sz w:val="15"/>
+              </w:rPr>
+              <w:t>Definición del proyecto (Fase 1 del curso)</w:t>
+            </w:r>
           </w:p>
         </w:tc>
       </w:tr>
       <w:tr>
         <w:trPr>
-          <w:gridAfter w:val="1"/>
-          <w:wAfter w:w="10" w:type="dxa"/>
-          <w:trHeight w:val="303"/>
+          <w:cantSplit/>
         </w:trPr>
         <w:tc>
           <w:tcPr>
-            <w:tcW w:w="1351" w:type="dxa"/>
-          </w:tcPr>
-          <w:p>
-            <w:r>
-              <w:t>Presentación de Fase 1</w:t>
-            </w:r>
-          </w:p>
-        </w:tc>
-        <w:tc>
-          <w:tcPr>
-            <w:tcW w:w="536" w:type="dxa"/>
-          </w:tcPr>
-          <w:p>
-            <w:pPr>
-              <w:spacing w:line="360" w:lineRule="auto"/>
-              <w:jc w:val="both"/>
-              <w:rPr>
-                <w:b/>
-                <w:sz w:val="16"/>
-                <w:szCs w:val="16"/>
-              </w:rPr>
-            </w:pPr>
-          </w:p>
-        </w:tc>
-        <w:tc>
-          <w:tcPr>
-            <w:tcW w:w="522" w:type="dxa"/>
-          </w:tcPr>
-          <w:p>
-            <w:pPr>
-              <w:spacing w:line="360" w:lineRule="auto"/>
-              <w:jc w:val="both"/>
-              <w:rPr>
-                <w:b/>
-                <w:sz w:val="16"/>
-                <w:szCs w:val="16"/>
-              </w:rPr>
-            </w:pPr>
-          </w:p>
-        </w:tc>
-        <w:tc>
-          <w:tcPr>
-            <w:tcW w:w="523" w:type="dxa"/>
-          </w:tcPr>
-          <w:p>
-            <w:pPr>
-              <w:spacing w:line="360" w:lineRule="auto"/>
-              <w:jc w:val="both"/>
-              <w:rPr>
-                <w:b/>
-                <w:sz w:val="16"/>
-                <w:szCs w:val="16"/>
-              </w:rPr>
-            </w:pPr>
-          </w:p>
-        </w:tc>
-        <w:tc>
-          <w:tcPr>
-            <w:tcW w:w="526" w:type="dxa"/>
-          </w:tcPr>
-          <w:p>
-            <w:r>
-              <w:t>X</w:t>
-            </w:r>
-          </w:p>
-        </w:tc>
-        <w:tc>
-          <w:tcPr>
-            <w:tcW w:w="523" w:type="dxa"/>
-          </w:tcPr>
-          <w:p>
-            <w:pPr>
-              <w:spacing w:line="360" w:lineRule="auto"/>
-              <w:jc w:val="both"/>
-              <w:rPr>
-                <w:b/>
-                <w:sz w:val="16"/>
-                <w:szCs w:val="16"/>
-              </w:rPr>
-            </w:pPr>
-          </w:p>
-        </w:tc>
-        <w:tc>
-          <w:tcPr>
-            <w:tcW w:w="523" w:type="dxa"/>
-          </w:tcPr>
-          <w:p>
-            <w:pPr>
-              <w:spacing w:line="360" w:lineRule="auto"/>
-              <w:jc w:val="both"/>
-              <w:rPr>
-                <w:b/>
-                <w:sz w:val="16"/>
-                <w:szCs w:val="16"/>
-              </w:rPr>
-            </w:pPr>
-          </w:p>
-        </w:tc>
-        <w:tc>
-          <w:tcPr>
-            <w:tcW w:w="523" w:type="dxa"/>
-          </w:tcPr>
-          <w:p>
-            <w:pPr>
-              <w:spacing w:line="360" w:lineRule="auto"/>
-              <w:jc w:val="both"/>
-              <w:rPr>
-                <w:b/>
-                <w:sz w:val="16"/>
-                <w:szCs w:val="16"/>
-              </w:rPr>
-            </w:pPr>
-          </w:p>
-        </w:tc>
-        <w:tc>
-          <w:tcPr>
-            <w:tcW w:w="523" w:type="dxa"/>
-          </w:tcPr>
-          <w:p>
-            <w:pPr>
-              <w:spacing w:line="360" w:lineRule="auto"/>
-              <w:jc w:val="both"/>
-              <w:rPr>
-                <w:b/>
-                <w:sz w:val="16"/>
-                <w:szCs w:val="16"/>
-              </w:rPr>
-            </w:pPr>
-          </w:p>
-        </w:tc>
-        <w:tc>
-          <w:tcPr>
-            <w:tcW w:w="523" w:type="dxa"/>
-          </w:tcPr>
-          <w:p>
-            <w:pPr>
-              <w:spacing w:line="360" w:lineRule="auto"/>
-              <w:jc w:val="both"/>
-              <w:rPr>
-                <w:b/>
-                <w:sz w:val="16"/>
-                <w:szCs w:val="16"/>
-              </w:rPr>
-            </w:pPr>
-          </w:p>
-        </w:tc>
-        <w:tc>
-          <w:tcPr>
-            <w:tcW w:w="523" w:type="dxa"/>
-          </w:tcPr>
-          <w:p>
-            <w:pPr>
-              <w:spacing w:line="360" w:lineRule="auto"/>
-              <w:jc w:val="both"/>
-              <w:rPr>
-                <w:b/>
-                <w:sz w:val="16"/>
-                <w:szCs w:val="16"/>
-              </w:rPr>
-            </w:pPr>
-          </w:p>
-        </w:tc>
-        <w:tc>
-          <w:tcPr>
-            <w:tcW w:w="523" w:type="dxa"/>
-          </w:tcPr>
-          <w:p>
-            <w:pPr>
-              <w:spacing w:line="360" w:lineRule="auto"/>
-              <w:jc w:val="both"/>
-              <w:rPr>
-                <w:b/>
-                <w:sz w:val="16"/>
-                <w:szCs w:val="16"/>
-              </w:rPr>
-            </w:pPr>
-          </w:p>
-        </w:tc>
-        <w:tc>
-          <w:tcPr>
-            <w:tcW w:w="523" w:type="dxa"/>
-          </w:tcPr>
-          <w:p>
-            <w:pPr>
-              <w:spacing w:line="360" w:lineRule="auto"/>
-              <w:jc w:val="both"/>
-              <w:rPr>
-                <w:b/>
-                <w:sz w:val="16"/>
-                <w:szCs w:val="16"/>
-              </w:rPr>
-            </w:pPr>
-          </w:p>
-        </w:tc>
-        <w:tc>
-          <w:tcPr>
-            <w:tcW w:w="525" w:type="dxa"/>
-          </w:tcPr>
-          <w:p>
-            <w:pPr>
-              <w:spacing w:line="360" w:lineRule="auto"/>
-              <w:jc w:val="both"/>
-              <w:rPr>
-                <w:b/>
-                <w:sz w:val="16"/>
-                <w:szCs w:val="16"/>
-              </w:rPr>
-            </w:pPr>
-          </w:p>
-        </w:tc>
-        <w:tc>
-          <w:tcPr>
-            <w:tcW w:w="525" w:type="dxa"/>
-          </w:tcPr>
-          <w:p>
-            <w:pPr>
-              <w:spacing w:line="360" w:lineRule="auto"/>
-              <w:jc w:val="both"/>
-              <w:rPr>
-                <w:b/>
-                <w:sz w:val="16"/>
-                <w:szCs w:val="16"/>
-              </w:rPr>
-            </w:pPr>
-          </w:p>
-        </w:tc>
-        <w:tc>
-          <w:tcPr>
-            <w:tcW w:w="525" w:type="dxa"/>
-          </w:tcPr>
-          <w:p>
-            <w:pPr>
-              <w:spacing w:line="360" w:lineRule="auto"/>
-              <w:jc w:val="both"/>
-              <w:rPr>
-                <w:b/>
-                <w:sz w:val="16"/>
-                <w:szCs w:val="16"/>
-              </w:rPr>
-            </w:pPr>
-          </w:p>
-        </w:tc>
-        <w:tc>
-          <w:tcPr>
-            <w:tcW w:w="525" w:type="dxa"/>
-            <w:gridSpan w:val="2"/>
-          </w:tcPr>
-          <w:p>
-            <w:pPr>
-              <w:spacing w:line="360" w:lineRule="auto"/>
-              <w:jc w:val="both"/>
-              <w:rPr>
-                <w:b/>
-                <w:sz w:val="16"/>
-                <w:szCs w:val="16"/>
-              </w:rPr>
-            </w:pPr>
-          </w:p>
-        </w:tc>
-        <w:tc>
-          <w:tcPr>
-            <w:tcW w:w="525" w:type="dxa"/>
-          </w:tcPr>
-          <w:p>
-            <w:pPr>
-              <w:spacing w:line="360" w:lineRule="auto"/>
-              <w:jc w:val="both"/>
-              <w:rPr>
-                <w:b/>
-                <w:sz w:val="16"/>
-                <w:szCs w:val="16"/>
-              </w:rPr>
-            </w:pPr>
-          </w:p>
-        </w:tc>
-        <w:tc>
-          <w:tcPr>
-            <w:tcW w:w="525" w:type="dxa"/>
-          </w:tcPr>
-          <w:p>
-            <w:pPr>
-              <w:spacing w:line="360" w:lineRule="auto"/>
-              <w:jc w:val="both"/>
-              <w:rPr>
-                <w:b/>
-                <w:sz w:val="16"/>
-                <w:szCs w:val="16"/>
-              </w:rPr>
-            </w:pPr>
-          </w:p>
+            <w:tcW w:type="dxa" w:w="2551"/>
+            <w:vAlign w:val="center"/>
+          </w:tcPr>
+          <w:p>
+            <w:pPr>
+              <w:spacing w:after="0" w:before="0" w:line="240" w:lineRule="auto"/>
+              <w:jc w:val="left"/>
+            </w:pPr>
+            <w:r>
+              <w:rPr>
+                <w:b w:val="0"/>
+                <w:color w:val="000000"/>
+                <w:sz w:val="13"/>
+              </w:rPr>
+              <w:t>0.1  Marco teórico, fuentes de datos y definición del alcance</w:t>
+            </w:r>
+          </w:p>
+        </w:tc>
+        <w:tc>
+          <w:tcPr>
+            <w:tcW w:type="dxa" w:w="329"/>
+            <w:shd w:val="clear" w:color="auto" w:fill="028090"/>
+          </w:tcPr>
+          <w:p/>
+        </w:tc>
+        <w:tc>
+          <w:tcPr>
+            <w:tcW w:type="dxa" w:w="329"/>
+            <w:shd w:val="clear" w:color="auto" w:fill="028090"/>
+          </w:tcPr>
+          <w:p/>
+        </w:tc>
+        <w:tc>
+          <w:tcPr>
+            <w:tcW w:type="dxa" w:w="329"/>
+            <w:shd w:val="clear" w:color="auto" w:fill="028090"/>
+          </w:tcPr>
+          <w:p/>
+        </w:tc>
+        <w:tc>
+          <w:tcPr>
+            <w:tcW w:type="dxa" w:w="329"/>
+          </w:tcPr>
+          <w:p/>
+        </w:tc>
+        <w:tc>
+          <w:tcPr>
+            <w:tcW w:type="dxa" w:w="329"/>
+          </w:tcPr>
+          <w:p/>
+        </w:tc>
+        <w:tc>
+          <w:tcPr>
+            <w:tcW w:type="dxa" w:w="329"/>
+          </w:tcPr>
+          <w:p/>
+        </w:tc>
+        <w:tc>
+          <w:tcPr>
+            <w:tcW w:type="dxa" w:w="329"/>
+          </w:tcPr>
+          <w:p/>
+        </w:tc>
+        <w:tc>
+          <w:tcPr>
+            <w:tcW w:type="dxa" w:w="329"/>
+          </w:tcPr>
+          <w:p/>
+        </w:tc>
+        <w:tc>
+          <w:tcPr>
+            <w:tcW w:type="dxa" w:w="329"/>
+          </w:tcPr>
+          <w:p/>
+        </w:tc>
+        <w:tc>
+          <w:tcPr>
+            <w:tcW w:type="dxa" w:w="329"/>
+          </w:tcPr>
+          <w:p/>
+        </w:tc>
+        <w:tc>
+          <w:tcPr>
+            <w:tcW w:type="dxa" w:w="329"/>
+          </w:tcPr>
+          <w:p/>
+        </w:tc>
+        <w:tc>
+          <w:tcPr>
+            <w:tcW w:type="dxa" w:w="329"/>
+          </w:tcPr>
+          <w:p/>
+        </w:tc>
+        <w:tc>
+          <w:tcPr>
+            <w:tcW w:type="dxa" w:w="329"/>
+          </w:tcPr>
+          <w:p/>
+        </w:tc>
+        <w:tc>
+          <w:tcPr>
+            <w:tcW w:type="dxa" w:w="329"/>
+          </w:tcPr>
+          <w:p/>
+        </w:tc>
+        <w:tc>
+          <w:tcPr>
+            <w:tcW w:type="dxa" w:w="329"/>
+          </w:tcPr>
+          <w:p/>
+        </w:tc>
+        <w:tc>
+          <w:tcPr>
+            <w:tcW w:type="dxa" w:w="329"/>
+          </w:tcPr>
+          <w:p/>
+        </w:tc>
+        <w:tc>
+          <w:tcPr>
+            <w:tcW w:type="dxa" w:w="329"/>
+          </w:tcPr>
+          <w:p/>
+        </w:tc>
+        <w:tc>
+          <w:tcPr>
+            <w:tcW w:type="dxa" w:w="329"/>
+          </w:tcPr>
+          <w:p/>
         </w:tc>
       </w:tr>
       <w:tr>
         <w:trPr>
-          <w:gridAfter w:val="1"/>
-          <w:wAfter w:w="10" w:type="dxa"/>
-          <w:trHeight w:val="294"/>
+          <w:cantSplit/>
         </w:trPr>
         <w:tc>
           <w:tcPr>
-            <w:tcW w:w="1351" w:type="dxa"/>
-          </w:tcPr>
-          <w:p>
-            <w:r>
-              <w:t>Retroalimentación, repositorio público y entorno Docker</w:t>
-            </w:r>
-          </w:p>
-        </w:tc>
-        <w:tc>
-          <w:tcPr>
-            <w:tcW w:w="536" w:type="dxa"/>
-          </w:tcPr>
-          <w:p>
-            <w:pPr>
-              <w:spacing w:line="360" w:lineRule="auto"/>
-              <w:jc w:val="both"/>
+            <w:tcW w:type="dxa" w:w="2551"/>
+            <w:vAlign w:val="center"/>
+          </w:tcPr>
+          <w:p>
+            <w:pPr>
+              <w:spacing w:after="0" w:before="0" w:line="240" w:lineRule="auto"/>
+              <w:jc w:val="left"/>
+            </w:pPr>
+            <w:r>
               <w:rPr>
                 <w:b/>
-                <w:sz w:val="16"/>
-                <w:szCs w:val="16"/>
-              </w:rPr>
-            </w:pPr>
-          </w:p>
-        </w:tc>
-        <w:tc>
-          <w:tcPr>
-            <w:tcW w:w="522" w:type="dxa"/>
-          </w:tcPr>
-          <w:p>
-            <w:pPr>
-              <w:spacing w:line="360" w:lineRule="auto"/>
-              <w:jc w:val="both"/>
+                <w:color w:val="000000"/>
+                <w:sz w:val="13"/>
+              </w:rPr>
+              <w:t>0.2  Presentación de Fase 1 — Definición de Proyecto</w:t>
+            </w:r>
+          </w:p>
+        </w:tc>
+        <w:tc>
+          <w:tcPr>
+            <w:tcW w:type="dxa" w:w="329"/>
+          </w:tcPr>
+          <w:p/>
+        </w:tc>
+        <w:tc>
+          <w:tcPr>
+            <w:tcW w:type="dxa" w:w="329"/>
+          </w:tcPr>
+          <w:p/>
+        </w:tc>
+        <w:tc>
+          <w:tcPr>
+            <w:tcW w:type="dxa" w:w="329"/>
+          </w:tcPr>
+          <w:p/>
+        </w:tc>
+        <w:tc>
+          <w:tcPr>
+            <w:tcW w:type="dxa" w:w="329"/>
+            <w:shd w:val="clear" w:color="auto" w:fill="02C39A"/>
+            <w:vAlign w:val="center"/>
+          </w:tcPr>
+          <w:p>
+            <w:pPr>
+              <w:spacing w:after="0" w:before="0" w:line="240" w:lineRule="auto"/>
+              <w:jc w:val="center"/>
+            </w:pPr>
+            <w:r>
               <w:rPr>
                 <w:b/>
-                <w:sz w:val="16"/>
-                <w:szCs w:val="16"/>
-              </w:rPr>
-            </w:pPr>
-          </w:p>
-        </w:tc>
-        <w:tc>
-          <w:tcPr>
-            <w:tcW w:w="523" w:type="dxa"/>
-          </w:tcPr>
-          <w:p>
-            <w:pPr>
-              <w:spacing w:line="360" w:lineRule="auto"/>
-              <w:jc w:val="both"/>
-              <w:rPr>
-                <w:b/>
-                <w:sz w:val="16"/>
-                <w:szCs w:val="16"/>
-              </w:rPr>
-            </w:pPr>
-          </w:p>
-        </w:tc>
-        <w:tc>
-          <w:tcPr>
-            <w:tcW w:w="526" w:type="dxa"/>
-          </w:tcPr>
-          <w:p>
-            <w:pPr>
-              <w:spacing w:line="360" w:lineRule="auto"/>
-              <w:jc w:val="both"/>
-              <w:rPr>
-                <w:b/>
-                <w:sz w:val="16"/>
-                <w:szCs w:val="16"/>
-              </w:rPr>
-            </w:pPr>
-          </w:p>
-        </w:tc>
-        <w:tc>
-          <w:tcPr>
-            <w:tcW w:w="523" w:type="dxa"/>
-          </w:tcPr>
-          <w:p>
-            <w:r>
-              <w:t>X</w:t>
-            </w:r>
-          </w:p>
-        </w:tc>
-        <w:tc>
-          <w:tcPr>
-            <w:tcW w:w="523" w:type="dxa"/>
-          </w:tcPr>
-          <w:p>
-            <w:pPr>
-              <w:spacing w:line="360" w:lineRule="auto"/>
-              <w:jc w:val="both"/>
-              <w:rPr>
-                <w:b/>
-                <w:sz w:val="16"/>
-                <w:szCs w:val="16"/>
-              </w:rPr>
-            </w:pPr>
-          </w:p>
-        </w:tc>
-        <w:tc>
-          <w:tcPr>
-            <w:tcW w:w="523" w:type="dxa"/>
-          </w:tcPr>
-          <w:p>
-            <w:pPr>
-              <w:spacing w:line="360" w:lineRule="auto"/>
-              <w:jc w:val="both"/>
-              <w:rPr>
-                <w:b/>
-                <w:sz w:val="16"/>
-                <w:szCs w:val="16"/>
-              </w:rPr>
-            </w:pPr>
-          </w:p>
-        </w:tc>
-        <w:tc>
-          <w:tcPr>
-            <w:tcW w:w="523" w:type="dxa"/>
-          </w:tcPr>
-          <w:p>
-            <w:pPr>
-              <w:spacing w:line="360" w:lineRule="auto"/>
-              <w:jc w:val="both"/>
-              <w:rPr>
-                <w:b/>
-                <w:sz w:val="16"/>
-                <w:szCs w:val="16"/>
-              </w:rPr>
-            </w:pPr>
-          </w:p>
-        </w:tc>
-        <w:tc>
-          <w:tcPr>
-            <w:tcW w:w="523" w:type="dxa"/>
-          </w:tcPr>
-          <w:p>
-            <w:pPr>
-              <w:spacing w:line="360" w:lineRule="auto"/>
-              <w:jc w:val="both"/>
-              <w:rPr>
-                <w:b/>
-                <w:sz w:val="16"/>
-                <w:szCs w:val="16"/>
-              </w:rPr>
-            </w:pPr>
-          </w:p>
-        </w:tc>
-        <w:tc>
-          <w:tcPr>
-            <w:tcW w:w="523" w:type="dxa"/>
-          </w:tcPr>
-          <w:p>
-            <w:pPr>
-              <w:spacing w:line="360" w:lineRule="auto"/>
-              <w:jc w:val="both"/>
-              <w:rPr>
-                <w:b/>
-                <w:sz w:val="16"/>
-                <w:szCs w:val="16"/>
-              </w:rPr>
-            </w:pPr>
-          </w:p>
-        </w:tc>
-        <w:tc>
-          <w:tcPr>
-            <w:tcW w:w="523" w:type="dxa"/>
-          </w:tcPr>
-          <w:p>
-            <w:pPr>
-              <w:spacing w:line="360" w:lineRule="auto"/>
-              <w:jc w:val="both"/>
-              <w:rPr>
-                <w:b/>
-                <w:sz w:val="16"/>
-                <w:szCs w:val="16"/>
-              </w:rPr>
-            </w:pPr>
-          </w:p>
-        </w:tc>
-        <w:tc>
-          <w:tcPr>
-            <w:tcW w:w="523" w:type="dxa"/>
-          </w:tcPr>
-          <w:p>
-            <w:pPr>
-              <w:spacing w:line="360" w:lineRule="auto"/>
-              <w:jc w:val="both"/>
-              <w:rPr>
-                <w:b/>
-                <w:sz w:val="16"/>
-                <w:szCs w:val="16"/>
-              </w:rPr>
-            </w:pPr>
-          </w:p>
-        </w:tc>
-        <w:tc>
-          <w:tcPr>
-            <w:tcW w:w="525" w:type="dxa"/>
-          </w:tcPr>
-          <w:p>
-            <w:pPr>
-              <w:spacing w:line="360" w:lineRule="auto"/>
-              <w:jc w:val="both"/>
-              <w:rPr>
-                <w:b/>
-                <w:sz w:val="16"/>
-                <w:szCs w:val="16"/>
-              </w:rPr>
-            </w:pPr>
-          </w:p>
-        </w:tc>
-        <w:tc>
-          <w:tcPr>
-            <w:tcW w:w="525" w:type="dxa"/>
-          </w:tcPr>
-          <w:p>
-            <w:pPr>
-              <w:spacing w:line="360" w:lineRule="auto"/>
-              <w:jc w:val="both"/>
-              <w:rPr>
-                <w:b/>
-                <w:sz w:val="16"/>
-                <w:szCs w:val="16"/>
-              </w:rPr>
-            </w:pPr>
-          </w:p>
-        </w:tc>
-        <w:tc>
-          <w:tcPr>
-            <w:tcW w:w="525" w:type="dxa"/>
-          </w:tcPr>
-          <w:p>
-            <w:pPr>
-              <w:spacing w:line="360" w:lineRule="auto"/>
-              <w:jc w:val="both"/>
-              <w:rPr>
-                <w:b/>
-                <w:sz w:val="16"/>
-                <w:szCs w:val="16"/>
-              </w:rPr>
-            </w:pPr>
-          </w:p>
-        </w:tc>
-        <w:tc>
-          <w:tcPr>
-            <w:tcW w:w="525" w:type="dxa"/>
-            <w:gridSpan w:val="2"/>
-          </w:tcPr>
-          <w:p>
-            <w:pPr>
-              <w:spacing w:line="360" w:lineRule="auto"/>
-              <w:jc w:val="both"/>
-              <w:rPr>
-                <w:b/>
-                <w:sz w:val="16"/>
-                <w:szCs w:val="16"/>
-              </w:rPr>
-            </w:pPr>
-          </w:p>
-        </w:tc>
-        <w:tc>
-          <w:tcPr>
-            <w:tcW w:w="525" w:type="dxa"/>
-          </w:tcPr>
-          <w:p>
-            <w:pPr>
-              <w:spacing w:line="360" w:lineRule="auto"/>
-              <w:jc w:val="both"/>
-              <w:rPr>
-                <w:b/>
-                <w:sz w:val="16"/>
-                <w:szCs w:val="16"/>
-              </w:rPr>
-            </w:pPr>
-          </w:p>
-        </w:tc>
-        <w:tc>
-          <w:tcPr>
-            <w:tcW w:w="525" w:type="dxa"/>
-          </w:tcPr>
-          <w:p>
-            <w:pPr>
-              <w:spacing w:line="360" w:lineRule="auto"/>
-              <w:jc w:val="both"/>
-              <w:rPr>
-                <w:b/>
-                <w:sz w:val="16"/>
-                <w:szCs w:val="16"/>
-              </w:rPr>
-            </w:pPr>
-          </w:p>
+                <w:color w:val="000000"/>
+                <w:sz w:val="14"/>
+              </w:rPr>
+              <w:t>◆</w:t>
+            </w:r>
+          </w:p>
+        </w:tc>
+        <w:tc>
+          <w:tcPr>
+            <w:tcW w:type="dxa" w:w="329"/>
+          </w:tcPr>
+          <w:p/>
+        </w:tc>
+        <w:tc>
+          <w:tcPr>
+            <w:tcW w:type="dxa" w:w="329"/>
+          </w:tcPr>
+          <w:p/>
+        </w:tc>
+        <w:tc>
+          <w:tcPr>
+            <w:tcW w:type="dxa" w:w="329"/>
+          </w:tcPr>
+          <w:p/>
+        </w:tc>
+        <w:tc>
+          <w:tcPr>
+            <w:tcW w:type="dxa" w:w="329"/>
+          </w:tcPr>
+          <w:p/>
+        </w:tc>
+        <w:tc>
+          <w:tcPr>
+            <w:tcW w:type="dxa" w:w="329"/>
+          </w:tcPr>
+          <w:p/>
+        </w:tc>
+        <w:tc>
+          <w:tcPr>
+            <w:tcW w:type="dxa" w:w="329"/>
+          </w:tcPr>
+          <w:p/>
+        </w:tc>
+        <w:tc>
+          <w:tcPr>
+            <w:tcW w:type="dxa" w:w="329"/>
+          </w:tcPr>
+          <w:p/>
+        </w:tc>
+        <w:tc>
+          <w:tcPr>
+            <w:tcW w:type="dxa" w:w="329"/>
+          </w:tcPr>
+          <w:p/>
+        </w:tc>
+        <w:tc>
+          <w:tcPr>
+            <w:tcW w:type="dxa" w:w="329"/>
+          </w:tcPr>
+          <w:p/>
+        </w:tc>
+        <w:tc>
+          <w:tcPr>
+            <w:tcW w:type="dxa" w:w="329"/>
+          </w:tcPr>
+          <w:p/>
+        </w:tc>
+        <w:tc>
+          <w:tcPr>
+            <w:tcW w:type="dxa" w:w="329"/>
+          </w:tcPr>
+          <w:p/>
+        </w:tc>
+        <w:tc>
+          <w:tcPr>
+            <w:tcW w:type="dxa" w:w="329"/>
+          </w:tcPr>
+          <w:p/>
+        </w:tc>
+        <w:tc>
+          <w:tcPr>
+            <w:tcW w:type="dxa" w:w="329"/>
+          </w:tcPr>
+          <w:p/>
+        </w:tc>
+        <w:tc>
+          <w:tcPr>
+            <w:tcW w:type="dxa" w:w="329"/>
+          </w:tcPr>
+          <w:p/>
         </w:tc>
       </w:tr>
       <w:tr>
         <w:trPr>
-          <w:gridAfter w:val="1"/>
-          <w:wAfter w:w="10" w:type="dxa"/>
-          <w:trHeight w:val="294"/>
+          <w:cantSplit/>
         </w:trPr>
         <w:tc>
           <w:tcPr>
-            <w:tcW w:w="1351" w:type="dxa"/>
-          </w:tcPr>
-          <w:p>
-            <w:r>
-              <w:t>OE1 — Requisitos, arquitectura, modelo de datos y UML</w:t>
-            </w:r>
-          </w:p>
-        </w:tc>
-        <w:tc>
-          <w:tcPr>
-            <w:tcW w:w="536" w:type="dxa"/>
-          </w:tcPr>
-          <w:p>
-            <w:pPr>
-              <w:spacing w:line="360" w:lineRule="auto"/>
-              <w:jc w:val="both"/>
+            <w:tcW w:type="dxa" w:w="8473"/>
+            <w:gridSpan w:val="19"/>
+            <w:vAlign w:val="center"/>
+            <w:shd w:val="clear" w:color="auto" w:fill="E4EEF0"/>
+          </w:tcPr>
+          <w:p>
+            <w:pPr>
+              <w:spacing w:after="0" w:before="0" w:line="240" w:lineRule="auto"/>
+              <w:jc w:val="left"/>
+            </w:pPr>
+            <w:r>
               <w:rPr>
                 <w:b/>
-                <w:sz w:val="16"/>
-                <w:szCs w:val="16"/>
-              </w:rPr>
-            </w:pPr>
-          </w:p>
-        </w:tc>
-        <w:tc>
-          <w:tcPr>
-            <w:tcW w:w="522" w:type="dxa"/>
-          </w:tcPr>
-          <w:p>
-            <w:pPr>
-              <w:spacing w:line="360" w:lineRule="auto"/>
-              <w:jc w:val="both"/>
-              <w:rPr>
-                <w:b/>
-                <w:sz w:val="16"/>
-                <w:szCs w:val="16"/>
-              </w:rPr>
-            </w:pPr>
-          </w:p>
-        </w:tc>
-        <w:tc>
-          <w:tcPr>
-            <w:tcW w:w="523" w:type="dxa"/>
-          </w:tcPr>
-          <w:p>
-            <w:pPr>
-              <w:spacing w:line="360" w:lineRule="auto"/>
-              <w:jc w:val="both"/>
-              <w:rPr>
-                <w:b/>
-                <w:sz w:val="16"/>
-                <w:szCs w:val="16"/>
-              </w:rPr>
-            </w:pPr>
-          </w:p>
-        </w:tc>
-        <w:tc>
-          <w:tcPr>
-            <w:tcW w:w="526" w:type="dxa"/>
-          </w:tcPr>
-          <w:p>
-            <w:pPr>
-              <w:spacing w:line="360" w:lineRule="auto"/>
-              <w:jc w:val="both"/>
-              <w:rPr>
-                <w:b/>
-                <w:sz w:val="16"/>
-                <w:szCs w:val="16"/>
-              </w:rPr>
-            </w:pPr>
-          </w:p>
-        </w:tc>
-        <w:tc>
-          <w:tcPr>
-            <w:tcW w:w="523" w:type="dxa"/>
-          </w:tcPr>
-          <w:p>
-            <w:pPr>
-              <w:spacing w:line="360" w:lineRule="auto"/>
-              <w:jc w:val="both"/>
-              <w:rPr>
-                <w:b/>
-                <w:sz w:val="16"/>
-                <w:szCs w:val="16"/>
-              </w:rPr>
-            </w:pPr>
-          </w:p>
-        </w:tc>
-        <w:tc>
-          <w:tcPr>
-            <w:tcW w:w="523" w:type="dxa"/>
-          </w:tcPr>
-          <w:p>
-            <w:r>
-              <w:t>X</w:t>
-            </w:r>
-          </w:p>
-        </w:tc>
-        <w:tc>
-          <w:tcPr>
-            <w:tcW w:w="523" w:type="dxa"/>
-          </w:tcPr>
-          <w:p>
-            <w:r>
-              <w:t>X</w:t>
-            </w:r>
-          </w:p>
-        </w:tc>
-        <w:tc>
-          <w:tcPr>
-            <w:tcW w:w="523" w:type="dxa"/>
-          </w:tcPr>
-          <w:p>
-            <w:pPr>
-              <w:spacing w:line="360" w:lineRule="auto"/>
-              <w:jc w:val="both"/>
-              <w:rPr>
-                <w:b/>
-                <w:sz w:val="16"/>
-                <w:szCs w:val="16"/>
-              </w:rPr>
-            </w:pPr>
-          </w:p>
-        </w:tc>
-        <w:tc>
-          <w:tcPr>
-            <w:tcW w:w="523" w:type="dxa"/>
-          </w:tcPr>
-          <w:p>
-            <w:pPr>
-              <w:spacing w:line="360" w:lineRule="auto"/>
-              <w:jc w:val="both"/>
-              <w:rPr>
-                <w:b/>
-                <w:sz w:val="16"/>
-                <w:szCs w:val="16"/>
-              </w:rPr>
-            </w:pPr>
-          </w:p>
-        </w:tc>
-        <w:tc>
-          <w:tcPr>
-            <w:tcW w:w="523" w:type="dxa"/>
-          </w:tcPr>
-          <w:p>
-            <w:pPr>
-              <w:spacing w:line="360" w:lineRule="auto"/>
-              <w:jc w:val="both"/>
-              <w:rPr>
-                <w:b/>
-                <w:sz w:val="16"/>
-                <w:szCs w:val="16"/>
-              </w:rPr>
-            </w:pPr>
-          </w:p>
-        </w:tc>
-        <w:tc>
-          <w:tcPr>
-            <w:tcW w:w="523" w:type="dxa"/>
-          </w:tcPr>
-          <w:p>
-            <w:pPr>
-              <w:spacing w:line="360" w:lineRule="auto"/>
-              <w:jc w:val="both"/>
-              <w:rPr>
-                <w:b/>
-                <w:sz w:val="16"/>
-                <w:szCs w:val="16"/>
-              </w:rPr>
-            </w:pPr>
-          </w:p>
-        </w:tc>
-        <w:tc>
-          <w:tcPr>
-            <w:tcW w:w="523" w:type="dxa"/>
-          </w:tcPr>
-          <w:p>
-            <w:pPr>
-              <w:spacing w:line="360" w:lineRule="auto"/>
-              <w:jc w:val="both"/>
-              <w:rPr>
-                <w:b/>
-                <w:sz w:val="16"/>
-                <w:szCs w:val="16"/>
-              </w:rPr>
-            </w:pPr>
-          </w:p>
-        </w:tc>
-        <w:tc>
-          <w:tcPr>
-            <w:tcW w:w="525" w:type="dxa"/>
-          </w:tcPr>
-          <w:p>
-            <w:pPr>
-              <w:spacing w:line="360" w:lineRule="auto"/>
-              <w:jc w:val="both"/>
-              <w:rPr>
-                <w:b/>
-                <w:sz w:val="16"/>
-                <w:szCs w:val="16"/>
-              </w:rPr>
-            </w:pPr>
-          </w:p>
-        </w:tc>
-        <w:tc>
-          <w:tcPr>
-            <w:tcW w:w="525" w:type="dxa"/>
-          </w:tcPr>
-          <w:p>
-            <w:pPr>
-              <w:spacing w:line="360" w:lineRule="auto"/>
-              <w:jc w:val="both"/>
-              <w:rPr>
-                <w:b/>
-                <w:sz w:val="16"/>
-                <w:szCs w:val="16"/>
-              </w:rPr>
-            </w:pPr>
-          </w:p>
-        </w:tc>
-        <w:tc>
-          <w:tcPr>
-            <w:tcW w:w="525" w:type="dxa"/>
-          </w:tcPr>
-          <w:p>
-            <w:pPr>
-              <w:spacing w:line="360" w:lineRule="auto"/>
-              <w:jc w:val="both"/>
-              <w:rPr>
-                <w:b/>
-                <w:sz w:val="16"/>
-                <w:szCs w:val="16"/>
-              </w:rPr>
-            </w:pPr>
-          </w:p>
-        </w:tc>
-        <w:tc>
-          <w:tcPr>
-            <w:tcW w:w="525" w:type="dxa"/>
-            <w:gridSpan w:val="2"/>
-          </w:tcPr>
-          <w:p>
-            <w:pPr>
-              <w:spacing w:line="360" w:lineRule="auto"/>
-              <w:jc w:val="both"/>
-              <w:rPr>
-                <w:b/>
-                <w:sz w:val="16"/>
-                <w:szCs w:val="16"/>
-              </w:rPr>
-            </w:pPr>
-          </w:p>
-        </w:tc>
-        <w:tc>
-          <w:tcPr>
-            <w:tcW w:w="525" w:type="dxa"/>
-          </w:tcPr>
-          <w:p>
-            <w:pPr>
-              <w:spacing w:line="360" w:lineRule="auto"/>
-              <w:jc w:val="both"/>
-              <w:rPr>
-                <w:b/>
-                <w:sz w:val="16"/>
-                <w:szCs w:val="16"/>
-              </w:rPr>
-            </w:pPr>
-          </w:p>
-        </w:tc>
-        <w:tc>
-          <w:tcPr>
-            <w:tcW w:w="525" w:type="dxa"/>
-          </w:tcPr>
-          <w:p>
-            <w:pPr>
-              <w:spacing w:line="360" w:lineRule="auto"/>
-              <w:jc w:val="both"/>
-              <w:rPr>
-                <w:b/>
-                <w:sz w:val="16"/>
-                <w:szCs w:val="16"/>
-              </w:rPr>
-            </w:pPr>
+                <w:color w:val="0B4F5C"/>
+                <w:sz w:val="15"/>
+              </w:rPr>
+              <w:t>Etapa 1 · Análisis y especificación de requisitos</w:t>
+            </w:r>
           </w:p>
         </w:tc>
       </w:tr>
       <w:tr>
         <w:trPr>
-          <w:gridAfter w:val="1"/>
-          <w:wAfter w:w="10" w:type="dxa"/>
-          <w:trHeight w:val="294"/>
+          <w:cantSplit/>
         </w:trPr>
         <w:tc>
           <w:tcPr>
-            <w:tcW w:w="1351" w:type="dxa"/>
-          </w:tcPr>
-          <w:p>
-            <w:r>
-              <w:t>OE2 — Pipeline genómico y curación del banco de fagos</w:t>
-            </w:r>
-          </w:p>
-        </w:tc>
-        <w:tc>
-          <w:tcPr>
-            <w:tcW w:w="536" w:type="dxa"/>
-          </w:tcPr>
-          <w:p>
-            <w:pPr>
-              <w:spacing w:line="360" w:lineRule="auto"/>
-              <w:jc w:val="both"/>
-              <w:rPr>
-                <w:b/>
-                <w:sz w:val="16"/>
-                <w:szCs w:val="16"/>
-              </w:rPr>
-            </w:pPr>
-          </w:p>
-        </w:tc>
-        <w:tc>
-          <w:tcPr>
-            <w:tcW w:w="522" w:type="dxa"/>
-          </w:tcPr>
-          <w:p>
-            <w:pPr>
-              <w:spacing w:line="360" w:lineRule="auto"/>
-              <w:jc w:val="both"/>
-              <w:rPr>
-                <w:b/>
-                <w:sz w:val="16"/>
-                <w:szCs w:val="16"/>
-              </w:rPr>
-            </w:pPr>
-          </w:p>
-        </w:tc>
-        <w:tc>
-          <w:tcPr>
-            <w:tcW w:w="523" w:type="dxa"/>
-          </w:tcPr>
-          <w:p>
-            <w:pPr>
-              <w:spacing w:line="360" w:lineRule="auto"/>
-              <w:jc w:val="both"/>
-              <w:rPr>
-                <w:b/>
-                <w:sz w:val="16"/>
-                <w:szCs w:val="16"/>
-              </w:rPr>
-            </w:pPr>
-          </w:p>
-        </w:tc>
-        <w:tc>
-          <w:tcPr>
-            <w:tcW w:w="526" w:type="dxa"/>
-          </w:tcPr>
-          <w:p>
-            <w:pPr>
-              <w:spacing w:line="360" w:lineRule="auto"/>
-              <w:jc w:val="both"/>
-              <w:rPr>
-                <w:b/>
-                <w:sz w:val="16"/>
-                <w:szCs w:val="16"/>
-              </w:rPr>
-            </w:pPr>
-          </w:p>
-        </w:tc>
-        <w:tc>
-          <w:tcPr>
-            <w:tcW w:w="523" w:type="dxa"/>
-          </w:tcPr>
-          <w:p>
-            <w:pPr>
-              <w:spacing w:line="360" w:lineRule="auto"/>
-              <w:jc w:val="both"/>
-              <w:rPr>
-                <w:b/>
-                <w:sz w:val="16"/>
-                <w:szCs w:val="16"/>
-              </w:rPr>
-            </w:pPr>
-          </w:p>
-        </w:tc>
-        <w:tc>
-          <w:tcPr>
-            <w:tcW w:w="523" w:type="dxa"/>
-          </w:tcPr>
-          <w:p>
-            <w:pPr>
-              <w:spacing w:line="360" w:lineRule="auto"/>
-              <w:jc w:val="both"/>
-              <w:rPr>
-                <w:b/>
-                <w:sz w:val="16"/>
-                <w:szCs w:val="16"/>
-              </w:rPr>
-            </w:pPr>
-          </w:p>
-        </w:tc>
-        <w:tc>
-          <w:tcPr>
-            <w:tcW w:w="523" w:type="dxa"/>
-          </w:tcPr>
-          <w:p>
-            <w:pPr>
-              <w:spacing w:line="360" w:lineRule="auto"/>
-              <w:jc w:val="both"/>
-              <w:rPr>
-                <w:b/>
-                <w:sz w:val="16"/>
-                <w:szCs w:val="16"/>
-              </w:rPr>
-            </w:pPr>
-          </w:p>
-        </w:tc>
-        <w:tc>
-          <w:tcPr>
-            <w:tcW w:w="523" w:type="dxa"/>
-          </w:tcPr>
-          <w:p>
-            <w:r>
-              <w:t>X</w:t>
-            </w:r>
-          </w:p>
-        </w:tc>
-        <w:tc>
-          <w:tcPr>
-            <w:tcW w:w="523" w:type="dxa"/>
-          </w:tcPr>
-          <w:p>
-            <w:r>
-              <w:t>X</w:t>
-            </w:r>
-          </w:p>
-        </w:tc>
-        <w:tc>
-          <w:tcPr>
-            <w:tcW w:w="523" w:type="dxa"/>
-          </w:tcPr>
-          <w:p>
-            <w:pPr>
-              <w:spacing w:line="360" w:lineRule="auto"/>
-              <w:jc w:val="both"/>
-              <w:rPr>
-                <w:b/>
-                <w:sz w:val="16"/>
-                <w:szCs w:val="16"/>
-              </w:rPr>
-            </w:pPr>
-          </w:p>
-        </w:tc>
-        <w:tc>
-          <w:tcPr>
-            <w:tcW w:w="523" w:type="dxa"/>
-          </w:tcPr>
-          <w:p>
-            <w:pPr>
-              <w:spacing w:line="360" w:lineRule="auto"/>
-              <w:jc w:val="both"/>
-              <w:rPr>
-                <w:b/>
-                <w:sz w:val="16"/>
-                <w:szCs w:val="16"/>
-              </w:rPr>
-            </w:pPr>
-          </w:p>
-        </w:tc>
-        <w:tc>
-          <w:tcPr>
-            <w:tcW w:w="523" w:type="dxa"/>
-          </w:tcPr>
-          <w:p>
-            <w:pPr>
-              <w:spacing w:line="360" w:lineRule="auto"/>
-              <w:jc w:val="both"/>
-              <w:rPr>
-                <w:b/>
-                <w:sz w:val="16"/>
-                <w:szCs w:val="16"/>
-              </w:rPr>
-            </w:pPr>
-          </w:p>
-        </w:tc>
-        <w:tc>
-          <w:tcPr>
-            <w:tcW w:w="525" w:type="dxa"/>
-          </w:tcPr>
-          <w:p>
-            <w:pPr>
-              <w:spacing w:line="360" w:lineRule="auto"/>
-              <w:jc w:val="both"/>
-              <w:rPr>
-                <w:b/>
-                <w:sz w:val="16"/>
-                <w:szCs w:val="16"/>
-              </w:rPr>
-            </w:pPr>
-          </w:p>
-        </w:tc>
-        <w:tc>
-          <w:tcPr>
-            <w:tcW w:w="525" w:type="dxa"/>
-          </w:tcPr>
-          <w:p>
-            <w:pPr>
-              <w:spacing w:line="360" w:lineRule="auto"/>
-              <w:jc w:val="both"/>
-              <w:rPr>
-                <w:b/>
-                <w:sz w:val="16"/>
-                <w:szCs w:val="16"/>
-              </w:rPr>
-            </w:pPr>
-          </w:p>
-        </w:tc>
-        <w:tc>
-          <w:tcPr>
-            <w:tcW w:w="525" w:type="dxa"/>
-          </w:tcPr>
-          <w:p>
-            <w:pPr>
-              <w:spacing w:line="360" w:lineRule="auto"/>
-              <w:jc w:val="both"/>
-              <w:rPr>
-                <w:b/>
-                <w:sz w:val="16"/>
-                <w:szCs w:val="16"/>
-              </w:rPr>
-            </w:pPr>
-          </w:p>
-        </w:tc>
-        <w:tc>
-          <w:tcPr>
-            <w:tcW w:w="525" w:type="dxa"/>
-            <w:gridSpan w:val="2"/>
-          </w:tcPr>
-          <w:p>
-            <w:pPr>
-              <w:spacing w:line="360" w:lineRule="auto"/>
-              <w:jc w:val="both"/>
-              <w:rPr>
-                <w:b/>
-                <w:sz w:val="16"/>
-                <w:szCs w:val="16"/>
-              </w:rPr>
-            </w:pPr>
-          </w:p>
-        </w:tc>
-        <w:tc>
-          <w:tcPr>
-            <w:tcW w:w="525" w:type="dxa"/>
-          </w:tcPr>
-          <w:p>
-            <w:pPr>
-              <w:spacing w:line="360" w:lineRule="auto"/>
-              <w:jc w:val="both"/>
-              <w:rPr>
-                <w:b/>
-                <w:sz w:val="16"/>
-                <w:szCs w:val="16"/>
-              </w:rPr>
-            </w:pPr>
-          </w:p>
-        </w:tc>
-        <w:tc>
-          <w:tcPr>
-            <w:tcW w:w="525" w:type="dxa"/>
-          </w:tcPr>
-          <w:p>
-            <w:pPr>
-              <w:spacing w:line="360" w:lineRule="auto"/>
-              <w:jc w:val="both"/>
-              <w:rPr>
-                <w:b/>
-                <w:sz w:val="16"/>
-                <w:szCs w:val="16"/>
-              </w:rPr>
-            </w:pPr>
-          </w:p>
+            <w:tcW w:type="dxa" w:w="2551"/>
+            <w:vAlign w:val="center"/>
+          </w:tcPr>
+          <w:p>
+            <w:pPr>
+              <w:spacing w:after="0" w:before="0" w:line="240" w:lineRule="auto"/>
+              <w:jc w:val="left"/>
+            </w:pPr>
+            <w:r>
+              <w:rPr>
+                <w:b w:val="0"/>
+                <w:color w:val="000000"/>
+                <w:sz w:val="13"/>
+              </w:rPr>
+              <w:t>1.1  Repositorio público, estructura del proyecto y entorno Docker base</w:t>
+            </w:r>
+          </w:p>
+        </w:tc>
+        <w:tc>
+          <w:tcPr>
+            <w:tcW w:type="dxa" w:w="329"/>
+          </w:tcPr>
+          <w:p/>
+        </w:tc>
+        <w:tc>
+          <w:tcPr>
+            <w:tcW w:type="dxa" w:w="329"/>
+          </w:tcPr>
+          <w:p/>
+        </w:tc>
+        <w:tc>
+          <w:tcPr>
+            <w:tcW w:type="dxa" w:w="329"/>
+          </w:tcPr>
+          <w:p/>
+        </w:tc>
+        <w:tc>
+          <w:tcPr>
+            <w:tcW w:type="dxa" w:w="329"/>
+          </w:tcPr>
+          <w:p/>
+        </w:tc>
+        <w:tc>
+          <w:tcPr>
+            <w:tcW w:type="dxa" w:w="329"/>
+            <w:shd w:val="clear" w:color="auto" w:fill="028090"/>
+          </w:tcPr>
+          <w:p/>
+        </w:tc>
+        <w:tc>
+          <w:tcPr>
+            <w:tcW w:type="dxa" w:w="329"/>
+          </w:tcPr>
+          <w:p/>
+        </w:tc>
+        <w:tc>
+          <w:tcPr>
+            <w:tcW w:type="dxa" w:w="329"/>
+          </w:tcPr>
+          <w:p/>
+        </w:tc>
+        <w:tc>
+          <w:tcPr>
+            <w:tcW w:type="dxa" w:w="329"/>
+          </w:tcPr>
+          <w:p/>
+        </w:tc>
+        <w:tc>
+          <w:tcPr>
+            <w:tcW w:type="dxa" w:w="329"/>
+          </w:tcPr>
+          <w:p/>
+        </w:tc>
+        <w:tc>
+          <w:tcPr>
+            <w:tcW w:type="dxa" w:w="329"/>
+          </w:tcPr>
+          <w:p/>
+        </w:tc>
+        <w:tc>
+          <w:tcPr>
+            <w:tcW w:type="dxa" w:w="329"/>
+          </w:tcPr>
+          <w:p/>
+        </w:tc>
+        <w:tc>
+          <w:tcPr>
+            <w:tcW w:type="dxa" w:w="329"/>
+          </w:tcPr>
+          <w:p/>
+        </w:tc>
+        <w:tc>
+          <w:tcPr>
+            <w:tcW w:type="dxa" w:w="329"/>
+          </w:tcPr>
+          <w:p/>
+        </w:tc>
+        <w:tc>
+          <w:tcPr>
+            <w:tcW w:type="dxa" w:w="329"/>
+          </w:tcPr>
+          <w:p/>
+        </w:tc>
+        <w:tc>
+          <w:tcPr>
+            <w:tcW w:type="dxa" w:w="329"/>
+          </w:tcPr>
+          <w:p/>
+        </w:tc>
+        <w:tc>
+          <w:tcPr>
+            <w:tcW w:type="dxa" w:w="329"/>
+          </w:tcPr>
+          <w:p/>
+        </w:tc>
+        <w:tc>
+          <w:tcPr>
+            <w:tcW w:type="dxa" w:w="329"/>
+          </w:tcPr>
+          <w:p/>
+        </w:tc>
+        <w:tc>
+          <w:tcPr>
+            <w:tcW w:type="dxa" w:w="329"/>
+          </w:tcPr>
+          <w:p/>
         </w:tc>
       </w:tr>
       <w:tr>
         <w:trPr>
-          <w:gridAfter w:val="1"/>
-          <w:wAfter w:w="10" w:type="dxa"/>
-          <w:trHeight w:val="294"/>
+          <w:cantSplit/>
         </w:trPr>
         <w:tc>
           <w:tcPr>
-            <w:tcW w:w="1351" w:type="dxa"/>
-          </w:tcPr>
-          <w:p>
-            <w:r>
-              <w:t>Cierre y entrega del Informe de Avance</w:t>
-            </w:r>
-          </w:p>
-        </w:tc>
-        <w:tc>
-          <w:tcPr>
-            <w:tcW w:w="536" w:type="dxa"/>
-          </w:tcPr>
-          <w:p>
-            <w:pPr>
-              <w:spacing w:line="360" w:lineRule="auto"/>
-              <w:jc w:val="both"/>
-              <w:rPr>
-                <w:b/>
-                <w:sz w:val="16"/>
-                <w:szCs w:val="16"/>
-              </w:rPr>
-            </w:pPr>
-          </w:p>
-        </w:tc>
-        <w:tc>
-          <w:tcPr>
-            <w:tcW w:w="522" w:type="dxa"/>
-          </w:tcPr>
-          <w:p>
-            <w:pPr>
-              <w:spacing w:line="360" w:lineRule="auto"/>
-              <w:jc w:val="both"/>
-              <w:rPr>
-                <w:b/>
-                <w:sz w:val="16"/>
-                <w:szCs w:val="16"/>
-              </w:rPr>
-            </w:pPr>
-          </w:p>
-        </w:tc>
-        <w:tc>
-          <w:tcPr>
-            <w:tcW w:w="523" w:type="dxa"/>
-          </w:tcPr>
-          <w:p>
-            <w:pPr>
-              <w:spacing w:line="360" w:lineRule="auto"/>
-              <w:jc w:val="both"/>
-              <w:rPr>
-                <w:b/>
-                <w:sz w:val="16"/>
-                <w:szCs w:val="16"/>
-              </w:rPr>
-            </w:pPr>
-          </w:p>
-        </w:tc>
-        <w:tc>
-          <w:tcPr>
-            <w:tcW w:w="526" w:type="dxa"/>
-          </w:tcPr>
-          <w:p>
-            <w:pPr>
-              <w:spacing w:line="360" w:lineRule="auto"/>
-              <w:jc w:val="both"/>
-              <w:rPr>
-                <w:b/>
-                <w:sz w:val="16"/>
-                <w:szCs w:val="16"/>
-              </w:rPr>
-            </w:pPr>
-          </w:p>
-        </w:tc>
-        <w:tc>
-          <w:tcPr>
-            <w:tcW w:w="523" w:type="dxa"/>
-          </w:tcPr>
-          <w:p>
-            <w:pPr>
-              <w:spacing w:line="360" w:lineRule="auto"/>
-              <w:jc w:val="both"/>
-              <w:rPr>
-                <w:b/>
-                <w:sz w:val="16"/>
-                <w:szCs w:val="16"/>
-              </w:rPr>
-            </w:pPr>
-          </w:p>
-        </w:tc>
-        <w:tc>
-          <w:tcPr>
-            <w:tcW w:w="523" w:type="dxa"/>
-          </w:tcPr>
-          <w:p>
-            <w:pPr>
-              <w:spacing w:line="360" w:lineRule="auto"/>
-              <w:jc w:val="both"/>
-              <w:rPr>
-                <w:b/>
-                <w:sz w:val="16"/>
-                <w:szCs w:val="16"/>
-              </w:rPr>
-            </w:pPr>
-          </w:p>
-        </w:tc>
-        <w:tc>
-          <w:tcPr>
-            <w:tcW w:w="523" w:type="dxa"/>
-          </w:tcPr>
-          <w:p>
-            <w:pPr>
-              <w:spacing w:line="360" w:lineRule="auto"/>
-              <w:jc w:val="both"/>
-              <w:rPr>
-                <w:b/>
-                <w:sz w:val="16"/>
-                <w:szCs w:val="16"/>
-              </w:rPr>
-            </w:pPr>
-          </w:p>
-        </w:tc>
-        <w:tc>
-          <w:tcPr>
-            <w:tcW w:w="523" w:type="dxa"/>
-          </w:tcPr>
-          <w:p>
-            <w:pPr>
-              <w:spacing w:line="360" w:lineRule="auto"/>
-              <w:jc w:val="both"/>
-              <w:rPr>
-                <w:b/>
-                <w:sz w:val="16"/>
-                <w:szCs w:val="16"/>
-              </w:rPr>
-            </w:pPr>
-          </w:p>
-        </w:tc>
-        <w:tc>
-          <w:tcPr>
-            <w:tcW w:w="523" w:type="dxa"/>
-          </w:tcPr>
-          <w:p>
-            <w:pPr>
-              <w:spacing w:line="360" w:lineRule="auto"/>
-              <w:jc w:val="both"/>
-              <w:rPr>
-                <w:b/>
-                <w:sz w:val="16"/>
-                <w:szCs w:val="16"/>
-              </w:rPr>
-            </w:pPr>
-          </w:p>
-        </w:tc>
-        <w:tc>
-          <w:tcPr>
-            <w:tcW w:w="523" w:type="dxa"/>
-          </w:tcPr>
-          <w:p>
-            <w:r>
-              <w:t>X</w:t>
-            </w:r>
-          </w:p>
-        </w:tc>
-        <w:tc>
-          <w:tcPr>
-            <w:tcW w:w="523" w:type="dxa"/>
-          </w:tcPr>
-          <w:p>
-            <w:pPr>
-              <w:spacing w:line="360" w:lineRule="auto"/>
-              <w:jc w:val="both"/>
-              <w:rPr>
-                <w:b/>
-                <w:sz w:val="16"/>
-                <w:szCs w:val="16"/>
-              </w:rPr>
-            </w:pPr>
-          </w:p>
-        </w:tc>
-        <w:tc>
-          <w:tcPr>
-            <w:tcW w:w="523" w:type="dxa"/>
-          </w:tcPr>
-          <w:p>
-            <w:pPr>
-              <w:spacing w:line="360" w:lineRule="auto"/>
-              <w:jc w:val="both"/>
-              <w:rPr>
-                <w:b/>
-                <w:sz w:val="16"/>
-                <w:szCs w:val="16"/>
-              </w:rPr>
-            </w:pPr>
-          </w:p>
-        </w:tc>
-        <w:tc>
-          <w:tcPr>
-            <w:tcW w:w="525" w:type="dxa"/>
-          </w:tcPr>
-          <w:p>
-            <w:pPr>
-              <w:spacing w:line="360" w:lineRule="auto"/>
-              <w:jc w:val="both"/>
-              <w:rPr>
-                <w:b/>
-                <w:sz w:val="16"/>
-                <w:szCs w:val="16"/>
-              </w:rPr>
-            </w:pPr>
-          </w:p>
-        </w:tc>
-        <w:tc>
-          <w:tcPr>
-            <w:tcW w:w="525" w:type="dxa"/>
-          </w:tcPr>
-          <w:p>
-            <w:pPr>
-              <w:spacing w:line="360" w:lineRule="auto"/>
-              <w:jc w:val="both"/>
-              <w:rPr>
-                <w:b/>
-                <w:sz w:val="16"/>
-                <w:szCs w:val="16"/>
-              </w:rPr>
-            </w:pPr>
-          </w:p>
-        </w:tc>
-        <w:tc>
-          <w:tcPr>
-            <w:tcW w:w="525" w:type="dxa"/>
-          </w:tcPr>
-          <w:p>
-            <w:pPr>
-              <w:spacing w:line="360" w:lineRule="auto"/>
-              <w:jc w:val="both"/>
-              <w:rPr>
-                <w:b/>
-                <w:sz w:val="16"/>
-                <w:szCs w:val="16"/>
-              </w:rPr>
-            </w:pPr>
-          </w:p>
-        </w:tc>
-        <w:tc>
-          <w:tcPr>
-            <w:tcW w:w="525" w:type="dxa"/>
-            <w:gridSpan w:val="2"/>
-          </w:tcPr>
-          <w:p>
-            <w:pPr>
-              <w:spacing w:line="360" w:lineRule="auto"/>
-              <w:jc w:val="both"/>
-              <w:rPr>
-                <w:b/>
-                <w:sz w:val="16"/>
-                <w:szCs w:val="16"/>
-              </w:rPr>
-            </w:pPr>
-          </w:p>
-        </w:tc>
-        <w:tc>
-          <w:tcPr>
-            <w:tcW w:w="525" w:type="dxa"/>
-          </w:tcPr>
-          <w:p>
-            <w:pPr>
-              <w:spacing w:line="360" w:lineRule="auto"/>
-              <w:jc w:val="both"/>
-              <w:rPr>
-                <w:b/>
-                <w:sz w:val="16"/>
-                <w:szCs w:val="16"/>
-              </w:rPr>
-            </w:pPr>
-          </w:p>
-        </w:tc>
-        <w:tc>
-          <w:tcPr>
-            <w:tcW w:w="525" w:type="dxa"/>
-          </w:tcPr>
-          <w:p>
-            <w:pPr>
-              <w:spacing w:line="360" w:lineRule="auto"/>
-              <w:jc w:val="both"/>
-              <w:rPr>
-                <w:b/>
-                <w:sz w:val="16"/>
-                <w:szCs w:val="16"/>
-              </w:rPr>
-            </w:pPr>
-          </w:p>
+            <w:tcW w:type="dxa" w:w="2551"/>
+            <w:vAlign w:val="center"/>
+          </w:tcPr>
+          <w:p>
+            <w:pPr>
+              <w:spacing w:after="0" w:before="0" w:line="240" w:lineRule="auto"/>
+              <w:jc w:val="left"/>
+            </w:pPr>
+            <w:r>
+              <w:rPr>
+                <w:b w:val="0"/>
+                <w:color w:val="000000"/>
+                <w:sz w:val="13"/>
+              </w:rPr>
+              <w:t>1.2  Levantamiento de requisitos y definición de roles y permisos</w:t>
+            </w:r>
+          </w:p>
+        </w:tc>
+        <w:tc>
+          <w:tcPr>
+            <w:tcW w:type="dxa" w:w="329"/>
+          </w:tcPr>
+          <w:p/>
+        </w:tc>
+        <w:tc>
+          <w:tcPr>
+            <w:tcW w:type="dxa" w:w="329"/>
+          </w:tcPr>
+          <w:p/>
+        </w:tc>
+        <w:tc>
+          <w:tcPr>
+            <w:tcW w:type="dxa" w:w="329"/>
+          </w:tcPr>
+          <w:p/>
+        </w:tc>
+        <w:tc>
+          <w:tcPr>
+            <w:tcW w:type="dxa" w:w="329"/>
+          </w:tcPr>
+          <w:p/>
+        </w:tc>
+        <w:tc>
+          <w:tcPr>
+            <w:tcW w:type="dxa" w:w="329"/>
+            <w:shd w:val="clear" w:color="auto" w:fill="028090"/>
+          </w:tcPr>
+          <w:p/>
+        </w:tc>
+        <w:tc>
+          <w:tcPr>
+            <w:tcW w:type="dxa" w:w="329"/>
+            <w:shd w:val="clear" w:color="auto" w:fill="028090"/>
+          </w:tcPr>
+          <w:p/>
+        </w:tc>
+        <w:tc>
+          <w:tcPr>
+            <w:tcW w:type="dxa" w:w="329"/>
+          </w:tcPr>
+          <w:p/>
+        </w:tc>
+        <w:tc>
+          <w:tcPr>
+            <w:tcW w:type="dxa" w:w="329"/>
+          </w:tcPr>
+          <w:p/>
+        </w:tc>
+        <w:tc>
+          <w:tcPr>
+            <w:tcW w:type="dxa" w:w="329"/>
+          </w:tcPr>
+          <w:p/>
+        </w:tc>
+        <w:tc>
+          <w:tcPr>
+            <w:tcW w:type="dxa" w:w="329"/>
+          </w:tcPr>
+          <w:p/>
+        </w:tc>
+        <w:tc>
+          <w:tcPr>
+            <w:tcW w:type="dxa" w:w="329"/>
+          </w:tcPr>
+          <w:p/>
+        </w:tc>
+        <w:tc>
+          <w:tcPr>
+            <w:tcW w:type="dxa" w:w="329"/>
+          </w:tcPr>
+          <w:p/>
+        </w:tc>
+        <w:tc>
+          <w:tcPr>
+            <w:tcW w:type="dxa" w:w="329"/>
+          </w:tcPr>
+          <w:p/>
+        </w:tc>
+        <w:tc>
+          <w:tcPr>
+            <w:tcW w:type="dxa" w:w="329"/>
+          </w:tcPr>
+          <w:p/>
+        </w:tc>
+        <w:tc>
+          <w:tcPr>
+            <w:tcW w:type="dxa" w:w="329"/>
+          </w:tcPr>
+          <w:p/>
+        </w:tc>
+        <w:tc>
+          <w:tcPr>
+            <w:tcW w:type="dxa" w:w="329"/>
+          </w:tcPr>
+          <w:p/>
+        </w:tc>
+        <w:tc>
+          <w:tcPr>
+            <w:tcW w:type="dxa" w:w="329"/>
+          </w:tcPr>
+          <w:p/>
+        </w:tc>
+        <w:tc>
+          <w:tcPr>
+            <w:tcW w:type="dxa" w:w="329"/>
+          </w:tcPr>
+          <w:p/>
         </w:tc>
       </w:tr>
       <w:tr>
         <w:trPr>
-          <w:gridAfter w:val="1"/>
-          <w:wAfter w:w="10" w:type="dxa"/>
-          <w:trHeight w:val="294"/>
+          <w:cantSplit/>
         </w:trPr>
         <w:tc>
           <w:tcPr>
-            <w:tcW w:w="1351" w:type="dxa"/>
-          </w:tcPr>
-          <w:p>
-            <w:r>
-              <w:t>OE3 — Modelo de predicción y explicabilidad</w:t>
-            </w:r>
-          </w:p>
-        </w:tc>
-        <w:tc>
-          <w:tcPr>
-            <w:tcW w:w="536" w:type="dxa"/>
-          </w:tcPr>
-          <w:p>
-            <w:pPr>
-              <w:spacing w:line="360" w:lineRule="auto"/>
-              <w:jc w:val="both"/>
+            <w:tcW w:type="dxa" w:w="2551"/>
+            <w:vAlign w:val="center"/>
+          </w:tcPr>
+          <w:p>
+            <w:pPr>
+              <w:spacing w:after="0" w:before="0" w:line="240" w:lineRule="auto"/>
+              <w:jc w:val="left"/>
+            </w:pPr>
+            <w:r>
               <w:rPr>
                 <w:b/>
-                <w:sz w:val="16"/>
-                <w:szCs w:val="16"/>
-              </w:rPr>
-            </w:pPr>
-          </w:p>
-        </w:tc>
-        <w:tc>
-          <w:tcPr>
-            <w:tcW w:w="522" w:type="dxa"/>
-          </w:tcPr>
-          <w:p>
-            <w:pPr>
-              <w:spacing w:line="360" w:lineRule="auto"/>
-              <w:jc w:val="both"/>
+                <w:color w:val="000000"/>
+                <w:sz w:val="13"/>
+              </w:rPr>
+              <w:t>1.3  Especificación de Requisitos (SRS): RF, RNF e historias por rol</w:t>
+            </w:r>
+          </w:p>
+        </w:tc>
+        <w:tc>
+          <w:tcPr>
+            <w:tcW w:type="dxa" w:w="329"/>
+          </w:tcPr>
+          <w:p/>
+        </w:tc>
+        <w:tc>
+          <w:tcPr>
+            <w:tcW w:type="dxa" w:w="329"/>
+          </w:tcPr>
+          <w:p/>
+        </w:tc>
+        <w:tc>
+          <w:tcPr>
+            <w:tcW w:type="dxa" w:w="329"/>
+          </w:tcPr>
+          <w:p/>
+        </w:tc>
+        <w:tc>
+          <w:tcPr>
+            <w:tcW w:type="dxa" w:w="329"/>
+          </w:tcPr>
+          <w:p/>
+        </w:tc>
+        <w:tc>
+          <w:tcPr>
+            <w:tcW w:type="dxa" w:w="329"/>
+            <w:shd w:val="clear" w:color="auto" w:fill="F3C987"/>
+          </w:tcPr>
+          <w:p/>
+        </w:tc>
+        <w:tc>
+          <w:tcPr>
+            <w:tcW w:type="dxa" w:w="329"/>
+            <w:shd w:val="clear" w:color="auto" w:fill="E9A23B"/>
+            <w:vAlign w:val="center"/>
+          </w:tcPr>
+          <w:p>
+            <w:pPr>
+              <w:spacing w:after="0" w:before="0" w:line="240" w:lineRule="auto"/>
+              <w:jc w:val="center"/>
+            </w:pPr>
+            <w:r>
               <w:rPr>
                 <w:b/>
-                <w:sz w:val="16"/>
-                <w:szCs w:val="16"/>
-              </w:rPr>
-            </w:pPr>
-          </w:p>
-        </w:tc>
-        <w:tc>
-          <w:tcPr>
-            <w:tcW w:w="523" w:type="dxa"/>
-          </w:tcPr>
-          <w:p>
-            <w:pPr>
-              <w:spacing w:line="360" w:lineRule="auto"/>
-              <w:jc w:val="both"/>
-              <w:rPr>
-                <w:b/>
-                <w:sz w:val="16"/>
-                <w:szCs w:val="16"/>
-              </w:rPr>
-            </w:pPr>
-          </w:p>
-        </w:tc>
-        <w:tc>
-          <w:tcPr>
-            <w:tcW w:w="526" w:type="dxa"/>
-          </w:tcPr>
-          <w:p>
-            <w:pPr>
-              <w:spacing w:line="360" w:lineRule="auto"/>
-              <w:jc w:val="both"/>
-              <w:rPr>
-                <w:b/>
-                <w:sz w:val="16"/>
-                <w:szCs w:val="16"/>
-              </w:rPr>
-            </w:pPr>
-          </w:p>
-        </w:tc>
-        <w:tc>
-          <w:tcPr>
-            <w:tcW w:w="523" w:type="dxa"/>
-          </w:tcPr>
-          <w:p>
-            <w:pPr>
-              <w:spacing w:line="360" w:lineRule="auto"/>
-              <w:jc w:val="both"/>
-              <w:rPr>
-                <w:b/>
-                <w:sz w:val="16"/>
-                <w:szCs w:val="16"/>
-              </w:rPr>
-            </w:pPr>
-          </w:p>
-        </w:tc>
-        <w:tc>
-          <w:tcPr>
-            <w:tcW w:w="523" w:type="dxa"/>
-          </w:tcPr>
-          <w:p>
-            <w:pPr>
-              <w:spacing w:line="360" w:lineRule="auto"/>
-              <w:jc w:val="both"/>
-              <w:rPr>
-                <w:b/>
-                <w:sz w:val="16"/>
-                <w:szCs w:val="16"/>
-              </w:rPr>
-            </w:pPr>
-          </w:p>
-        </w:tc>
-        <w:tc>
-          <w:tcPr>
-            <w:tcW w:w="523" w:type="dxa"/>
-          </w:tcPr>
-          <w:p>
-            <w:pPr>
-              <w:spacing w:line="360" w:lineRule="auto"/>
-              <w:jc w:val="both"/>
-              <w:rPr>
-                <w:b/>
-                <w:sz w:val="16"/>
-                <w:szCs w:val="16"/>
-              </w:rPr>
-            </w:pPr>
-          </w:p>
-        </w:tc>
-        <w:tc>
-          <w:tcPr>
-            <w:tcW w:w="523" w:type="dxa"/>
-          </w:tcPr>
-          <w:p>
-            <w:pPr>
-              <w:spacing w:line="360" w:lineRule="auto"/>
-              <w:jc w:val="both"/>
-              <w:rPr>
-                <w:b/>
-                <w:sz w:val="16"/>
-                <w:szCs w:val="16"/>
-              </w:rPr>
-            </w:pPr>
-          </w:p>
-        </w:tc>
-        <w:tc>
-          <w:tcPr>
-            <w:tcW w:w="523" w:type="dxa"/>
-          </w:tcPr>
-          <w:p>
-            <w:pPr>
-              <w:spacing w:line="360" w:lineRule="auto"/>
-              <w:jc w:val="both"/>
-              <w:rPr>
-                <w:b/>
-                <w:sz w:val="16"/>
-                <w:szCs w:val="16"/>
-              </w:rPr>
-            </w:pPr>
-          </w:p>
-        </w:tc>
-        <w:tc>
-          <w:tcPr>
-            <w:tcW w:w="523" w:type="dxa"/>
-          </w:tcPr>
-          <w:p>
-            <w:pPr>
-              <w:spacing w:line="360" w:lineRule="auto"/>
-              <w:jc w:val="both"/>
-              <w:rPr>
-                <w:b/>
-                <w:sz w:val="16"/>
-                <w:szCs w:val="16"/>
-              </w:rPr>
-            </w:pPr>
-          </w:p>
-        </w:tc>
-        <w:tc>
-          <w:tcPr>
-            <w:tcW w:w="523" w:type="dxa"/>
-          </w:tcPr>
-          <w:p>
-            <w:r>
-              <w:t>X</w:t>
-            </w:r>
-          </w:p>
-        </w:tc>
-        <w:tc>
-          <w:tcPr>
-            <w:tcW w:w="523" w:type="dxa"/>
-          </w:tcPr>
-          <w:p>
-            <w:r>
-              <w:t>X</w:t>
-            </w:r>
-          </w:p>
-        </w:tc>
-        <w:tc>
-          <w:tcPr>
-            <w:tcW w:w="525" w:type="dxa"/>
-          </w:tcPr>
-          <w:p>
-            <w:pPr>
-              <w:spacing w:line="360" w:lineRule="auto"/>
-              <w:jc w:val="both"/>
-              <w:rPr>
-                <w:b/>
-                <w:sz w:val="16"/>
-                <w:szCs w:val="16"/>
-              </w:rPr>
-            </w:pPr>
-          </w:p>
-        </w:tc>
-        <w:tc>
-          <w:tcPr>
-            <w:tcW w:w="525" w:type="dxa"/>
-          </w:tcPr>
-          <w:p>
-            <w:pPr>
-              <w:spacing w:line="360" w:lineRule="auto"/>
-              <w:jc w:val="both"/>
-              <w:rPr>
-                <w:b/>
-                <w:sz w:val="16"/>
-                <w:szCs w:val="16"/>
-              </w:rPr>
-            </w:pPr>
-          </w:p>
-        </w:tc>
-        <w:tc>
-          <w:tcPr>
-            <w:tcW w:w="525" w:type="dxa"/>
-          </w:tcPr>
-          <w:p>
-            <w:pPr>
-              <w:spacing w:line="360" w:lineRule="auto"/>
-              <w:jc w:val="both"/>
-              <w:rPr>
-                <w:b/>
-                <w:sz w:val="16"/>
-                <w:szCs w:val="16"/>
-              </w:rPr>
-            </w:pPr>
-          </w:p>
-        </w:tc>
-        <w:tc>
-          <w:tcPr>
-            <w:tcW w:w="525" w:type="dxa"/>
-            <w:gridSpan w:val="2"/>
-          </w:tcPr>
-          <w:p>
-            <w:pPr>
-              <w:spacing w:line="360" w:lineRule="auto"/>
-              <w:jc w:val="both"/>
-              <w:rPr>
-                <w:b/>
-                <w:sz w:val="16"/>
-                <w:szCs w:val="16"/>
-              </w:rPr>
-            </w:pPr>
-          </w:p>
-        </w:tc>
-        <w:tc>
-          <w:tcPr>
-            <w:tcW w:w="525" w:type="dxa"/>
-          </w:tcPr>
-          <w:p>
-            <w:pPr>
-              <w:spacing w:line="360" w:lineRule="auto"/>
-              <w:jc w:val="both"/>
-              <w:rPr>
-                <w:b/>
-                <w:sz w:val="16"/>
-                <w:szCs w:val="16"/>
-              </w:rPr>
-            </w:pPr>
-          </w:p>
-        </w:tc>
-        <w:tc>
-          <w:tcPr>
-            <w:tcW w:w="525" w:type="dxa"/>
-          </w:tcPr>
-          <w:p>
-            <w:pPr>
-              <w:spacing w:line="360" w:lineRule="auto"/>
-              <w:jc w:val="both"/>
-              <w:rPr>
-                <w:b/>
-                <w:sz w:val="16"/>
-                <w:szCs w:val="16"/>
-              </w:rPr>
-            </w:pPr>
-          </w:p>
+                <w:color w:val="000000"/>
+                <w:sz w:val="14"/>
+              </w:rPr>
+              <w:t>◆</w:t>
+            </w:r>
+          </w:p>
+        </w:tc>
+        <w:tc>
+          <w:tcPr>
+            <w:tcW w:type="dxa" w:w="329"/>
+          </w:tcPr>
+          <w:p/>
+        </w:tc>
+        <w:tc>
+          <w:tcPr>
+            <w:tcW w:type="dxa" w:w="329"/>
+          </w:tcPr>
+          <w:p/>
+        </w:tc>
+        <w:tc>
+          <w:tcPr>
+            <w:tcW w:type="dxa" w:w="329"/>
+          </w:tcPr>
+          <w:p/>
+        </w:tc>
+        <w:tc>
+          <w:tcPr>
+            <w:tcW w:type="dxa" w:w="329"/>
+          </w:tcPr>
+          <w:p/>
+        </w:tc>
+        <w:tc>
+          <w:tcPr>
+            <w:tcW w:type="dxa" w:w="329"/>
+          </w:tcPr>
+          <w:p/>
+        </w:tc>
+        <w:tc>
+          <w:tcPr>
+            <w:tcW w:type="dxa" w:w="329"/>
+          </w:tcPr>
+          <w:p/>
+        </w:tc>
+        <w:tc>
+          <w:tcPr>
+            <w:tcW w:type="dxa" w:w="329"/>
+          </w:tcPr>
+          <w:p/>
+        </w:tc>
+        <w:tc>
+          <w:tcPr>
+            <w:tcW w:type="dxa" w:w="329"/>
+          </w:tcPr>
+          <w:p/>
+        </w:tc>
+        <w:tc>
+          <w:tcPr>
+            <w:tcW w:type="dxa" w:w="329"/>
+          </w:tcPr>
+          <w:p/>
+        </w:tc>
+        <w:tc>
+          <w:tcPr>
+            <w:tcW w:type="dxa" w:w="329"/>
+          </w:tcPr>
+          <w:p/>
+        </w:tc>
+        <w:tc>
+          <w:tcPr>
+            <w:tcW w:type="dxa" w:w="329"/>
+          </w:tcPr>
+          <w:p/>
+        </w:tc>
+        <w:tc>
+          <w:tcPr>
+            <w:tcW w:type="dxa" w:w="329"/>
+          </w:tcPr>
+          <w:p/>
         </w:tc>
       </w:tr>
       <w:tr>
         <w:trPr>
-          <w:gridAfter w:val="1"/>
-          <w:wAfter w:w="10" w:type="dxa"/>
-          <w:trHeight w:val="294"/>
+          <w:cantSplit/>
         </w:trPr>
         <w:tc>
           <w:tcPr>
-            <w:tcW w:w="1351" w:type="dxa"/>
-          </w:tcPr>
-          <w:p>
-            <w:r>
-              <w:t>OE4 — Plataforma web, control de acceso, auditoría y tablero</w:t>
-            </w:r>
-          </w:p>
-        </w:tc>
-        <w:tc>
-          <w:tcPr>
-            <w:tcW w:w="536" w:type="dxa"/>
-          </w:tcPr>
-          <w:p>
-            <w:pPr>
-              <w:spacing w:line="360" w:lineRule="auto"/>
-              <w:jc w:val="both"/>
+            <w:tcW w:type="dxa" w:w="8473"/>
+            <w:gridSpan w:val="19"/>
+            <w:vAlign w:val="center"/>
+            <w:shd w:val="clear" w:color="auto" w:fill="E4EEF0"/>
+          </w:tcPr>
+          <w:p>
+            <w:pPr>
+              <w:spacing w:after="0" w:before="0" w:line="240" w:lineRule="auto"/>
+              <w:jc w:val="left"/>
+            </w:pPr>
+            <w:r>
               <w:rPr>
                 <w:b/>
-                <w:sz w:val="16"/>
-                <w:szCs w:val="16"/>
-              </w:rPr>
-            </w:pPr>
-          </w:p>
-        </w:tc>
-        <w:tc>
-          <w:tcPr>
-            <w:tcW w:w="522" w:type="dxa"/>
-          </w:tcPr>
-          <w:p>
-            <w:pPr>
-              <w:spacing w:line="360" w:lineRule="auto"/>
-              <w:jc w:val="both"/>
-              <w:rPr>
-                <w:b/>
-                <w:sz w:val="16"/>
-                <w:szCs w:val="16"/>
-              </w:rPr>
-            </w:pPr>
-          </w:p>
-        </w:tc>
-        <w:tc>
-          <w:tcPr>
-            <w:tcW w:w="523" w:type="dxa"/>
-          </w:tcPr>
-          <w:p>
-            <w:pPr>
-              <w:spacing w:line="360" w:lineRule="auto"/>
-              <w:jc w:val="both"/>
-              <w:rPr>
-                <w:b/>
-                <w:sz w:val="16"/>
-                <w:szCs w:val="16"/>
-              </w:rPr>
-            </w:pPr>
-          </w:p>
-        </w:tc>
-        <w:tc>
-          <w:tcPr>
-            <w:tcW w:w="526" w:type="dxa"/>
-          </w:tcPr>
-          <w:p>
-            <w:pPr>
-              <w:spacing w:line="360" w:lineRule="auto"/>
-              <w:jc w:val="both"/>
-              <w:rPr>
-                <w:b/>
-                <w:sz w:val="16"/>
-                <w:szCs w:val="16"/>
-              </w:rPr>
-            </w:pPr>
-          </w:p>
-        </w:tc>
-        <w:tc>
-          <w:tcPr>
-            <w:tcW w:w="523" w:type="dxa"/>
-          </w:tcPr>
-          <w:p>
-            <w:pPr>
-              <w:spacing w:line="360" w:lineRule="auto"/>
-              <w:jc w:val="both"/>
-              <w:rPr>
-                <w:b/>
-                <w:sz w:val="16"/>
-                <w:szCs w:val="16"/>
-              </w:rPr>
-            </w:pPr>
-          </w:p>
-        </w:tc>
-        <w:tc>
-          <w:tcPr>
-            <w:tcW w:w="523" w:type="dxa"/>
-          </w:tcPr>
-          <w:p>
-            <w:pPr>
-              <w:spacing w:line="360" w:lineRule="auto"/>
-              <w:jc w:val="both"/>
-              <w:rPr>
-                <w:b/>
-                <w:sz w:val="16"/>
-                <w:szCs w:val="16"/>
-              </w:rPr>
-            </w:pPr>
-          </w:p>
-        </w:tc>
-        <w:tc>
-          <w:tcPr>
-            <w:tcW w:w="523" w:type="dxa"/>
-          </w:tcPr>
-          <w:p>
-            <w:pPr>
-              <w:spacing w:line="360" w:lineRule="auto"/>
-              <w:jc w:val="both"/>
-              <w:rPr>
-                <w:b/>
-                <w:sz w:val="16"/>
-                <w:szCs w:val="16"/>
-              </w:rPr>
-            </w:pPr>
-          </w:p>
-        </w:tc>
-        <w:tc>
-          <w:tcPr>
-            <w:tcW w:w="523" w:type="dxa"/>
-          </w:tcPr>
-          <w:p>
-            <w:pPr>
-              <w:spacing w:line="360" w:lineRule="auto"/>
-              <w:jc w:val="both"/>
-              <w:rPr>
-                <w:b/>
-                <w:sz w:val="16"/>
-                <w:szCs w:val="16"/>
-              </w:rPr>
-            </w:pPr>
-          </w:p>
-        </w:tc>
-        <w:tc>
-          <w:tcPr>
-            <w:tcW w:w="523" w:type="dxa"/>
-          </w:tcPr>
-          <w:p>
-            <w:pPr>
-              <w:spacing w:line="360" w:lineRule="auto"/>
-              <w:jc w:val="both"/>
-              <w:rPr>
-                <w:b/>
-                <w:sz w:val="16"/>
-                <w:szCs w:val="16"/>
-              </w:rPr>
-            </w:pPr>
-          </w:p>
-        </w:tc>
-        <w:tc>
-          <w:tcPr>
-            <w:tcW w:w="523" w:type="dxa"/>
-          </w:tcPr>
-          <w:p>
-            <w:pPr>
-              <w:spacing w:line="360" w:lineRule="auto"/>
-              <w:jc w:val="both"/>
-              <w:rPr>
-                <w:b/>
-                <w:sz w:val="16"/>
-                <w:szCs w:val="16"/>
-              </w:rPr>
-            </w:pPr>
-          </w:p>
-        </w:tc>
-        <w:tc>
-          <w:tcPr>
-            <w:tcW w:w="523" w:type="dxa"/>
-          </w:tcPr>
-          <w:p>
-            <w:pPr>
-              <w:spacing w:line="360" w:lineRule="auto"/>
-              <w:jc w:val="both"/>
-              <w:rPr>
-                <w:b/>
-                <w:sz w:val="16"/>
-                <w:szCs w:val="16"/>
-              </w:rPr>
-            </w:pPr>
-          </w:p>
-        </w:tc>
-        <w:tc>
-          <w:tcPr>
-            <w:tcW w:w="523" w:type="dxa"/>
-          </w:tcPr>
-          <w:p>
-            <w:pPr>
-              <w:spacing w:line="360" w:lineRule="auto"/>
-              <w:jc w:val="both"/>
-              <w:rPr>
-                <w:b/>
-                <w:sz w:val="16"/>
-                <w:szCs w:val="16"/>
-              </w:rPr>
-            </w:pPr>
-          </w:p>
-        </w:tc>
-        <w:tc>
-          <w:tcPr>
-            <w:tcW w:w="525" w:type="dxa"/>
-          </w:tcPr>
-          <w:p>
-            <w:r>
-              <w:t>X</w:t>
-            </w:r>
-          </w:p>
-        </w:tc>
-        <w:tc>
-          <w:tcPr>
-            <w:tcW w:w="525" w:type="dxa"/>
-          </w:tcPr>
-          <w:p>
-            <w:r>
-              <w:t>X</w:t>
-            </w:r>
-          </w:p>
-        </w:tc>
-        <w:tc>
-          <w:tcPr>
-            <w:tcW w:w="525" w:type="dxa"/>
-          </w:tcPr>
-          <w:p>
-            <w:pPr>
-              <w:spacing w:line="360" w:lineRule="auto"/>
-              <w:jc w:val="both"/>
-              <w:rPr>
-                <w:b/>
-                <w:sz w:val="16"/>
-                <w:szCs w:val="16"/>
-              </w:rPr>
-            </w:pPr>
-          </w:p>
-        </w:tc>
-        <w:tc>
-          <w:tcPr>
-            <w:tcW w:w="525" w:type="dxa"/>
-            <w:gridSpan w:val="2"/>
-          </w:tcPr>
-          <w:p>
-            <w:pPr>
-              <w:spacing w:line="360" w:lineRule="auto"/>
-              <w:jc w:val="both"/>
-              <w:rPr>
-                <w:b/>
-                <w:sz w:val="16"/>
-                <w:szCs w:val="16"/>
-              </w:rPr>
-            </w:pPr>
-          </w:p>
-        </w:tc>
-        <w:tc>
-          <w:tcPr>
-            <w:tcW w:w="525" w:type="dxa"/>
-          </w:tcPr>
-          <w:p>
-            <w:pPr>
-              <w:spacing w:line="360" w:lineRule="auto"/>
-              <w:jc w:val="both"/>
-              <w:rPr>
-                <w:b/>
-                <w:sz w:val="16"/>
-                <w:szCs w:val="16"/>
-              </w:rPr>
-            </w:pPr>
-          </w:p>
-        </w:tc>
-        <w:tc>
-          <w:tcPr>
-            <w:tcW w:w="525" w:type="dxa"/>
-          </w:tcPr>
-          <w:p>
-            <w:pPr>
-              <w:spacing w:line="360" w:lineRule="auto"/>
-              <w:jc w:val="both"/>
-              <w:rPr>
-                <w:b/>
-                <w:sz w:val="16"/>
-                <w:szCs w:val="16"/>
-              </w:rPr>
-            </w:pPr>
+                <w:color w:val="0B4F5C"/>
+                <w:sz w:val="15"/>
+              </w:rPr>
+              <w:t>Etapa 2 · Diseño</w:t>
+            </w:r>
           </w:p>
         </w:tc>
       </w:tr>
       <w:tr>
         <w:trPr>
-          <w:gridAfter w:val="1"/>
-          <w:wAfter w:w="10" w:type="dxa"/>
-          <w:trHeight w:val="294"/>
+          <w:cantSplit/>
         </w:trPr>
         <w:tc>
           <w:tcPr>
-            <w:tcW w:w="1351" w:type="dxa"/>
-          </w:tcPr>
-          <w:p>
-            <w:r>
-              <w:t>OE5 — Aplicación móvil, pruebas y cierre del Informe Final</w:t>
-            </w:r>
-          </w:p>
-        </w:tc>
-        <w:tc>
-          <w:tcPr>
-            <w:tcW w:w="536" w:type="dxa"/>
-          </w:tcPr>
-          <w:p>
-            <w:pPr>
-              <w:spacing w:line="360" w:lineRule="auto"/>
-              <w:jc w:val="both"/>
-              <w:rPr>
-                <w:b/>
-                <w:sz w:val="16"/>
-                <w:szCs w:val="16"/>
-              </w:rPr>
-            </w:pPr>
-          </w:p>
-        </w:tc>
-        <w:tc>
-          <w:tcPr>
-            <w:tcW w:w="522" w:type="dxa"/>
-          </w:tcPr>
-          <w:p>
-            <w:pPr>
-              <w:spacing w:line="360" w:lineRule="auto"/>
-              <w:jc w:val="both"/>
-              <w:rPr>
-                <w:b/>
-                <w:sz w:val="16"/>
-                <w:szCs w:val="16"/>
-              </w:rPr>
-            </w:pPr>
-          </w:p>
-        </w:tc>
-        <w:tc>
-          <w:tcPr>
-            <w:tcW w:w="523" w:type="dxa"/>
-          </w:tcPr>
-          <w:p>
-            <w:pPr>
-              <w:spacing w:line="360" w:lineRule="auto"/>
-              <w:jc w:val="both"/>
-              <w:rPr>
-                <w:b/>
-                <w:sz w:val="16"/>
-                <w:szCs w:val="16"/>
-              </w:rPr>
-            </w:pPr>
-          </w:p>
-        </w:tc>
-        <w:tc>
-          <w:tcPr>
-            <w:tcW w:w="526" w:type="dxa"/>
-          </w:tcPr>
-          <w:p>
-            <w:pPr>
-              <w:spacing w:line="360" w:lineRule="auto"/>
-              <w:jc w:val="both"/>
-              <w:rPr>
-                <w:b/>
-                <w:sz w:val="16"/>
-                <w:szCs w:val="16"/>
-              </w:rPr>
-            </w:pPr>
-          </w:p>
-        </w:tc>
-        <w:tc>
-          <w:tcPr>
-            <w:tcW w:w="523" w:type="dxa"/>
-          </w:tcPr>
-          <w:p>
-            <w:pPr>
-              <w:spacing w:line="360" w:lineRule="auto"/>
-              <w:jc w:val="both"/>
-              <w:rPr>
-                <w:b/>
-                <w:sz w:val="16"/>
-                <w:szCs w:val="16"/>
-              </w:rPr>
-            </w:pPr>
-          </w:p>
-        </w:tc>
-        <w:tc>
-          <w:tcPr>
-            <w:tcW w:w="523" w:type="dxa"/>
-          </w:tcPr>
-          <w:p>
-            <w:pPr>
-              <w:spacing w:line="360" w:lineRule="auto"/>
-              <w:jc w:val="both"/>
-              <w:rPr>
-                <w:b/>
-                <w:sz w:val="16"/>
-                <w:szCs w:val="16"/>
-              </w:rPr>
-            </w:pPr>
-          </w:p>
-        </w:tc>
-        <w:tc>
-          <w:tcPr>
-            <w:tcW w:w="523" w:type="dxa"/>
-          </w:tcPr>
-          <w:p>
-            <w:pPr>
-              <w:spacing w:line="360" w:lineRule="auto"/>
-              <w:jc w:val="both"/>
-              <w:rPr>
-                <w:b/>
-                <w:sz w:val="16"/>
-                <w:szCs w:val="16"/>
-              </w:rPr>
-            </w:pPr>
-          </w:p>
-        </w:tc>
-        <w:tc>
-          <w:tcPr>
-            <w:tcW w:w="523" w:type="dxa"/>
-          </w:tcPr>
-          <w:p>
-            <w:pPr>
-              <w:spacing w:line="360" w:lineRule="auto"/>
-              <w:jc w:val="both"/>
-              <w:rPr>
-                <w:b/>
-                <w:sz w:val="16"/>
-                <w:szCs w:val="16"/>
-              </w:rPr>
-            </w:pPr>
-          </w:p>
-        </w:tc>
-        <w:tc>
-          <w:tcPr>
-            <w:tcW w:w="523" w:type="dxa"/>
-          </w:tcPr>
-          <w:p>
-            <w:pPr>
-              <w:spacing w:line="360" w:lineRule="auto"/>
-              <w:jc w:val="both"/>
-              <w:rPr>
-                <w:b/>
-                <w:sz w:val="16"/>
-                <w:szCs w:val="16"/>
-              </w:rPr>
-            </w:pPr>
-          </w:p>
-        </w:tc>
-        <w:tc>
-          <w:tcPr>
-            <w:tcW w:w="523" w:type="dxa"/>
-          </w:tcPr>
-          <w:p>
-            <w:pPr>
-              <w:spacing w:line="360" w:lineRule="auto"/>
-              <w:jc w:val="both"/>
-              <w:rPr>
-                <w:b/>
-                <w:sz w:val="16"/>
-                <w:szCs w:val="16"/>
-              </w:rPr>
-            </w:pPr>
-          </w:p>
-        </w:tc>
-        <w:tc>
-          <w:tcPr>
-            <w:tcW w:w="523" w:type="dxa"/>
-          </w:tcPr>
-          <w:p>
-            <w:pPr>
-              <w:spacing w:line="360" w:lineRule="auto"/>
-              <w:jc w:val="both"/>
-              <w:rPr>
-                <w:b/>
-                <w:sz w:val="16"/>
-                <w:szCs w:val="16"/>
-              </w:rPr>
-            </w:pPr>
-          </w:p>
-        </w:tc>
-        <w:tc>
-          <w:tcPr>
-            <w:tcW w:w="523" w:type="dxa"/>
-          </w:tcPr>
-          <w:p>
-            <w:pPr>
-              <w:spacing w:line="360" w:lineRule="auto"/>
-              <w:jc w:val="both"/>
-              <w:rPr>
-                <w:b/>
-                <w:sz w:val="16"/>
-                <w:szCs w:val="16"/>
-              </w:rPr>
-            </w:pPr>
-          </w:p>
-        </w:tc>
-        <w:tc>
-          <w:tcPr>
-            <w:tcW w:w="525" w:type="dxa"/>
-          </w:tcPr>
-          <w:p>
-            <w:pPr>
-              <w:spacing w:line="360" w:lineRule="auto"/>
-              <w:jc w:val="both"/>
-              <w:rPr>
-                <w:b/>
-                <w:sz w:val="16"/>
-                <w:szCs w:val="16"/>
-              </w:rPr>
-            </w:pPr>
-          </w:p>
-        </w:tc>
-        <w:tc>
-          <w:tcPr>
-            <w:tcW w:w="525" w:type="dxa"/>
-          </w:tcPr>
-          <w:p>
-            <w:pPr>
-              <w:spacing w:line="360" w:lineRule="auto"/>
-              <w:jc w:val="both"/>
-              <w:rPr>
-                <w:b/>
-                <w:sz w:val="16"/>
-                <w:szCs w:val="16"/>
-              </w:rPr>
-            </w:pPr>
-          </w:p>
-        </w:tc>
-        <w:tc>
-          <w:tcPr>
-            <w:tcW w:w="525" w:type="dxa"/>
-          </w:tcPr>
-          <w:p>
-            <w:r>
-              <w:t>X</w:t>
-            </w:r>
-          </w:p>
-        </w:tc>
-        <w:tc>
-          <w:tcPr>
-            <w:tcW w:w="525" w:type="dxa"/>
-            <w:gridSpan w:val="2"/>
-          </w:tcPr>
-          <w:p>
-            <w:pPr>
-              <w:spacing w:line="360" w:lineRule="auto"/>
-              <w:jc w:val="both"/>
-              <w:rPr>
-                <w:b/>
-                <w:sz w:val="16"/>
-                <w:szCs w:val="16"/>
-              </w:rPr>
-            </w:pPr>
-          </w:p>
-        </w:tc>
-        <w:tc>
-          <w:tcPr>
-            <w:tcW w:w="525" w:type="dxa"/>
-          </w:tcPr>
-          <w:p>
-            <w:pPr>
-              <w:spacing w:line="360" w:lineRule="auto"/>
-              <w:jc w:val="both"/>
-              <w:rPr>
-                <w:b/>
-                <w:sz w:val="16"/>
-                <w:szCs w:val="16"/>
-              </w:rPr>
-            </w:pPr>
-          </w:p>
-        </w:tc>
-        <w:tc>
-          <w:tcPr>
-            <w:tcW w:w="525" w:type="dxa"/>
-          </w:tcPr>
-          <w:p>
-            <w:pPr>
-              <w:spacing w:line="360" w:lineRule="auto"/>
-              <w:jc w:val="both"/>
-              <w:rPr>
-                <w:b/>
-                <w:sz w:val="16"/>
-                <w:szCs w:val="16"/>
-              </w:rPr>
-            </w:pPr>
-          </w:p>
+            <w:tcW w:type="dxa" w:w="2551"/>
+            <w:vAlign w:val="center"/>
+          </w:tcPr>
+          <w:p>
+            <w:pPr>
+              <w:spacing w:after="0" w:before="0" w:line="240" w:lineRule="auto"/>
+              <w:jc w:val="left"/>
+            </w:pPr>
+            <w:r>
+              <w:rPr>
+                <w:b w:val="0"/>
+                <w:color w:val="000000"/>
+                <w:sz w:val="13"/>
+              </w:rPr>
+              <w:t>2.1  Arquitectura y diagrama de componentes</w:t>
+            </w:r>
+          </w:p>
+        </w:tc>
+        <w:tc>
+          <w:tcPr>
+            <w:tcW w:type="dxa" w:w="329"/>
+          </w:tcPr>
+          <w:p/>
+        </w:tc>
+        <w:tc>
+          <w:tcPr>
+            <w:tcW w:type="dxa" w:w="329"/>
+          </w:tcPr>
+          <w:p/>
+        </w:tc>
+        <w:tc>
+          <w:tcPr>
+            <w:tcW w:type="dxa" w:w="329"/>
+          </w:tcPr>
+          <w:p/>
+        </w:tc>
+        <w:tc>
+          <w:tcPr>
+            <w:tcW w:type="dxa" w:w="329"/>
+          </w:tcPr>
+          <w:p/>
+        </w:tc>
+        <w:tc>
+          <w:tcPr>
+            <w:tcW w:type="dxa" w:w="329"/>
+          </w:tcPr>
+          <w:p/>
+        </w:tc>
+        <w:tc>
+          <w:tcPr>
+            <w:tcW w:type="dxa" w:w="329"/>
+            <w:shd w:val="clear" w:color="auto" w:fill="028090"/>
+          </w:tcPr>
+          <w:p/>
+        </w:tc>
+        <w:tc>
+          <w:tcPr>
+            <w:tcW w:type="dxa" w:w="329"/>
+          </w:tcPr>
+          <w:p/>
+        </w:tc>
+        <w:tc>
+          <w:tcPr>
+            <w:tcW w:type="dxa" w:w="329"/>
+          </w:tcPr>
+          <w:p/>
+        </w:tc>
+        <w:tc>
+          <w:tcPr>
+            <w:tcW w:type="dxa" w:w="329"/>
+          </w:tcPr>
+          <w:p/>
+        </w:tc>
+        <w:tc>
+          <w:tcPr>
+            <w:tcW w:type="dxa" w:w="329"/>
+          </w:tcPr>
+          <w:p/>
+        </w:tc>
+        <w:tc>
+          <w:tcPr>
+            <w:tcW w:type="dxa" w:w="329"/>
+          </w:tcPr>
+          <w:p/>
+        </w:tc>
+        <w:tc>
+          <w:tcPr>
+            <w:tcW w:type="dxa" w:w="329"/>
+          </w:tcPr>
+          <w:p/>
+        </w:tc>
+        <w:tc>
+          <w:tcPr>
+            <w:tcW w:type="dxa" w:w="329"/>
+          </w:tcPr>
+          <w:p/>
+        </w:tc>
+        <w:tc>
+          <w:tcPr>
+            <w:tcW w:type="dxa" w:w="329"/>
+          </w:tcPr>
+          <w:p/>
+        </w:tc>
+        <w:tc>
+          <w:tcPr>
+            <w:tcW w:type="dxa" w:w="329"/>
+          </w:tcPr>
+          <w:p/>
+        </w:tc>
+        <w:tc>
+          <w:tcPr>
+            <w:tcW w:type="dxa" w:w="329"/>
+          </w:tcPr>
+          <w:p/>
+        </w:tc>
+        <w:tc>
+          <w:tcPr>
+            <w:tcW w:type="dxa" w:w="329"/>
+          </w:tcPr>
+          <w:p/>
+        </w:tc>
+        <w:tc>
+          <w:tcPr>
+            <w:tcW w:type="dxa" w:w="329"/>
+          </w:tcPr>
+          <w:p/>
         </w:tc>
       </w:tr>
       <w:tr>
         <w:trPr>
-          <w:gridAfter w:val="1"/>
-          <w:wAfter w:w="10" w:type="dxa"/>
-          <w:trHeight w:val="294"/>
+          <w:cantSplit/>
         </w:trPr>
         <w:tc>
           <w:tcPr>
-            <w:tcW w:w="1351" w:type="dxa"/>
-          </w:tcPr>
-          <w:p>
-            <w:r>
-              <w:t>Retroalimentación, pulido y documentación</w:t>
-            </w:r>
-          </w:p>
-        </w:tc>
-        <w:tc>
-          <w:tcPr>
-            <w:tcW w:w="536" w:type="dxa"/>
-          </w:tcPr>
-          <w:p>
-            <w:pPr>
-              <w:spacing w:line="360" w:lineRule="auto"/>
-              <w:jc w:val="both"/>
-              <w:rPr>
-                <w:b/>
-                <w:sz w:val="16"/>
-                <w:szCs w:val="16"/>
-              </w:rPr>
-            </w:pPr>
-          </w:p>
-        </w:tc>
-        <w:tc>
-          <w:tcPr>
-            <w:tcW w:w="522" w:type="dxa"/>
-          </w:tcPr>
-          <w:p>
-            <w:pPr>
-              <w:spacing w:line="360" w:lineRule="auto"/>
-              <w:jc w:val="both"/>
-              <w:rPr>
-                <w:b/>
-                <w:sz w:val="16"/>
-                <w:szCs w:val="16"/>
-              </w:rPr>
-            </w:pPr>
-          </w:p>
-        </w:tc>
-        <w:tc>
-          <w:tcPr>
-            <w:tcW w:w="523" w:type="dxa"/>
-          </w:tcPr>
-          <w:p>
-            <w:pPr>
-              <w:spacing w:line="360" w:lineRule="auto"/>
-              <w:jc w:val="both"/>
-              <w:rPr>
-                <w:b/>
-                <w:sz w:val="16"/>
-                <w:szCs w:val="16"/>
-              </w:rPr>
-            </w:pPr>
-          </w:p>
-        </w:tc>
-        <w:tc>
-          <w:tcPr>
-            <w:tcW w:w="526" w:type="dxa"/>
-          </w:tcPr>
-          <w:p>
-            <w:pPr>
-              <w:spacing w:line="360" w:lineRule="auto"/>
-              <w:jc w:val="both"/>
-              <w:rPr>
-                <w:b/>
-                <w:sz w:val="16"/>
-                <w:szCs w:val="16"/>
-              </w:rPr>
-            </w:pPr>
-          </w:p>
-        </w:tc>
-        <w:tc>
-          <w:tcPr>
-            <w:tcW w:w="523" w:type="dxa"/>
-          </w:tcPr>
-          <w:p>
-            <w:pPr>
-              <w:spacing w:line="360" w:lineRule="auto"/>
-              <w:jc w:val="both"/>
-              <w:rPr>
-                <w:b/>
-                <w:sz w:val="16"/>
-                <w:szCs w:val="16"/>
-              </w:rPr>
-            </w:pPr>
-          </w:p>
-        </w:tc>
-        <w:tc>
-          <w:tcPr>
-            <w:tcW w:w="523" w:type="dxa"/>
-          </w:tcPr>
-          <w:p>
-            <w:pPr>
-              <w:spacing w:line="360" w:lineRule="auto"/>
-              <w:jc w:val="both"/>
-              <w:rPr>
-                <w:b/>
-                <w:sz w:val="16"/>
-                <w:szCs w:val="16"/>
-              </w:rPr>
-            </w:pPr>
-          </w:p>
-        </w:tc>
-        <w:tc>
-          <w:tcPr>
-            <w:tcW w:w="523" w:type="dxa"/>
-          </w:tcPr>
-          <w:p>
-            <w:pPr>
-              <w:spacing w:line="360" w:lineRule="auto"/>
-              <w:jc w:val="both"/>
-              <w:rPr>
-                <w:b/>
-                <w:sz w:val="16"/>
-                <w:szCs w:val="16"/>
-              </w:rPr>
-            </w:pPr>
-          </w:p>
-        </w:tc>
-        <w:tc>
-          <w:tcPr>
-            <w:tcW w:w="523" w:type="dxa"/>
-          </w:tcPr>
-          <w:p>
-            <w:pPr>
-              <w:spacing w:line="360" w:lineRule="auto"/>
-              <w:jc w:val="both"/>
-              <w:rPr>
-                <w:b/>
-                <w:sz w:val="16"/>
-                <w:szCs w:val="16"/>
-              </w:rPr>
-            </w:pPr>
-          </w:p>
-        </w:tc>
-        <w:tc>
-          <w:tcPr>
-            <w:tcW w:w="523" w:type="dxa"/>
-          </w:tcPr>
-          <w:p>
-            <w:pPr>
-              <w:spacing w:line="360" w:lineRule="auto"/>
-              <w:jc w:val="both"/>
-              <w:rPr>
-                <w:b/>
-                <w:sz w:val="16"/>
-                <w:szCs w:val="16"/>
-              </w:rPr>
-            </w:pPr>
-          </w:p>
-        </w:tc>
-        <w:tc>
-          <w:tcPr>
-            <w:tcW w:w="523" w:type="dxa"/>
-          </w:tcPr>
-          <w:p>
-            <w:pPr>
-              <w:spacing w:line="360" w:lineRule="auto"/>
-              <w:jc w:val="both"/>
-              <w:rPr>
-                <w:b/>
-                <w:sz w:val="16"/>
-                <w:szCs w:val="16"/>
-              </w:rPr>
-            </w:pPr>
-          </w:p>
-        </w:tc>
-        <w:tc>
-          <w:tcPr>
-            <w:tcW w:w="523" w:type="dxa"/>
-          </w:tcPr>
-          <w:p>
-            <w:pPr>
-              <w:spacing w:line="360" w:lineRule="auto"/>
-              <w:jc w:val="both"/>
-              <w:rPr>
-                <w:b/>
-                <w:sz w:val="16"/>
-                <w:szCs w:val="16"/>
-              </w:rPr>
-            </w:pPr>
-          </w:p>
-        </w:tc>
-        <w:tc>
-          <w:tcPr>
-            <w:tcW w:w="523" w:type="dxa"/>
-          </w:tcPr>
-          <w:p>
-            <w:pPr>
-              <w:spacing w:line="360" w:lineRule="auto"/>
-              <w:jc w:val="both"/>
-              <w:rPr>
-                <w:b/>
-                <w:sz w:val="16"/>
-                <w:szCs w:val="16"/>
-              </w:rPr>
-            </w:pPr>
-          </w:p>
-        </w:tc>
-        <w:tc>
-          <w:tcPr>
-            <w:tcW w:w="525" w:type="dxa"/>
-          </w:tcPr>
-          <w:p>
-            <w:pPr>
-              <w:spacing w:line="360" w:lineRule="auto"/>
-              <w:jc w:val="both"/>
-              <w:rPr>
-                <w:b/>
-                <w:sz w:val="16"/>
-                <w:szCs w:val="16"/>
-              </w:rPr>
-            </w:pPr>
-          </w:p>
-        </w:tc>
-        <w:tc>
-          <w:tcPr>
-            <w:tcW w:w="525" w:type="dxa"/>
-          </w:tcPr>
-          <w:p>
-            <w:pPr>
-              <w:spacing w:line="360" w:lineRule="auto"/>
-              <w:jc w:val="both"/>
-              <w:rPr>
-                <w:b/>
-                <w:sz w:val="16"/>
-                <w:szCs w:val="16"/>
-              </w:rPr>
-            </w:pPr>
-          </w:p>
-        </w:tc>
-        <w:tc>
-          <w:tcPr>
-            <w:tcW w:w="525" w:type="dxa"/>
-          </w:tcPr>
-          <w:p>
-            <w:pPr>
-              <w:spacing w:line="360" w:lineRule="auto"/>
-              <w:jc w:val="both"/>
-              <w:rPr>
-                <w:b/>
-                <w:sz w:val="16"/>
-                <w:szCs w:val="16"/>
-              </w:rPr>
-            </w:pPr>
-          </w:p>
-        </w:tc>
-        <w:tc>
-          <w:tcPr>
-            <w:tcW w:w="525" w:type="dxa"/>
-            <w:gridSpan w:val="2"/>
-          </w:tcPr>
-          <w:p>
-            <w:r>
-              <w:t>X</w:t>
-            </w:r>
-          </w:p>
-        </w:tc>
-        <w:tc>
-          <w:tcPr>
-            <w:tcW w:w="525" w:type="dxa"/>
-          </w:tcPr>
-          <w:p>
-            <w:pPr>
-              <w:spacing w:line="360" w:lineRule="auto"/>
-              <w:jc w:val="both"/>
-              <w:rPr>
-                <w:b/>
-                <w:sz w:val="16"/>
-                <w:szCs w:val="16"/>
-              </w:rPr>
-            </w:pPr>
-          </w:p>
-        </w:tc>
-        <w:tc>
-          <w:tcPr>
-            <w:tcW w:w="525" w:type="dxa"/>
-          </w:tcPr>
-          <w:p>
-            <w:pPr>
-              <w:spacing w:line="360" w:lineRule="auto"/>
-              <w:jc w:val="both"/>
-              <w:rPr>
-                <w:b/>
-                <w:sz w:val="16"/>
-                <w:szCs w:val="16"/>
-              </w:rPr>
-            </w:pPr>
-          </w:p>
+            <w:tcW w:type="dxa" w:w="2551"/>
+            <w:vAlign w:val="center"/>
+          </w:tcPr>
+          <w:p>
+            <w:pPr>
+              <w:spacing w:after="0" w:before="0" w:line="240" w:lineRule="auto"/>
+              <w:jc w:val="left"/>
+            </w:pPr>
+            <w:r>
+              <w:rPr>
+                <w:b w:val="0"/>
+                <w:color w:val="000000"/>
+                <w:sz w:val="13"/>
+              </w:rPr>
+              <w:t>2.2  Modelo de datos: ER de PostgreSQL y esquema documental de MongoDB</w:t>
+            </w:r>
+          </w:p>
+        </w:tc>
+        <w:tc>
+          <w:tcPr>
+            <w:tcW w:type="dxa" w:w="329"/>
+          </w:tcPr>
+          <w:p/>
+        </w:tc>
+        <w:tc>
+          <w:tcPr>
+            <w:tcW w:type="dxa" w:w="329"/>
+          </w:tcPr>
+          <w:p/>
+        </w:tc>
+        <w:tc>
+          <w:tcPr>
+            <w:tcW w:type="dxa" w:w="329"/>
+          </w:tcPr>
+          <w:p/>
+        </w:tc>
+        <w:tc>
+          <w:tcPr>
+            <w:tcW w:type="dxa" w:w="329"/>
+          </w:tcPr>
+          <w:p/>
+        </w:tc>
+        <w:tc>
+          <w:tcPr>
+            <w:tcW w:type="dxa" w:w="329"/>
+          </w:tcPr>
+          <w:p/>
+        </w:tc>
+        <w:tc>
+          <w:tcPr>
+            <w:tcW w:type="dxa" w:w="329"/>
+            <w:shd w:val="clear" w:color="auto" w:fill="028090"/>
+          </w:tcPr>
+          <w:p/>
+        </w:tc>
+        <w:tc>
+          <w:tcPr>
+            <w:tcW w:type="dxa" w:w="329"/>
+            <w:shd w:val="clear" w:color="auto" w:fill="028090"/>
+          </w:tcPr>
+          <w:p/>
+        </w:tc>
+        <w:tc>
+          <w:tcPr>
+            <w:tcW w:type="dxa" w:w="329"/>
+          </w:tcPr>
+          <w:p/>
+        </w:tc>
+        <w:tc>
+          <w:tcPr>
+            <w:tcW w:type="dxa" w:w="329"/>
+          </w:tcPr>
+          <w:p/>
+        </w:tc>
+        <w:tc>
+          <w:tcPr>
+            <w:tcW w:type="dxa" w:w="329"/>
+          </w:tcPr>
+          <w:p/>
+        </w:tc>
+        <w:tc>
+          <w:tcPr>
+            <w:tcW w:type="dxa" w:w="329"/>
+          </w:tcPr>
+          <w:p/>
+        </w:tc>
+        <w:tc>
+          <w:tcPr>
+            <w:tcW w:type="dxa" w:w="329"/>
+          </w:tcPr>
+          <w:p/>
+        </w:tc>
+        <w:tc>
+          <w:tcPr>
+            <w:tcW w:type="dxa" w:w="329"/>
+          </w:tcPr>
+          <w:p/>
+        </w:tc>
+        <w:tc>
+          <w:tcPr>
+            <w:tcW w:type="dxa" w:w="329"/>
+          </w:tcPr>
+          <w:p/>
+        </w:tc>
+        <w:tc>
+          <w:tcPr>
+            <w:tcW w:type="dxa" w:w="329"/>
+          </w:tcPr>
+          <w:p/>
+        </w:tc>
+        <w:tc>
+          <w:tcPr>
+            <w:tcW w:type="dxa" w:w="329"/>
+          </w:tcPr>
+          <w:p/>
+        </w:tc>
+        <w:tc>
+          <w:tcPr>
+            <w:tcW w:type="dxa" w:w="329"/>
+          </w:tcPr>
+          <w:p/>
+        </w:tc>
+        <w:tc>
+          <w:tcPr>
+            <w:tcW w:type="dxa" w:w="329"/>
+          </w:tcPr>
+          <w:p/>
         </w:tc>
       </w:tr>
       <w:tr>
         <w:trPr>
-          <w:gridAfter w:val="1"/>
-          <w:wAfter w:w="10" w:type="dxa"/>
-          <w:trHeight w:val="294"/>
+          <w:cantSplit/>
         </w:trPr>
         <w:tc>
           <w:tcPr>
-            <w:tcW w:w="1351" w:type="dxa"/>
-          </w:tcPr>
-          <w:p>
-            <w:r>
-              <w:t>Preparación y presentación final ante comisión</w:t>
-            </w:r>
-          </w:p>
-        </w:tc>
-        <w:tc>
-          <w:tcPr>
-            <w:tcW w:w="536" w:type="dxa"/>
-          </w:tcPr>
-          <w:p>
-            <w:pPr>
-              <w:spacing w:line="360" w:lineRule="auto"/>
-              <w:jc w:val="both"/>
+            <w:tcW w:type="dxa" w:w="2551"/>
+            <w:vAlign w:val="center"/>
+          </w:tcPr>
+          <w:p>
+            <w:pPr>
+              <w:spacing w:after="0" w:before="0" w:line="240" w:lineRule="auto"/>
+              <w:jc w:val="left"/>
+            </w:pPr>
+            <w:r>
+              <w:rPr>
+                <w:b w:val="0"/>
+                <w:color w:val="000000"/>
+                <w:sz w:val="13"/>
+              </w:rPr>
+              <w:t>2.3  Diagramas UML: casos de uso, clases y secuencia del flujo principal</w:t>
+            </w:r>
+          </w:p>
+        </w:tc>
+        <w:tc>
+          <w:tcPr>
+            <w:tcW w:type="dxa" w:w="329"/>
+          </w:tcPr>
+          <w:p/>
+        </w:tc>
+        <w:tc>
+          <w:tcPr>
+            <w:tcW w:type="dxa" w:w="329"/>
+          </w:tcPr>
+          <w:p/>
+        </w:tc>
+        <w:tc>
+          <w:tcPr>
+            <w:tcW w:type="dxa" w:w="329"/>
+          </w:tcPr>
+          <w:p/>
+        </w:tc>
+        <w:tc>
+          <w:tcPr>
+            <w:tcW w:type="dxa" w:w="329"/>
+          </w:tcPr>
+          <w:p/>
+        </w:tc>
+        <w:tc>
+          <w:tcPr>
+            <w:tcW w:type="dxa" w:w="329"/>
+          </w:tcPr>
+          <w:p/>
+        </w:tc>
+        <w:tc>
+          <w:tcPr>
+            <w:tcW w:type="dxa" w:w="329"/>
+          </w:tcPr>
+          <w:p/>
+        </w:tc>
+        <w:tc>
+          <w:tcPr>
+            <w:tcW w:type="dxa" w:w="329"/>
+            <w:shd w:val="clear" w:color="auto" w:fill="028090"/>
+          </w:tcPr>
+          <w:p/>
+        </w:tc>
+        <w:tc>
+          <w:tcPr>
+            <w:tcW w:type="dxa" w:w="329"/>
+          </w:tcPr>
+          <w:p/>
+        </w:tc>
+        <w:tc>
+          <w:tcPr>
+            <w:tcW w:type="dxa" w:w="329"/>
+          </w:tcPr>
+          <w:p/>
+        </w:tc>
+        <w:tc>
+          <w:tcPr>
+            <w:tcW w:type="dxa" w:w="329"/>
+          </w:tcPr>
+          <w:p/>
+        </w:tc>
+        <w:tc>
+          <w:tcPr>
+            <w:tcW w:type="dxa" w:w="329"/>
+          </w:tcPr>
+          <w:p/>
+        </w:tc>
+        <w:tc>
+          <w:tcPr>
+            <w:tcW w:type="dxa" w:w="329"/>
+          </w:tcPr>
+          <w:p/>
+        </w:tc>
+        <w:tc>
+          <w:tcPr>
+            <w:tcW w:type="dxa" w:w="329"/>
+          </w:tcPr>
+          <w:p/>
+        </w:tc>
+        <w:tc>
+          <w:tcPr>
+            <w:tcW w:type="dxa" w:w="329"/>
+          </w:tcPr>
+          <w:p/>
+        </w:tc>
+        <w:tc>
+          <w:tcPr>
+            <w:tcW w:type="dxa" w:w="329"/>
+          </w:tcPr>
+          <w:p/>
+        </w:tc>
+        <w:tc>
+          <w:tcPr>
+            <w:tcW w:type="dxa" w:w="329"/>
+          </w:tcPr>
+          <w:p/>
+        </w:tc>
+        <w:tc>
+          <w:tcPr>
+            <w:tcW w:type="dxa" w:w="329"/>
+          </w:tcPr>
+          <w:p/>
+        </w:tc>
+        <w:tc>
+          <w:tcPr>
+            <w:tcW w:type="dxa" w:w="329"/>
+          </w:tcPr>
+          <w:p/>
+        </w:tc>
+      </w:tr>
+      <w:tr>
+        <w:trPr>
+          <w:cantSplit/>
+        </w:trPr>
+        <w:tc>
+          <w:tcPr>
+            <w:tcW w:type="dxa" w:w="2551"/>
+            <w:vAlign w:val="center"/>
+          </w:tcPr>
+          <w:p>
+            <w:pPr>
+              <w:spacing w:after="0" w:before="0" w:line="240" w:lineRule="auto"/>
+              <w:jc w:val="left"/>
+            </w:pPr>
+            <w:r>
               <w:rPr>
                 <w:b/>
-                <w:sz w:val="16"/>
-                <w:szCs w:val="16"/>
-              </w:rPr>
-            </w:pPr>
-          </w:p>
-        </w:tc>
-        <w:tc>
-          <w:tcPr>
-            <w:tcW w:w="522" w:type="dxa"/>
-          </w:tcPr>
-          <w:p>
-            <w:pPr>
-              <w:spacing w:line="360" w:lineRule="auto"/>
-              <w:jc w:val="both"/>
+                <w:color w:val="000000"/>
+                <w:sz w:val="13"/>
+              </w:rPr>
+              <w:t>2.4  Documento de Diseño y plan de pruebas — línea base de diseño</w:t>
+            </w:r>
+          </w:p>
+        </w:tc>
+        <w:tc>
+          <w:tcPr>
+            <w:tcW w:type="dxa" w:w="329"/>
+          </w:tcPr>
+          <w:p/>
+        </w:tc>
+        <w:tc>
+          <w:tcPr>
+            <w:tcW w:type="dxa" w:w="329"/>
+          </w:tcPr>
+          <w:p/>
+        </w:tc>
+        <w:tc>
+          <w:tcPr>
+            <w:tcW w:type="dxa" w:w="329"/>
+          </w:tcPr>
+          <w:p/>
+        </w:tc>
+        <w:tc>
+          <w:tcPr>
+            <w:tcW w:type="dxa" w:w="329"/>
+          </w:tcPr>
+          <w:p/>
+        </w:tc>
+        <w:tc>
+          <w:tcPr>
+            <w:tcW w:type="dxa" w:w="329"/>
+          </w:tcPr>
+          <w:p/>
+        </w:tc>
+        <w:tc>
+          <w:tcPr>
+            <w:tcW w:type="dxa" w:w="329"/>
+          </w:tcPr>
+          <w:p/>
+        </w:tc>
+        <w:tc>
+          <w:tcPr>
+            <w:tcW w:type="dxa" w:w="329"/>
+            <w:shd w:val="clear" w:color="auto" w:fill="E9A23B"/>
+            <w:vAlign w:val="center"/>
+          </w:tcPr>
+          <w:p>
+            <w:pPr>
+              <w:spacing w:after="0" w:before="0" w:line="240" w:lineRule="auto"/>
+              <w:jc w:val="center"/>
+            </w:pPr>
+            <w:r>
               <w:rPr>
                 <w:b/>
-                <w:sz w:val="16"/>
-                <w:szCs w:val="16"/>
-              </w:rPr>
-            </w:pPr>
-          </w:p>
-        </w:tc>
-        <w:tc>
-          <w:tcPr>
-            <w:tcW w:w="523" w:type="dxa"/>
-          </w:tcPr>
-          <w:p>
-            <w:pPr>
-              <w:spacing w:line="360" w:lineRule="auto"/>
-              <w:jc w:val="both"/>
+                <w:color w:val="000000"/>
+                <w:sz w:val="14"/>
+              </w:rPr>
+              <w:t>◆</w:t>
+            </w:r>
+          </w:p>
+        </w:tc>
+        <w:tc>
+          <w:tcPr>
+            <w:tcW w:type="dxa" w:w="329"/>
+          </w:tcPr>
+          <w:p/>
+        </w:tc>
+        <w:tc>
+          <w:tcPr>
+            <w:tcW w:type="dxa" w:w="329"/>
+          </w:tcPr>
+          <w:p/>
+        </w:tc>
+        <w:tc>
+          <w:tcPr>
+            <w:tcW w:type="dxa" w:w="329"/>
+          </w:tcPr>
+          <w:p/>
+        </w:tc>
+        <w:tc>
+          <w:tcPr>
+            <w:tcW w:type="dxa" w:w="329"/>
+          </w:tcPr>
+          <w:p/>
+        </w:tc>
+        <w:tc>
+          <w:tcPr>
+            <w:tcW w:type="dxa" w:w="329"/>
+          </w:tcPr>
+          <w:p/>
+        </w:tc>
+        <w:tc>
+          <w:tcPr>
+            <w:tcW w:type="dxa" w:w="329"/>
+          </w:tcPr>
+          <w:p/>
+        </w:tc>
+        <w:tc>
+          <w:tcPr>
+            <w:tcW w:type="dxa" w:w="329"/>
+          </w:tcPr>
+          <w:p/>
+        </w:tc>
+        <w:tc>
+          <w:tcPr>
+            <w:tcW w:type="dxa" w:w="329"/>
+          </w:tcPr>
+          <w:p/>
+        </w:tc>
+        <w:tc>
+          <w:tcPr>
+            <w:tcW w:type="dxa" w:w="329"/>
+          </w:tcPr>
+          <w:p/>
+        </w:tc>
+        <w:tc>
+          <w:tcPr>
+            <w:tcW w:type="dxa" w:w="329"/>
+          </w:tcPr>
+          <w:p/>
+        </w:tc>
+        <w:tc>
+          <w:tcPr>
+            <w:tcW w:type="dxa" w:w="329"/>
+          </w:tcPr>
+          <w:p/>
+        </w:tc>
+      </w:tr>
+      <w:tr>
+        <w:trPr>
+          <w:cantSplit/>
+        </w:trPr>
+        <w:tc>
+          <w:tcPr>
+            <w:tcW w:type="dxa" w:w="8473"/>
+            <w:gridSpan w:val="19"/>
+            <w:vAlign w:val="center"/>
+            <w:shd w:val="clear" w:color="auto" w:fill="E4EEF0"/>
+          </w:tcPr>
+          <w:p>
+            <w:pPr>
+              <w:spacing w:after="0" w:before="0" w:line="240" w:lineRule="auto"/>
+              <w:jc w:val="left"/>
+            </w:pPr>
+            <w:r>
               <w:rPr>
                 <w:b/>
-                <w:sz w:val="16"/>
-                <w:szCs w:val="16"/>
-              </w:rPr>
-            </w:pPr>
-          </w:p>
-        </w:tc>
-        <w:tc>
-          <w:tcPr>
-            <w:tcW w:w="526" w:type="dxa"/>
-          </w:tcPr>
-          <w:p>
-            <w:pPr>
-              <w:spacing w:line="360" w:lineRule="auto"/>
-              <w:jc w:val="both"/>
+                <w:color w:val="0B4F5C"/>
+                <w:sz w:val="15"/>
+              </w:rPr>
+              <w:t>Etapa 3 · Construcción</w:t>
+            </w:r>
+          </w:p>
+        </w:tc>
+      </w:tr>
+      <w:tr>
+        <w:trPr>
+          <w:cantSplit/>
+        </w:trPr>
+        <w:tc>
+          <w:tcPr>
+            <w:tcW w:type="dxa" w:w="2551"/>
+            <w:vAlign w:val="center"/>
+          </w:tcPr>
+          <w:p>
+            <w:pPr>
+              <w:spacing w:after="0" w:before="0" w:line="240" w:lineRule="auto"/>
+              <w:jc w:val="left"/>
+            </w:pPr>
+            <w:r>
+              <w:rPr>
+                <w:b w:val="0"/>
+                <w:color w:val="000000"/>
+                <w:sz w:val="13"/>
+              </w:rPr>
+              <w:t>3.1  Descarga y normalización de genomas de fagos (INPHARED, PhageScope)</w:t>
+            </w:r>
+          </w:p>
+        </w:tc>
+        <w:tc>
+          <w:tcPr>
+            <w:tcW w:type="dxa" w:w="329"/>
+          </w:tcPr>
+          <w:p/>
+        </w:tc>
+        <w:tc>
+          <w:tcPr>
+            <w:tcW w:type="dxa" w:w="329"/>
+          </w:tcPr>
+          <w:p/>
+        </w:tc>
+        <w:tc>
+          <w:tcPr>
+            <w:tcW w:type="dxa" w:w="329"/>
+          </w:tcPr>
+          <w:p/>
+        </w:tc>
+        <w:tc>
+          <w:tcPr>
+            <w:tcW w:type="dxa" w:w="329"/>
+          </w:tcPr>
+          <w:p/>
+        </w:tc>
+        <w:tc>
+          <w:tcPr>
+            <w:tcW w:type="dxa" w:w="329"/>
+          </w:tcPr>
+          <w:p/>
+        </w:tc>
+        <w:tc>
+          <w:tcPr>
+            <w:tcW w:type="dxa" w:w="329"/>
+          </w:tcPr>
+          <w:p/>
+        </w:tc>
+        <w:tc>
+          <w:tcPr>
+            <w:tcW w:type="dxa" w:w="329"/>
+          </w:tcPr>
+          <w:p/>
+        </w:tc>
+        <w:tc>
+          <w:tcPr>
+            <w:tcW w:type="dxa" w:w="329"/>
+            <w:shd w:val="clear" w:color="auto" w:fill="028090"/>
+          </w:tcPr>
+          <w:p/>
+        </w:tc>
+        <w:tc>
+          <w:tcPr>
+            <w:tcW w:type="dxa" w:w="329"/>
+          </w:tcPr>
+          <w:p/>
+        </w:tc>
+        <w:tc>
+          <w:tcPr>
+            <w:tcW w:type="dxa" w:w="329"/>
+          </w:tcPr>
+          <w:p/>
+        </w:tc>
+        <w:tc>
+          <w:tcPr>
+            <w:tcW w:type="dxa" w:w="329"/>
+          </w:tcPr>
+          <w:p/>
+        </w:tc>
+        <w:tc>
+          <w:tcPr>
+            <w:tcW w:type="dxa" w:w="329"/>
+          </w:tcPr>
+          <w:p/>
+        </w:tc>
+        <w:tc>
+          <w:tcPr>
+            <w:tcW w:type="dxa" w:w="329"/>
+          </w:tcPr>
+          <w:p/>
+        </w:tc>
+        <w:tc>
+          <w:tcPr>
+            <w:tcW w:type="dxa" w:w="329"/>
+          </w:tcPr>
+          <w:p/>
+        </w:tc>
+        <w:tc>
+          <w:tcPr>
+            <w:tcW w:type="dxa" w:w="329"/>
+          </w:tcPr>
+          <w:p/>
+        </w:tc>
+        <w:tc>
+          <w:tcPr>
+            <w:tcW w:type="dxa" w:w="329"/>
+          </w:tcPr>
+          <w:p/>
+        </w:tc>
+        <w:tc>
+          <w:tcPr>
+            <w:tcW w:type="dxa" w:w="329"/>
+          </w:tcPr>
+          <w:p/>
+        </w:tc>
+        <w:tc>
+          <w:tcPr>
+            <w:tcW w:type="dxa" w:w="329"/>
+          </w:tcPr>
+          <w:p/>
+        </w:tc>
+      </w:tr>
+      <w:tr>
+        <w:trPr>
+          <w:cantSplit/>
+        </w:trPr>
+        <w:tc>
+          <w:tcPr>
+            <w:tcW w:type="dxa" w:w="2551"/>
+            <w:vAlign w:val="center"/>
+          </w:tcPr>
+          <w:p>
+            <w:pPr>
+              <w:spacing w:after="0" w:before="0" w:line="240" w:lineRule="auto"/>
+              <w:jc w:val="left"/>
+            </w:pPr>
+            <w:r>
+              <w:rPr>
+                <w:b w:val="0"/>
+                <w:color w:val="000000"/>
+                <w:sz w:val="13"/>
+              </w:rPr>
+              <w:t>3.2  Ingesta de aislados: validación de formato y control de calidad</w:t>
+            </w:r>
+          </w:p>
+        </w:tc>
+        <w:tc>
+          <w:tcPr>
+            <w:tcW w:type="dxa" w:w="329"/>
+          </w:tcPr>
+          <w:p/>
+        </w:tc>
+        <w:tc>
+          <w:tcPr>
+            <w:tcW w:type="dxa" w:w="329"/>
+          </w:tcPr>
+          <w:p/>
+        </w:tc>
+        <w:tc>
+          <w:tcPr>
+            <w:tcW w:type="dxa" w:w="329"/>
+          </w:tcPr>
+          <w:p/>
+        </w:tc>
+        <w:tc>
+          <w:tcPr>
+            <w:tcW w:type="dxa" w:w="329"/>
+          </w:tcPr>
+          <w:p/>
+        </w:tc>
+        <w:tc>
+          <w:tcPr>
+            <w:tcW w:type="dxa" w:w="329"/>
+          </w:tcPr>
+          <w:p/>
+        </w:tc>
+        <w:tc>
+          <w:tcPr>
+            <w:tcW w:type="dxa" w:w="329"/>
+          </w:tcPr>
+          <w:p/>
+        </w:tc>
+        <w:tc>
+          <w:tcPr>
+            <w:tcW w:type="dxa" w:w="329"/>
+          </w:tcPr>
+          <w:p/>
+        </w:tc>
+        <w:tc>
+          <w:tcPr>
+            <w:tcW w:type="dxa" w:w="329"/>
+            <w:shd w:val="clear" w:color="auto" w:fill="028090"/>
+          </w:tcPr>
+          <w:p/>
+        </w:tc>
+        <w:tc>
+          <w:tcPr>
+            <w:tcW w:type="dxa" w:w="329"/>
+          </w:tcPr>
+          <w:p/>
+        </w:tc>
+        <w:tc>
+          <w:tcPr>
+            <w:tcW w:type="dxa" w:w="329"/>
+          </w:tcPr>
+          <w:p/>
+        </w:tc>
+        <w:tc>
+          <w:tcPr>
+            <w:tcW w:type="dxa" w:w="329"/>
+          </w:tcPr>
+          <w:p/>
+        </w:tc>
+        <w:tc>
+          <w:tcPr>
+            <w:tcW w:type="dxa" w:w="329"/>
+          </w:tcPr>
+          <w:p/>
+        </w:tc>
+        <w:tc>
+          <w:tcPr>
+            <w:tcW w:type="dxa" w:w="329"/>
+          </w:tcPr>
+          <w:p/>
+        </w:tc>
+        <w:tc>
+          <w:tcPr>
+            <w:tcW w:type="dxa" w:w="329"/>
+          </w:tcPr>
+          <w:p/>
+        </w:tc>
+        <w:tc>
+          <w:tcPr>
+            <w:tcW w:type="dxa" w:w="329"/>
+          </w:tcPr>
+          <w:p/>
+        </w:tc>
+        <w:tc>
+          <w:tcPr>
+            <w:tcW w:type="dxa" w:w="329"/>
+          </w:tcPr>
+          <w:p/>
+        </w:tc>
+        <w:tc>
+          <w:tcPr>
+            <w:tcW w:type="dxa" w:w="329"/>
+          </w:tcPr>
+          <w:p/>
+        </w:tc>
+        <w:tc>
+          <w:tcPr>
+            <w:tcW w:type="dxa" w:w="329"/>
+          </w:tcPr>
+          <w:p/>
+        </w:tc>
+      </w:tr>
+      <w:tr>
+        <w:trPr>
+          <w:cantSplit/>
+        </w:trPr>
+        <w:tc>
+          <w:tcPr>
+            <w:tcW w:type="dxa" w:w="2551"/>
+            <w:vAlign w:val="center"/>
+          </w:tcPr>
+          <w:p>
+            <w:pPr>
+              <w:spacing w:after="0" w:before="0" w:line="240" w:lineRule="auto"/>
+              <w:jc w:val="left"/>
+            </w:pPr>
+            <w:r>
+              <w:rPr>
+                <w:b w:val="0"/>
+                <w:color w:val="000000"/>
+                <w:sz w:val="13"/>
+              </w:rPr>
+              <w:t>3.3  Identificación de especie y tipificación del locus K (Kaptive)</w:t>
+            </w:r>
+          </w:p>
+        </w:tc>
+        <w:tc>
+          <w:tcPr>
+            <w:tcW w:type="dxa" w:w="329"/>
+          </w:tcPr>
+          <w:p/>
+        </w:tc>
+        <w:tc>
+          <w:tcPr>
+            <w:tcW w:type="dxa" w:w="329"/>
+          </w:tcPr>
+          <w:p/>
+        </w:tc>
+        <w:tc>
+          <w:tcPr>
+            <w:tcW w:type="dxa" w:w="329"/>
+          </w:tcPr>
+          <w:p/>
+        </w:tc>
+        <w:tc>
+          <w:tcPr>
+            <w:tcW w:type="dxa" w:w="329"/>
+          </w:tcPr>
+          <w:p/>
+        </w:tc>
+        <w:tc>
+          <w:tcPr>
+            <w:tcW w:type="dxa" w:w="329"/>
+          </w:tcPr>
+          <w:p/>
+        </w:tc>
+        <w:tc>
+          <w:tcPr>
+            <w:tcW w:type="dxa" w:w="329"/>
+          </w:tcPr>
+          <w:p/>
+        </w:tc>
+        <w:tc>
+          <w:tcPr>
+            <w:tcW w:type="dxa" w:w="329"/>
+          </w:tcPr>
+          <w:p/>
+        </w:tc>
+        <w:tc>
+          <w:tcPr>
+            <w:tcW w:type="dxa" w:w="329"/>
+          </w:tcPr>
+          <w:p/>
+        </w:tc>
+        <w:tc>
+          <w:tcPr>
+            <w:tcW w:type="dxa" w:w="329"/>
+            <w:shd w:val="clear" w:color="auto" w:fill="028090"/>
+          </w:tcPr>
+          <w:p/>
+        </w:tc>
+        <w:tc>
+          <w:tcPr>
+            <w:tcW w:type="dxa" w:w="329"/>
+          </w:tcPr>
+          <w:p/>
+        </w:tc>
+        <w:tc>
+          <w:tcPr>
+            <w:tcW w:type="dxa" w:w="329"/>
+          </w:tcPr>
+          <w:p/>
+        </w:tc>
+        <w:tc>
+          <w:tcPr>
+            <w:tcW w:type="dxa" w:w="329"/>
+          </w:tcPr>
+          <w:p/>
+        </w:tc>
+        <w:tc>
+          <w:tcPr>
+            <w:tcW w:type="dxa" w:w="329"/>
+          </w:tcPr>
+          <w:p/>
+        </w:tc>
+        <w:tc>
+          <w:tcPr>
+            <w:tcW w:type="dxa" w:w="329"/>
+          </w:tcPr>
+          <w:p/>
+        </w:tc>
+        <w:tc>
+          <w:tcPr>
+            <w:tcW w:type="dxa" w:w="329"/>
+          </w:tcPr>
+          <w:p/>
+        </w:tc>
+        <w:tc>
+          <w:tcPr>
+            <w:tcW w:type="dxa" w:w="329"/>
+          </w:tcPr>
+          <w:p/>
+        </w:tc>
+        <w:tc>
+          <w:tcPr>
+            <w:tcW w:type="dxa" w:w="329"/>
+          </w:tcPr>
+          <w:p/>
+        </w:tc>
+        <w:tc>
+          <w:tcPr>
+            <w:tcW w:type="dxa" w:w="329"/>
+          </w:tcPr>
+          <w:p/>
+        </w:tc>
+      </w:tr>
+      <w:tr>
+        <w:trPr>
+          <w:cantSplit/>
+        </w:trPr>
+        <w:tc>
+          <w:tcPr>
+            <w:tcW w:type="dxa" w:w="2551"/>
+            <w:vAlign w:val="center"/>
+          </w:tcPr>
+          <w:p>
+            <w:pPr>
+              <w:spacing w:after="0" w:before="0" w:line="240" w:lineRule="auto"/>
+              <w:jc w:val="left"/>
+            </w:pPr>
+            <w:r>
+              <w:rPr>
+                <w:b w:val="0"/>
+                <w:color w:val="000000"/>
+                <w:sz w:val="13"/>
+              </w:rPr>
+              <w:t>3.4  Predicción de genes (Prodigal) y proteínas de unión al receptor</w:t>
+            </w:r>
+          </w:p>
+        </w:tc>
+        <w:tc>
+          <w:tcPr>
+            <w:tcW w:type="dxa" w:w="329"/>
+          </w:tcPr>
+          <w:p/>
+        </w:tc>
+        <w:tc>
+          <w:tcPr>
+            <w:tcW w:type="dxa" w:w="329"/>
+          </w:tcPr>
+          <w:p/>
+        </w:tc>
+        <w:tc>
+          <w:tcPr>
+            <w:tcW w:type="dxa" w:w="329"/>
+          </w:tcPr>
+          <w:p/>
+        </w:tc>
+        <w:tc>
+          <w:tcPr>
+            <w:tcW w:type="dxa" w:w="329"/>
+          </w:tcPr>
+          <w:p/>
+        </w:tc>
+        <w:tc>
+          <w:tcPr>
+            <w:tcW w:type="dxa" w:w="329"/>
+          </w:tcPr>
+          <w:p/>
+        </w:tc>
+        <w:tc>
+          <w:tcPr>
+            <w:tcW w:type="dxa" w:w="329"/>
+          </w:tcPr>
+          <w:p/>
+        </w:tc>
+        <w:tc>
+          <w:tcPr>
+            <w:tcW w:type="dxa" w:w="329"/>
+          </w:tcPr>
+          <w:p/>
+        </w:tc>
+        <w:tc>
+          <w:tcPr>
+            <w:tcW w:type="dxa" w:w="329"/>
+          </w:tcPr>
+          <w:p/>
+        </w:tc>
+        <w:tc>
+          <w:tcPr>
+            <w:tcW w:type="dxa" w:w="329"/>
+            <w:shd w:val="clear" w:color="auto" w:fill="028090"/>
+          </w:tcPr>
+          <w:p/>
+        </w:tc>
+        <w:tc>
+          <w:tcPr>
+            <w:tcW w:type="dxa" w:w="329"/>
+          </w:tcPr>
+          <w:p/>
+        </w:tc>
+        <w:tc>
+          <w:tcPr>
+            <w:tcW w:type="dxa" w:w="329"/>
+          </w:tcPr>
+          <w:p/>
+        </w:tc>
+        <w:tc>
+          <w:tcPr>
+            <w:tcW w:type="dxa" w:w="329"/>
+          </w:tcPr>
+          <w:p/>
+        </w:tc>
+        <w:tc>
+          <w:tcPr>
+            <w:tcW w:type="dxa" w:w="329"/>
+          </w:tcPr>
+          <w:p/>
+        </w:tc>
+        <w:tc>
+          <w:tcPr>
+            <w:tcW w:type="dxa" w:w="329"/>
+          </w:tcPr>
+          <w:p/>
+        </w:tc>
+        <w:tc>
+          <w:tcPr>
+            <w:tcW w:type="dxa" w:w="329"/>
+          </w:tcPr>
+          <w:p/>
+        </w:tc>
+        <w:tc>
+          <w:tcPr>
+            <w:tcW w:type="dxa" w:w="329"/>
+          </w:tcPr>
+          <w:p/>
+        </w:tc>
+        <w:tc>
+          <w:tcPr>
+            <w:tcW w:type="dxa" w:w="329"/>
+          </w:tcPr>
+          <w:p/>
+        </w:tc>
+        <w:tc>
+          <w:tcPr>
+            <w:tcW w:type="dxa" w:w="329"/>
+          </w:tcPr>
+          <w:p/>
+        </w:tc>
+      </w:tr>
+      <w:tr>
+        <w:trPr>
+          <w:cantSplit/>
+        </w:trPr>
+        <w:tc>
+          <w:tcPr>
+            <w:tcW w:type="dxa" w:w="2551"/>
+            <w:vAlign w:val="center"/>
+          </w:tcPr>
+          <w:p>
+            <w:pPr>
+              <w:spacing w:after="0" w:before="0" w:line="240" w:lineRule="auto"/>
+              <w:jc w:val="left"/>
+            </w:pPr>
+            <w:r>
+              <w:rPr>
+                <w:b w:val="0"/>
+                <w:color w:val="000000"/>
+                <w:sz w:val="13"/>
+              </w:rPr>
+              <w:t>3.5  Carga del banco curado en las bases de datos y empaquetado en Docker</w:t>
+            </w:r>
+          </w:p>
+        </w:tc>
+        <w:tc>
+          <w:tcPr>
+            <w:tcW w:type="dxa" w:w="329"/>
+          </w:tcPr>
+          <w:p/>
+        </w:tc>
+        <w:tc>
+          <w:tcPr>
+            <w:tcW w:type="dxa" w:w="329"/>
+          </w:tcPr>
+          <w:p/>
+        </w:tc>
+        <w:tc>
+          <w:tcPr>
+            <w:tcW w:type="dxa" w:w="329"/>
+          </w:tcPr>
+          <w:p/>
+        </w:tc>
+        <w:tc>
+          <w:tcPr>
+            <w:tcW w:type="dxa" w:w="329"/>
+          </w:tcPr>
+          <w:p/>
+        </w:tc>
+        <w:tc>
+          <w:tcPr>
+            <w:tcW w:type="dxa" w:w="329"/>
+          </w:tcPr>
+          <w:p/>
+        </w:tc>
+        <w:tc>
+          <w:tcPr>
+            <w:tcW w:type="dxa" w:w="329"/>
+          </w:tcPr>
+          <w:p/>
+        </w:tc>
+        <w:tc>
+          <w:tcPr>
+            <w:tcW w:type="dxa" w:w="329"/>
+          </w:tcPr>
+          <w:p/>
+        </w:tc>
+        <w:tc>
+          <w:tcPr>
+            <w:tcW w:type="dxa" w:w="329"/>
+          </w:tcPr>
+          <w:p/>
+        </w:tc>
+        <w:tc>
+          <w:tcPr>
+            <w:tcW w:type="dxa" w:w="329"/>
+            <w:shd w:val="clear" w:color="auto" w:fill="028090"/>
+          </w:tcPr>
+          <w:p/>
+        </w:tc>
+        <w:tc>
+          <w:tcPr>
+            <w:tcW w:type="dxa" w:w="329"/>
+            <w:shd w:val="clear" w:color="auto" w:fill="028090"/>
+          </w:tcPr>
+          <w:p/>
+        </w:tc>
+        <w:tc>
+          <w:tcPr>
+            <w:tcW w:type="dxa" w:w="329"/>
+          </w:tcPr>
+          <w:p/>
+        </w:tc>
+        <w:tc>
+          <w:tcPr>
+            <w:tcW w:type="dxa" w:w="329"/>
+          </w:tcPr>
+          <w:p/>
+        </w:tc>
+        <w:tc>
+          <w:tcPr>
+            <w:tcW w:type="dxa" w:w="329"/>
+          </w:tcPr>
+          <w:p/>
+        </w:tc>
+        <w:tc>
+          <w:tcPr>
+            <w:tcW w:type="dxa" w:w="329"/>
+          </w:tcPr>
+          <w:p/>
+        </w:tc>
+        <w:tc>
+          <w:tcPr>
+            <w:tcW w:type="dxa" w:w="329"/>
+          </w:tcPr>
+          <w:p/>
+        </w:tc>
+        <w:tc>
+          <w:tcPr>
+            <w:tcW w:type="dxa" w:w="329"/>
+          </w:tcPr>
+          <w:p/>
+        </w:tc>
+        <w:tc>
+          <w:tcPr>
+            <w:tcW w:type="dxa" w:w="329"/>
+          </w:tcPr>
+          <w:p/>
+        </w:tc>
+        <w:tc>
+          <w:tcPr>
+            <w:tcW w:type="dxa" w:w="329"/>
+          </w:tcPr>
+          <w:p/>
+        </w:tc>
+      </w:tr>
+      <w:tr>
+        <w:trPr>
+          <w:cantSplit/>
+        </w:trPr>
+        <w:tc>
+          <w:tcPr>
+            <w:tcW w:type="dxa" w:w="2551"/>
+            <w:vAlign w:val="center"/>
+          </w:tcPr>
+          <w:p>
+            <w:pPr>
+              <w:spacing w:after="0" w:before="0" w:line="240" w:lineRule="auto"/>
+              <w:jc w:val="left"/>
+            </w:pPr>
+            <w:r>
               <w:rPr>
                 <w:b/>
-                <w:sz w:val="16"/>
-                <w:szCs w:val="16"/>
-              </w:rPr>
-            </w:pPr>
-          </w:p>
-        </w:tc>
-        <w:tc>
-          <w:tcPr>
-            <w:tcW w:w="523" w:type="dxa"/>
-          </w:tcPr>
-          <w:p>
-            <w:pPr>
-              <w:spacing w:line="360" w:lineRule="auto"/>
-              <w:jc w:val="both"/>
+                <w:color w:val="000000"/>
+                <w:sz w:val="13"/>
+              </w:rPr>
+              <w:t>3.6  Integración del pipeline e Informe de Avance</w:t>
+            </w:r>
+          </w:p>
+        </w:tc>
+        <w:tc>
+          <w:tcPr>
+            <w:tcW w:type="dxa" w:w="329"/>
+          </w:tcPr>
+          <w:p/>
+        </w:tc>
+        <w:tc>
+          <w:tcPr>
+            <w:tcW w:type="dxa" w:w="329"/>
+          </w:tcPr>
+          <w:p/>
+        </w:tc>
+        <w:tc>
+          <w:tcPr>
+            <w:tcW w:type="dxa" w:w="329"/>
+          </w:tcPr>
+          <w:p/>
+        </w:tc>
+        <w:tc>
+          <w:tcPr>
+            <w:tcW w:type="dxa" w:w="329"/>
+          </w:tcPr>
+          <w:p/>
+        </w:tc>
+        <w:tc>
+          <w:tcPr>
+            <w:tcW w:type="dxa" w:w="329"/>
+          </w:tcPr>
+          <w:p/>
+        </w:tc>
+        <w:tc>
+          <w:tcPr>
+            <w:tcW w:type="dxa" w:w="329"/>
+          </w:tcPr>
+          <w:p/>
+        </w:tc>
+        <w:tc>
+          <w:tcPr>
+            <w:tcW w:type="dxa" w:w="329"/>
+          </w:tcPr>
+          <w:p/>
+        </w:tc>
+        <w:tc>
+          <w:tcPr>
+            <w:tcW w:type="dxa" w:w="329"/>
+          </w:tcPr>
+          <w:p/>
+        </w:tc>
+        <w:tc>
+          <w:tcPr>
+            <w:tcW w:type="dxa" w:w="329"/>
+          </w:tcPr>
+          <w:p/>
+        </w:tc>
+        <w:tc>
+          <w:tcPr>
+            <w:tcW w:type="dxa" w:w="329"/>
+            <w:shd w:val="clear" w:color="auto" w:fill="02C39A"/>
+            <w:vAlign w:val="center"/>
+          </w:tcPr>
+          <w:p>
+            <w:pPr>
+              <w:spacing w:after="0" w:before="0" w:line="240" w:lineRule="auto"/>
+              <w:jc w:val="center"/>
+            </w:pPr>
+            <w:r>
               <w:rPr>
                 <w:b/>
-                <w:sz w:val="16"/>
-                <w:szCs w:val="16"/>
-              </w:rPr>
-            </w:pPr>
-          </w:p>
-        </w:tc>
-        <w:tc>
-          <w:tcPr>
-            <w:tcW w:w="523" w:type="dxa"/>
-          </w:tcPr>
-          <w:p>
-            <w:pPr>
-              <w:spacing w:line="360" w:lineRule="auto"/>
-              <w:jc w:val="both"/>
+                <w:color w:val="000000"/>
+                <w:sz w:val="14"/>
+              </w:rPr>
+              <w:t>◆</w:t>
+            </w:r>
+          </w:p>
+        </w:tc>
+        <w:tc>
+          <w:tcPr>
+            <w:tcW w:type="dxa" w:w="329"/>
+          </w:tcPr>
+          <w:p/>
+        </w:tc>
+        <w:tc>
+          <w:tcPr>
+            <w:tcW w:type="dxa" w:w="329"/>
+          </w:tcPr>
+          <w:p/>
+        </w:tc>
+        <w:tc>
+          <w:tcPr>
+            <w:tcW w:type="dxa" w:w="329"/>
+          </w:tcPr>
+          <w:p/>
+        </w:tc>
+        <w:tc>
+          <w:tcPr>
+            <w:tcW w:type="dxa" w:w="329"/>
+          </w:tcPr>
+          <w:p/>
+        </w:tc>
+        <w:tc>
+          <w:tcPr>
+            <w:tcW w:type="dxa" w:w="329"/>
+          </w:tcPr>
+          <w:p/>
+        </w:tc>
+        <w:tc>
+          <w:tcPr>
+            <w:tcW w:type="dxa" w:w="329"/>
+          </w:tcPr>
+          <w:p/>
+        </w:tc>
+        <w:tc>
+          <w:tcPr>
+            <w:tcW w:type="dxa" w:w="329"/>
+          </w:tcPr>
+          <w:p/>
+        </w:tc>
+        <w:tc>
+          <w:tcPr>
+            <w:tcW w:type="dxa" w:w="329"/>
+          </w:tcPr>
+          <w:p/>
+        </w:tc>
+      </w:tr>
+      <w:tr>
+        <w:trPr>
+          <w:cantSplit/>
+        </w:trPr>
+        <w:tc>
+          <w:tcPr>
+            <w:tcW w:type="dxa" w:w="2551"/>
+            <w:vAlign w:val="center"/>
+          </w:tcPr>
+          <w:p>
+            <w:pPr>
+              <w:spacing w:after="0" w:before="0" w:line="240" w:lineRule="auto"/>
+              <w:jc w:val="left"/>
+            </w:pPr>
+            <w:r>
+              <w:rPr>
+                <w:b w:val="0"/>
+                <w:color w:val="000000"/>
+                <w:sz w:val="13"/>
+              </w:rPr>
+              <w:t>3.7  Representaciones vectoriales ESM-2 de proteínas de fagos y hospedadores</w:t>
+            </w:r>
+          </w:p>
+        </w:tc>
+        <w:tc>
+          <w:tcPr>
+            <w:tcW w:type="dxa" w:w="329"/>
+          </w:tcPr>
+          <w:p/>
+        </w:tc>
+        <w:tc>
+          <w:tcPr>
+            <w:tcW w:type="dxa" w:w="329"/>
+          </w:tcPr>
+          <w:p/>
+        </w:tc>
+        <w:tc>
+          <w:tcPr>
+            <w:tcW w:type="dxa" w:w="329"/>
+          </w:tcPr>
+          <w:p/>
+        </w:tc>
+        <w:tc>
+          <w:tcPr>
+            <w:tcW w:type="dxa" w:w="329"/>
+          </w:tcPr>
+          <w:p/>
+        </w:tc>
+        <w:tc>
+          <w:tcPr>
+            <w:tcW w:type="dxa" w:w="329"/>
+          </w:tcPr>
+          <w:p/>
+        </w:tc>
+        <w:tc>
+          <w:tcPr>
+            <w:tcW w:type="dxa" w:w="329"/>
+          </w:tcPr>
+          <w:p/>
+        </w:tc>
+        <w:tc>
+          <w:tcPr>
+            <w:tcW w:type="dxa" w:w="329"/>
+          </w:tcPr>
+          <w:p/>
+        </w:tc>
+        <w:tc>
+          <w:tcPr>
+            <w:tcW w:type="dxa" w:w="329"/>
+          </w:tcPr>
+          <w:p/>
+        </w:tc>
+        <w:tc>
+          <w:tcPr>
+            <w:tcW w:type="dxa" w:w="329"/>
+          </w:tcPr>
+          <w:p/>
+        </w:tc>
+        <w:tc>
+          <w:tcPr>
+            <w:tcW w:type="dxa" w:w="329"/>
+          </w:tcPr>
+          <w:p/>
+        </w:tc>
+        <w:tc>
+          <w:tcPr>
+            <w:tcW w:type="dxa" w:w="329"/>
+            <w:shd w:val="clear" w:color="auto" w:fill="028090"/>
+          </w:tcPr>
+          <w:p/>
+        </w:tc>
+        <w:tc>
+          <w:tcPr>
+            <w:tcW w:type="dxa" w:w="329"/>
+          </w:tcPr>
+          <w:p/>
+        </w:tc>
+        <w:tc>
+          <w:tcPr>
+            <w:tcW w:type="dxa" w:w="329"/>
+          </w:tcPr>
+          <w:p/>
+        </w:tc>
+        <w:tc>
+          <w:tcPr>
+            <w:tcW w:type="dxa" w:w="329"/>
+          </w:tcPr>
+          <w:p/>
+        </w:tc>
+        <w:tc>
+          <w:tcPr>
+            <w:tcW w:type="dxa" w:w="329"/>
+          </w:tcPr>
+          <w:p/>
+        </w:tc>
+        <w:tc>
+          <w:tcPr>
+            <w:tcW w:type="dxa" w:w="329"/>
+          </w:tcPr>
+          <w:p/>
+        </w:tc>
+        <w:tc>
+          <w:tcPr>
+            <w:tcW w:type="dxa" w:w="329"/>
+          </w:tcPr>
+          <w:p/>
+        </w:tc>
+        <w:tc>
+          <w:tcPr>
+            <w:tcW w:type="dxa" w:w="329"/>
+          </w:tcPr>
+          <w:p/>
+        </w:tc>
+      </w:tr>
+      <w:tr>
+        <w:trPr>
+          <w:cantSplit/>
+        </w:trPr>
+        <w:tc>
+          <w:tcPr>
+            <w:tcW w:type="dxa" w:w="2551"/>
+            <w:vAlign w:val="center"/>
+          </w:tcPr>
+          <w:p>
+            <w:pPr>
+              <w:spacing w:after="0" w:before="0" w:line="240" w:lineRule="auto"/>
+              <w:jc w:val="left"/>
+            </w:pPr>
+            <w:r>
+              <w:rPr>
+                <w:b w:val="0"/>
+                <w:color w:val="000000"/>
+                <w:sz w:val="13"/>
+              </w:rPr>
+              <w:t>3.8  Entrenamiento del clasificador XGBoost con validación cruzada</w:t>
+            </w:r>
+          </w:p>
+        </w:tc>
+        <w:tc>
+          <w:tcPr>
+            <w:tcW w:type="dxa" w:w="329"/>
+          </w:tcPr>
+          <w:p/>
+        </w:tc>
+        <w:tc>
+          <w:tcPr>
+            <w:tcW w:type="dxa" w:w="329"/>
+          </w:tcPr>
+          <w:p/>
+        </w:tc>
+        <w:tc>
+          <w:tcPr>
+            <w:tcW w:type="dxa" w:w="329"/>
+          </w:tcPr>
+          <w:p/>
+        </w:tc>
+        <w:tc>
+          <w:tcPr>
+            <w:tcW w:type="dxa" w:w="329"/>
+          </w:tcPr>
+          <w:p/>
+        </w:tc>
+        <w:tc>
+          <w:tcPr>
+            <w:tcW w:type="dxa" w:w="329"/>
+          </w:tcPr>
+          <w:p/>
+        </w:tc>
+        <w:tc>
+          <w:tcPr>
+            <w:tcW w:type="dxa" w:w="329"/>
+          </w:tcPr>
+          <w:p/>
+        </w:tc>
+        <w:tc>
+          <w:tcPr>
+            <w:tcW w:type="dxa" w:w="329"/>
+          </w:tcPr>
+          <w:p/>
+        </w:tc>
+        <w:tc>
+          <w:tcPr>
+            <w:tcW w:type="dxa" w:w="329"/>
+          </w:tcPr>
+          <w:p/>
+        </w:tc>
+        <w:tc>
+          <w:tcPr>
+            <w:tcW w:type="dxa" w:w="329"/>
+          </w:tcPr>
+          <w:p/>
+        </w:tc>
+        <w:tc>
+          <w:tcPr>
+            <w:tcW w:type="dxa" w:w="329"/>
+          </w:tcPr>
+          <w:p/>
+        </w:tc>
+        <w:tc>
+          <w:tcPr>
+            <w:tcW w:type="dxa" w:w="329"/>
+            <w:shd w:val="clear" w:color="auto" w:fill="028090"/>
+          </w:tcPr>
+          <w:p/>
+        </w:tc>
+        <w:tc>
+          <w:tcPr>
+            <w:tcW w:type="dxa" w:w="329"/>
+            <w:shd w:val="clear" w:color="auto" w:fill="028090"/>
+          </w:tcPr>
+          <w:p/>
+        </w:tc>
+        <w:tc>
+          <w:tcPr>
+            <w:tcW w:type="dxa" w:w="329"/>
+          </w:tcPr>
+          <w:p/>
+        </w:tc>
+        <w:tc>
+          <w:tcPr>
+            <w:tcW w:type="dxa" w:w="329"/>
+          </w:tcPr>
+          <w:p/>
+        </w:tc>
+        <w:tc>
+          <w:tcPr>
+            <w:tcW w:type="dxa" w:w="329"/>
+          </w:tcPr>
+          <w:p/>
+        </w:tc>
+        <w:tc>
+          <w:tcPr>
+            <w:tcW w:type="dxa" w:w="329"/>
+          </w:tcPr>
+          <w:p/>
+        </w:tc>
+        <w:tc>
+          <w:tcPr>
+            <w:tcW w:type="dxa" w:w="329"/>
+          </w:tcPr>
+          <w:p/>
+        </w:tc>
+        <w:tc>
+          <w:tcPr>
+            <w:tcW w:type="dxa" w:w="329"/>
+          </w:tcPr>
+          <w:p/>
+        </w:tc>
+      </w:tr>
+      <w:tr>
+        <w:trPr>
+          <w:cantSplit/>
+        </w:trPr>
+        <w:tc>
+          <w:tcPr>
+            <w:tcW w:type="dxa" w:w="2551"/>
+            <w:vAlign w:val="center"/>
+          </w:tcPr>
+          <w:p>
+            <w:pPr>
+              <w:spacing w:after="0" w:before="0" w:line="240" w:lineRule="auto"/>
+              <w:jc w:val="left"/>
+            </w:pPr>
+            <w:r>
               <w:rPr>
                 <w:b/>
-                <w:sz w:val="16"/>
-                <w:szCs w:val="16"/>
-              </w:rPr>
-            </w:pPr>
-          </w:p>
-        </w:tc>
-        <w:tc>
-          <w:tcPr>
-            <w:tcW w:w="523" w:type="dxa"/>
-          </w:tcPr>
-          <w:p>
-            <w:pPr>
-              <w:spacing w:line="360" w:lineRule="auto"/>
-              <w:jc w:val="both"/>
+                <w:color w:val="000000"/>
+                <w:sz w:val="13"/>
+              </w:rPr>
+              <w:t>3.9  Evaluación (top-5, AUC) y explicabilidad SHAP del modelo</w:t>
+            </w:r>
+          </w:p>
+        </w:tc>
+        <w:tc>
+          <w:tcPr>
+            <w:tcW w:type="dxa" w:w="329"/>
+          </w:tcPr>
+          <w:p/>
+        </w:tc>
+        <w:tc>
+          <w:tcPr>
+            <w:tcW w:type="dxa" w:w="329"/>
+          </w:tcPr>
+          <w:p/>
+        </w:tc>
+        <w:tc>
+          <w:tcPr>
+            <w:tcW w:type="dxa" w:w="329"/>
+          </w:tcPr>
+          <w:p/>
+        </w:tc>
+        <w:tc>
+          <w:tcPr>
+            <w:tcW w:type="dxa" w:w="329"/>
+          </w:tcPr>
+          <w:p/>
+        </w:tc>
+        <w:tc>
+          <w:tcPr>
+            <w:tcW w:type="dxa" w:w="329"/>
+          </w:tcPr>
+          <w:p/>
+        </w:tc>
+        <w:tc>
+          <w:tcPr>
+            <w:tcW w:type="dxa" w:w="329"/>
+          </w:tcPr>
+          <w:p/>
+        </w:tc>
+        <w:tc>
+          <w:tcPr>
+            <w:tcW w:type="dxa" w:w="329"/>
+          </w:tcPr>
+          <w:p/>
+        </w:tc>
+        <w:tc>
+          <w:tcPr>
+            <w:tcW w:type="dxa" w:w="329"/>
+          </w:tcPr>
+          <w:p/>
+        </w:tc>
+        <w:tc>
+          <w:tcPr>
+            <w:tcW w:type="dxa" w:w="329"/>
+          </w:tcPr>
+          <w:p/>
+        </w:tc>
+        <w:tc>
+          <w:tcPr>
+            <w:tcW w:type="dxa" w:w="329"/>
+          </w:tcPr>
+          <w:p/>
+        </w:tc>
+        <w:tc>
+          <w:tcPr>
+            <w:tcW w:type="dxa" w:w="329"/>
+          </w:tcPr>
+          <w:p/>
+        </w:tc>
+        <w:tc>
+          <w:tcPr>
+            <w:tcW w:type="dxa" w:w="329"/>
+            <w:shd w:val="clear" w:color="auto" w:fill="E9A23B"/>
+            <w:vAlign w:val="center"/>
+          </w:tcPr>
+          <w:p>
+            <w:pPr>
+              <w:spacing w:after="0" w:before="0" w:line="240" w:lineRule="auto"/>
+              <w:jc w:val="center"/>
+            </w:pPr>
+            <w:r>
               <w:rPr>
                 <w:b/>
-                <w:sz w:val="16"/>
-                <w:szCs w:val="16"/>
-              </w:rPr>
-            </w:pPr>
-          </w:p>
-        </w:tc>
-        <w:tc>
-          <w:tcPr>
-            <w:tcW w:w="523" w:type="dxa"/>
-          </w:tcPr>
-          <w:p>
-            <w:pPr>
-              <w:spacing w:line="360" w:lineRule="auto"/>
-              <w:jc w:val="both"/>
+                <w:color w:val="000000"/>
+                <w:sz w:val="14"/>
+              </w:rPr>
+              <w:t>◆</w:t>
+            </w:r>
+          </w:p>
+        </w:tc>
+        <w:tc>
+          <w:tcPr>
+            <w:tcW w:type="dxa" w:w="329"/>
+          </w:tcPr>
+          <w:p/>
+        </w:tc>
+        <w:tc>
+          <w:tcPr>
+            <w:tcW w:type="dxa" w:w="329"/>
+          </w:tcPr>
+          <w:p/>
+        </w:tc>
+        <w:tc>
+          <w:tcPr>
+            <w:tcW w:type="dxa" w:w="329"/>
+          </w:tcPr>
+          <w:p/>
+        </w:tc>
+        <w:tc>
+          <w:tcPr>
+            <w:tcW w:type="dxa" w:w="329"/>
+          </w:tcPr>
+          <w:p/>
+        </w:tc>
+        <w:tc>
+          <w:tcPr>
+            <w:tcW w:type="dxa" w:w="329"/>
+          </w:tcPr>
+          <w:p/>
+        </w:tc>
+        <w:tc>
+          <w:tcPr>
+            <w:tcW w:type="dxa" w:w="329"/>
+          </w:tcPr>
+          <w:p/>
+        </w:tc>
+      </w:tr>
+      <w:tr>
+        <w:trPr>
+          <w:cantSplit/>
+        </w:trPr>
+        <w:tc>
+          <w:tcPr>
+            <w:tcW w:type="dxa" w:w="2551"/>
+            <w:vAlign w:val="center"/>
+          </w:tcPr>
+          <w:p>
+            <w:pPr>
+              <w:spacing w:after="0" w:before="0" w:line="240" w:lineRule="auto"/>
+              <w:jc w:val="left"/>
+            </w:pPr>
+            <w:r>
+              <w:rPr>
+                <w:b w:val="0"/>
+                <w:color w:val="000000"/>
+                <w:sz w:val="13"/>
+              </w:rPr>
+              <w:t>3.10  API: autenticación JWT, control de acceso por rol y máquina de estados</w:t>
+            </w:r>
+          </w:p>
+        </w:tc>
+        <w:tc>
+          <w:tcPr>
+            <w:tcW w:type="dxa" w:w="329"/>
+          </w:tcPr>
+          <w:p/>
+        </w:tc>
+        <w:tc>
+          <w:tcPr>
+            <w:tcW w:type="dxa" w:w="329"/>
+          </w:tcPr>
+          <w:p/>
+        </w:tc>
+        <w:tc>
+          <w:tcPr>
+            <w:tcW w:type="dxa" w:w="329"/>
+          </w:tcPr>
+          <w:p/>
+        </w:tc>
+        <w:tc>
+          <w:tcPr>
+            <w:tcW w:type="dxa" w:w="329"/>
+          </w:tcPr>
+          <w:p/>
+        </w:tc>
+        <w:tc>
+          <w:tcPr>
+            <w:tcW w:type="dxa" w:w="329"/>
+          </w:tcPr>
+          <w:p/>
+        </w:tc>
+        <w:tc>
+          <w:tcPr>
+            <w:tcW w:type="dxa" w:w="329"/>
+          </w:tcPr>
+          <w:p/>
+        </w:tc>
+        <w:tc>
+          <w:tcPr>
+            <w:tcW w:type="dxa" w:w="329"/>
+          </w:tcPr>
+          <w:p/>
+        </w:tc>
+        <w:tc>
+          <w:tcPr>
+            <w:tcW w:type="dxa" w:w="329"/>
+          </w:tcPr>
+          <w:p/>
+        </w:tc>
+        <w:tc>
+          <w:tcPr>
+            <w:tcW w:type="dxa" w:w="329"/>
+          </w:tcPr>
+          <w:p/>
+        </w:tc>
+        <w:tc>
+          <w:tcPr>
+            <w:tcW w:type="dxa" w:w="329"/>
+          </w:tcPr>
+          <w:p/>
+        </w:tc>
+        <w:tc>
+          <w:tcPr>
+            <w:tcW w:type="dxa" w:w="329"/>
+          </w:tcPr>
+          <w:p/>
+        </w:tc>
+        <w:tc>
+          <w:tcPr>
+            <w:tcW w:type="dxa" w:w="329"/>
+          </w:tcPr>
+          <w:p/>
+        </w:tc>
+        <w:tc>
+          <w:tcPr>
+            <w:tcW w:type="dxa" w:w="329"/>
+            <w:shd w:val="clear" w:color="auto" w:fill="028090"/>
+          </w:tcPr>
+          <w:p/>
+        </w:tc>
+        <w:tc>
+          <w:tcPr>
+            <w:tcW w:type="dxa" w:w="329"/>
+          </w:tcPr>
+          <w:p/>
+        </w:tc>
+        <w:tc>
+          <w:tcPr>
+            <w:tcW w:type="dxa" w:w="329"/>
+          </w:tcPr>
+          <w:p/>
+        </w:tc>
+        <w:tc>
+          <w:tcPr>
+            <w:tcW w:type="dxa" w:w="329"/>
+          </w:tcPr>
+          <w:p/>
+        </w:tc>
+        <w:tc>
+          <w:tcPr>
+            <w:tcW w:type="dxa" w:w="329"/>
+          </w:tcPr>
+          <w:p/>
+        </w:tc>
+        <w:tc>
+          <w:tcPr>
+            <w:tcW w:type="dxa" w:w="329"/>
+          </w:tcPr>
+          <w:p/>
+        </w:tc>
+      </w:tr>
+      <w:tr>
+        <w:trPr>
+          <w:cantSplit/>
+        </w:trPr>
+        <w:tc>
+          <w:tcPr>
+            <w:tcW w:type="dxa" w:w="2551"/>
+            <w:vAlign w:val="center"/>
+          </w:tcPr>
+          <w:p>
+            <w:pPr>
+              <w:spacing w:after="0" w:before="0" w:line="240" w:lineRule="auto"/>
+              <w:jc w:val="left"/>
+            </w:pPr>
+            <w:r>
+              <w:rPr>
+                <w:b w:val="0"/>
+                <w:color w:val="000000"/>
+                <w:sz w:val="13"/>
+              </w:rPr>
+              <w:t>3.11  Registro de auditoría inmutable e integración del modelo en la API</w:t>
+            </w:r>
+          </w:p>
+        </w:tc>
+        <w:tc>
+          <w:tcPr>
+            <w:tcW w:type="dxa" w:w="329"/>
+          </w:tcPr>
+          <w:p/>
+        </w:tc>
+        <w:tc>
+          <w:tcPr>
+            <w:tcW w:type="dxa" w:w="329"/>
+          </w:tcPr>
+          <w:p/>
+        </w:tc>
+        <w:tc>
+          <w:tcPr>
+            <w:tcW w:type="dxa" w:w="329"/>
+          </w:tcPr>
+          <w:p/>
+        </w:tc>
+        <w:tc>
+          <w:tcPr>
+            <w:tcW w:type="dxa" w:w="329"/>
+          </w:tcPr>
+          <w:p/>
+        </w:tc>
+        <w:tc>
+          <w:tcPr>
+            <w:tcW w:type="dxa" w:w="329"/>
+          </w:tcPr>
+          <w:p/>
+        </w:tc>
+        <w:tc>
+          <w:tcPr>
+            <w:tcW w:type="dxa" w:w="329"/>
+          </w:tcPr>
+          <w:p/>
+        </w:tc>
+        <w:tc>
+          <w:tcPr>
+            <w:tcW w:type="dxa" w:w="329"/>
+          </w:tcPr>
+          <w:p/>
+        </w:tc>
+        <w:tc>
+          <w:tcPr>
+            <w:tcW w:type="dxa" w:w="329"/>
+          </w:tcPr>
+          <w:p/>
+        </w:tc>
+        <w:tc>
+          <w:tcPr>
+            <w:tcW w:type="dxa" w:w="329"/>
+          </w:tcPr>
+          <w:p/>
+        </w:tc>
+        <w:tc>
+          <w:tcPr>
+            <w:tcW w:type="dxa" w:w="329"/>
+          </w:tcPr>
+          <w:p/>
+        </w:tc>
+        <w:tc>
+          <w:tcPr>
+            <w:tcW w:type="dxa" w:w="329"/>
+          </w:tcPr>
+          <w:p/>
+        </w:tc>
+        <w:tc>
+          <w:tcPr>
+            <w:tcW w:type="dxa" w:w="329"/>
+          </w:tcPr>
+          <w:p/>
+        </w:tc>
+        <w:tc>
+          <w:tcPr>
+            <w:tcW w:type="dxa" w:w="329"/>
+            <w:shd w:val="clear" w:color="auto" w:fill="028090"/>
+          </w:tcPr>
+          <w:p/>
+        </w:tc>
+        <w:tc>
+          <w:tcPr>
+            <w:tcW w:type="dxa" w:w="329"/>
+          </w:tcPr>
+          <w:p/>
+        </w:tc>
+        <w:tc>
+          <w:tcPr>
+            <w:tcW w:type="dxa" w:w="329"/>
+          </w:tcPr>
+          <w:p/>
+        </w:tc>
+        <w:tc>
+          <w:tcPr>
+            <w:tcW w:type="dxa" w:w="329"/>
+          </w:tcPr>
+          <w:p/>
+        </w:tc>
+        <w:tc>
+          <w:tcPr>
+            <w:tcW w:type="dxa" w:w="329"/>
+          </w:tcPr>
+          <w:p/>
+        </w:tc>
+        <w:tc>
+          <w:tcPr>
+            <w:tcW w:type="dxa" w:w="329"/>
+          </w:tcPr>
+          <w:p/>
+        </w:tc>
+      </w:tr>
+      <w:tr>
+        <w:trPr>
+          <w:cantSplit/>
+        </w:trPr>
+        <w:tc>
+          <w:tcPr>
+            <w:tcW w:type="dxa" w:w="2551"/>
+            <w:vAlign w:val="center"/>
+          </w:tcPr>
+          <w:p>
+            <w:pPr>
+              <w:spacing w:after="0" w:before="0" w:line="240" w:lineRule="auto"/>
+              <w:jc w:val="left"/>
+            </w:pPr>
+            <w:r>
+              <w:rPr>
+                <w:b w:val="0"/>
+                <w:color w:val="000000"/>
+                <w:sz w:val="13"/>
+              </w:rPr>
+              <w:t>3.12  Interfaz web por rol</w:t>
+            </w:r>
+          </w:p>
+        </w:tc>
+        <w:tc>
+          <w:tcPr>
+            <w:tcW w:type="dxa" w:w="329"/>
+          </w:tcPr>
+          <w:p/>
+        </w:tc>
+        <w:tc>
+          <w:tcPr>
+            <w:tcW w:type="dxa" w:w="329"/>
+          </w:tcPr>
+          <w:p/>
+        </w:tc>
+        <w:tc>
+          <w:tcPr>
+            <w:tcW w:type="dxa" w:w="329"/>
+          </w:tcPr>
+          <w:p/>
+        </w:tc>
+        <w:tc>
+          <w:tcPr>
+            <w:tcW w:type="dxa" w:w="329"/>
+          </w:tcPr>
+          <w:p/>
+        </w:tc>
+        <w:tc>
+          <w:tcPr>
+            <w:tcW w:type="dxa" w:w="329"/>
+          </w:tcPr>
+          <w:p/>
+        </w:tc>
+        <w:tc>
+          <w:tcPr>
+            <w:tcW w:type="dxa" w:w="329"/>
+          </w:tcPr>
+          <w:p/>
+        </w:tc>
+        <w:tc>
+          <w:tcPr>
+            <w:tcW w:type="dxa" w:w="329"/>
+          </w:tcPr>
+          <w:p/>
+        </w:tc>
+        <w:tc>
+          <w:tcPr>
+            <w:tcW w:type="dxa" w:w="329"/>
+          </w:tcPr>
+          <w:p/>
+        </w:tc>
+        <w:tc>
+          <w:tcPr>
+            <w:tcW w:type="dxa" w:w="329"/>
+          </w:tcPr>
+          <w:p/>
+        </w:tc>
+        <w:tc>
+          <w:tcPr>
+            <w:tcW w:type="dxa" w:w="329"/>
+          </w:tcPr>
+          <w:p/>
+        </w:tc>
+        <w:tc>
+          <w:tcPr>
+            <w:tcW w:type="dxa" w:w="329"/>
+          </w:tcPr>
+          <w:p/>
+        </w:tc>
+        <w:tc>
+          <w:tcPr>
+            <w:tcW w:type="dxa" w:w="329"/>
+          </w:tcPr>
+          <w:p/>
+        </w:tc>
+        <w:tc>
+          <w:tcPr>
+            <w:tcW w:type="dxa" w:w="329"/>
+            <w:shd w:val="clear" w:color="auto" w:fill="028090"/>
+          </w:tcPr>
+          <w:p/>
+        </w:tc>
+        <w:tc>
+          <w:tcPr>
+            <w:tcW w:type="dxa" w:w="329"/>
+            <w:shd w:val="clear" w:color="auto" w:fill="028090"/>
+          </w:tcPr>
+          <w:p/>
+        </w:tc>
+        <w:tc>
+          <w:tcPr>
+            <w:tcW w:type="dxa" w:w="329"/>
+          </w:tcPr>
+          <w:p/>
+        </w:tc>
+        <w:tc>
+          <w:tcPr>
+            <w:tcW w:type="dxa" w:w="329"/>
+          </w:tcPr>
+          <w:p/>
+        </w:tc>
+        <w:tc>
+          <w:tcPr>
+            <w:tcW w:type="dxa" w:w="329"/>
+          </w:tcPr>
+          <w:p/>
+        </w:tc>
+        <w:tc>
+          <w:tcPr>
+            <w:tcW w:type="dxa" w:w="329"/>
+          </w:tcPr>
+          <w:p/>
+        </w:tc>
+      </w:tr>
+      <w:tr>
+        <w:trPr>
+          <w:cantSplit/>
+        </w:trPr>
+        <w:tc>
+          <w:tcPr>
+            <w:tcW w:type="dxa" w:w="2551"/>
+            <w:vAlign w:val="center"/>
+          </w:tcPr>
+          <w:p>
+            <w:pPr>
+              <w:spacing w:after="0" w:before="0" w:line="240" w:lineRule="auto"/>
+              <w:jc w:val="left"/>
+            </w:pPr>
+            <w:r>
+              <w:rPr>
+                <w:b w:val="0"/>
+                <w:color w:val="000000"/>
+                <w:sz w:val="13"/>
+              </w:rPr>
+              <w:t>3.13  Tablero de cobertura, brechas terapéuticas y tendencias</w:t>
+            </w:r>
+          </w:p>
+        </w:tc>
+        <w:tc>
+          <w:tcPr>
+            <w:tcW w:type="dxa" w:w="329"/>
+          </w:tcPr>
+          <w:p/>
+        </w:tc>
+        <w:tc>
+          <w:tcPr>
+            <w:tcW w:type="dxa" w:w="329"/>
+          </w:tcPr>
+          <w:p/>
+        </w:tc>
+        <w:tc>
+          <w:tcPr>
+            <w:tcW w:type="dxa" w:w="329"/>
+          </w:tcPr>
+          <w:p/>
+        </w:tc>
+        <w:tc>
+          <w:tcPr>
+            <w:tcW w:type="dxa" w:w="329"/>
+          </w:tcPr>
+          <w:p/>
+        </w:tc>
+        <w:tc>
+          <w:tcPr>
+            <w:tcW w:type="dxa" w:w="329"/>
+          </w:tcPr>
+          <w:p/>
+        </w:tc>
+        <w:tc>
+          <w:tcPr>
+            <w:tcW w:type="dxa" w:w="329"/>
+          </w:tcPr>
+          <w:p/>
+        </w:tc>
+        <w:tc>
+          <w:tcPr>
+            <w:tcW w:type="dxa" w:w="329"/>
+          </w:tcPr>
+          <w:p/>
+        </w:tc>
+        <w:tc>
+          <w:tcPr>
+            <w:tcW w:type="dxa" w:w="329"/>
+          </w:tcPr>
+          <w:p/>
+        </w:tc>
+        <w:tc>
+          <w:tcPr>
+            <w:tcW w:type="dxa" w:w="329"/>
+          </w:tcPr>
+          <w:p/>
+        </w:tc>
+        <w:tc>
+          <w:tcPr>
+            <w:tcW w:type="dxa" w:w="329"/>
+          </w:tcPr>
+          <w:p/>
+        </w:tc>
+        <w:tc>
+          <w:tcPr>
+            <w:tcW w:type="dxa" w:w="329"/>
+          </w:tcPr>
+          <w:p/>
+        </w:tc>
+        <w:tc>
+          <w:tcPr>
+            <w:tcW w:type="dxa" w:w="329"/>
+          </w:tcPr>
+          <w:p/>
+        </w:tc>
+        <w:tc>
+          <w:tcPr>
+            <w:tcW w:type="dxa" w:w="329"/>
+          </w:tcPr>
+          <w:p/>
+        </w:tc>
+        <w:tc>
+          <w:tcPr>
+            <w:tcW w:type="dxa" w:w="329"/>
+            <w:shd w:val="clear" w:color="auto" w:fill="028090"/>
+          </w:tcPr>
+          <w:p/>
+        </w:tc>
+        <w:tc>
+          <w:tcPr>
+            <w:tcW w:type="dxa" w:w="329"/>
+          </w:tcPr>
+          <w:p/>
+        </w:tc>
+        <w:tc>
+          <w:tcPr>
+            <w:tcW w:type="dxa" w:w="329"/>
+          </w:tcPr>
+          <w:p/>
+        </w:tc>
+        <w:tc>
+          <w:tcPr>
+            <w:tcW w:type="dxa" w:w="329"/>
+          </w:tcPr>
+          <w:p/>
+        </w:tc>
+        <w:tc>
+          <w:tcPr>
+            <w:tcW w:type="dxa" w:w="329"/>
+          </w:tcPr>
+          <w:p/>
+        </w:tc>
+      </w:tr>
+      <w:tr>
+        <w:trPr>
+          <w:cantSplit/>
+        </w:trPr>
+        <w:tc>
+          <w:tcPr>
+            <w:tcW w:type="dxa" w:w="2551"/>
+            <w:vAlign w:val="center"/>
+          </w:tcPr>
+          <w:p>
+            <w:pPr>
+              <w:spacing w:after="0" w:before="0" w:line="240" w:lineRule="auto"/>
+              <w:jc w:val="left"/>
+            </w:pPr>
+            <w:r>
               <w:rPr>
                 <w:b/>
-                <w:sz w:val="16"/>
-                <w:szCs w:val="16"/>
-              </w:rPr>
-            </w:pPr>
-          </w:p>
-        </w:tc>
-        <w:tc>
-          <w:tcPr>
-            <w:tcW w:w="523" w:type="dxa"/>
-          </w:tcPr>
-          <w:p>
-            <w:pPr>
-              <w:spacing w:line="360" w:lineRule="auto"/>
-              <w:jc w:val="both"/>
+                <w:color w:val="000000"/>
+                <w:sz w:val="13"/>
+              </w:rPr>
+              <w:t>3.14  Aplicación móvil: consulta de solicitudes y alertas — cierre de construcción</w:t>
+            </w:r>
+          </w:p>
+        </w:tc>
+        <w:tc>
+          <w:tcPr>
+            <w:tcW w:type="dxa" w:w="329"/>
+          </w:tcPr>
+          <w:p/>
+        </w:tc>
+        <w:tc>
+          <w:tcPr>
+            <w:tcW w:type="dxa" w:w="329"/>
+          </w:tcPr>
+          <w:p/>
+        </w:tc>
+        <w:tc>
+          <w:tcPr>
+            <w:tcW w:type="dxa" w:w="329"/>
+          </w:tcPr>
+          <w:p/>
+        </w:tc>
+        <w:tc>
+          <w:tcPr>
+            <w:tcW w:type="dxa" w:w="329"/>
+          </w:tcPr>
+          <w:p/>
+        </w:tc>
+        <w:tc>
+          <w:tcPr>
+            <w:tcW w:type="dxa" w:w="329"/>
+          </w:tcPr>
+          <w:p/>
+        </w:tc>
+        <w:tc>
+          <w:tcPr>
+            <w:tcW w:type="dxa" w:w="329"/>
+          </w:tcPr>
+          <w:p/>
+        </w:tc>
+        <w:tc>
+          <w:tcPr>
+            <w:tcW w:type="dxa" w:w="329"/>
+          </w:tcPr>
+          <w:p/>
+        </w:tc>
+        <w:tc>
+          <w:tcPr>
+            <w:tcW w:type="dxa" w:w="329"/>
+          </w:tcPr>
+          <w:p/>
+        </w:tc>
+        <w:tc>
+          <w:tcPr>
+            <w:tcW w:type="dxa" w:w="329"/>
+          </w:tcPr>
+          <w:p/>
+        </w:tc>
+        <w:tc>
+          <w:tcPr>
+            <w:tcW w:type="dxa" w:w="329"/>
+          </w:tcPr>
+          <w:p/>
+        </w:tc>
+        <w:tc>
+          <w:tcPr>
+            <w:tcW w:type="dxa" w:w="329"/>
+          </w:tcPr>
+          <w:p/>
+        </w:tc>
+        <w:tc>
+          <w:tcPr>
+            <w:tcW w:type="dxa" w:w="329"/>
+          </w:tcPr>
+          <w:p/>
+        </w:tc>
+        <w:tc>
+          <w:tcPr>
+            <w:tcW w:type="dxa" w:w="329"/>
+          </w:tcPr>
+          <w:p/>
+        </w:tc>
+        <w:tc>
+          <w:tcPr>
+            <w:tcW w:type="dxa" w:w="329"/>
+            <w:shd w:val="clear" w:color="auto" w:fill="E9A23B"/>
+            <w:vAlign w:val="center"/>
+          </w:tcPr>
+          <w:p>
+            <w:pPr>
+              <w:spacing w:after="0" w:before="0" w:line="240" w:lineRule="auto"/>
+              <w:jc w:val="center"/>
+            </w:pPr>
+            <w:r>
               <w:rPr>
                 <w:b/>
-                <w:sz w:val="16"/>
-                <w:szCs w:val="16"/>
-              </w:rPr>
-            </w:pPr>
-          </w:p>
-        </w:tc>
-        <w:tc>
-          <w:tcPr>
-            <w:tcW w:w="523" w:type="dxa"/>
-          </w:tcPr>
-          <w:p>
-            <w:pPr>
-              <w:spacing w:line="360" w:lineRule="auto"/>
-              <w:jc w:val="both"/>
+                <w:color w:val="000000"/>
+                <w:sz w:val="14"/>
+              </w:rPr>
+              <w:t>◆</w:t>
+            </w:r>
+          </w:p>
+        </w:tc>
+        <w:tc>
+          <w:tcPr>
+            <w:tcW w:type="dxa" w:w="329"/>
+          </w:tcPr>
+          <w:p/>
+        </w:tc>
+        <w:tc>
+          <w:tcPr>
+            <w:tcW w:type="dxa" w:w="329"/>
+          </w:tcPr>
+          <w:p/>
+        </w:tc>
+        <w:tc>
+          <w:tcPr>
+            <w:tcW w:type="dxa" w:w="329"/>
+          </w:tcPr>
+          <w:p/>
+        </w:tc>
+        <w:tc>
+          <w:tcPr>
+            <w:tcW w:type="dxa" w:w="329"/>
+          </w:tcPr>
+          <w:p/>
+        </w:tc>
+      </w:tr>
+      <w:tr>
+        <w:trPr>
+          <w:cantSplit/>
+        </w:trPr>
+        <w:tc>
+          <w:tcPr>
+            <w:tcW w:type="dxa" w:w="8473"/>
+            <w:gridSpan w:val="19"/>
+            <w:vAlign w:val="center"/>
+            <w:shd w:val="clear" w:color="auto" w:fill="E4EEF0"/>
+          </w:tcPr>
+          <w:p>
+            <w:pPr>
+              <w:spacing w:after="0" w:before="0" w:line="240" w:lineRule="auto"/>
+              <w:jc w:val="left"/>
+            </w:pPr>
+            <w:r>
               <w:rPr>
                 <w:b/>
-                <w:sz w:val="16"/>
-                <w:szCs w:val="16"/>
-              </w:rPr>
-            </w:pPr>
-          </w:p>
-        </w:tc>
-        <w:tc>
-          <w:tcPr>
-            <w:tcW w:w="523" w:type="dxa"/>
-          </w:tcPr>
-          <w:p>
-            <w:pPr>
-              <w:spacing w:line="360" w:lineRule="auto"/>
-              <w:jc w:val="both"/>
+                <w:color w:val="0B4F5C"/>
+                <w:sz w:val="15"/>
+              </w:rPr>
+              <w:t>Etapa 4 · Pruebas y verificación</w:t>
+            </w:r>
+          </w:p>
+        </w:tc>
+      </w:tr>
+      <w:tr>
+        <w:trPr>
+          <w:cantSplit/>
+        </w:trPr>
+        <w:tc>
+          <w:tcPr>
+            <w:tcW w:type="dxa" w:w="2551"/>
+            <w:vAlign w:val="center"/>
+          </w:tcPr>
+          <w:p>
+            <w:pPr>
+              <w:spacing w:after="0" w:before="0" w:line="240" w:lineRule="auto"/>
+              <w:jc w:val="left"/>
+            </w:pPr>
+            <w:r>
+              <w:rPr>
+                <w:b w:val="0"/>
+                <w:color w:val="000000"/>
+                <w:sz w:val="13"/>
+              </w:rPr>
+              <w:t>4.1  Pruebas unitarias y de integración (ingesta → predicción → recomendación)</w:t>
+            </w:r>
+          </w:p>
+        </w:tc>
+        <w:tc>
+          <w:tcPr>
+            <w:tcW w:type="dxa" w:w="329"/>
+          </w:tcPr>
+          <w:p/>
+        </w:tc>
+        <w:tc>
+          <w:tcPr>
+            <w:tcW w:type="dxa" w:w="329"/>
+          </w:tcPr>
+          <w:p/>
+        </w:tc>
+        <w:tc>
+          <w:tcPr>
+            <w:tcW w:type="dxa" w:w="329"/>
+          </w:tcPr>
+          <w:p/>
+        </w:tc>
+        <w:tc>
+          <w:tcPr>
+            <w:tcW w:type="dxa" w:w="329"/>
+          </w:tcPr>
+          <w:p/>
+        </w:tc>
+        <w:tc>
+          <w:tcPr>
+            <w:tcW w:type="dxa" w:w="329"/>
+          </w:tcPr>
+          <w:p/>
+        </w:tc>
+        <w:tc>
+          <w:tcPr>
+            <w:tcW w:type="dxa" w:w="329"/>
+          </w:tcPr>
+          <w:p/>
+        </w:tc>
+        <w:tc>
+          <w:tcPr>
+            <w:tcW w:type="dxa" w:w="329"/>
+          </w:tcPr>
+          <w:p/>
+        </w:tc>
+        <w:tc>
+          <w:tcPr>
+            <w:tcW w:type="dxa" w:w="329"/>
+          </w:tcPr>
+          <w:p/>
+        </w:tc>
+        <w:tc>
+          <w:tcPr>
+            <w:tcW w:type="dxa" w:w="329"/>
+          </w:tcPr>
+          <w:p/>
+        </w:tc>
+        <w:tc>
+          <w:tcPr>
+            <w:tcW w:type="dxa" w:w="329"/>
+          </w:tcPr>
+          <w:p/>
+        </w:tc>
+        <w:tc>
+          <w:tcPr>
+            <w:tcW w:type="dxa" w:w="329"/>
+          </w:tcPr>
+          <w:p/>
+        </w:tc>
+        <w:tc>
+          <w:tcPr>
+            <w:tcW w:type="dxa" w:w="329"/>
+          </w:tcPr>
+          <w:p/>
+        </w:tc>
+        <w:tc>
+          <w:tcPr>
+            <w:tcW w:type="dxa" w:w="329"/>
+          </w:tcPr>
+          <w:p/>
+        </w:tc>
+        <w:tc>
+          <w:tcPr>
+            <w:tcW w:type="dxa" w:w="329"/>
+          </w:tcPr>
+          <w:p/>
+        </w:tc>
+        <w:tc>
+          <w:tcPr>
+            <w:tcW w:type="dxa" w:w="329"/>
+            <w:shd w:val="clear" w:color="auto" w:fill="028090"/>
+          </w:tcPr>
+          <w:p/>
+        </w:tc>
+        <w:tc>
+          <w:tcPr>
+            <w:tcW w:type="dxa" w:w="329"/>
+          </w:tcPr>
+          <w:p/>
+        </w:tc>
+        <w:tc>
+          <w:tcPr>
+            <w:tcW w:type="dxa" w:w="329"/>
+          </w:tcPr>
+          <w:p/>
+        </w:tc>
+        <w:tc>
+          <w:tcPr>
+            <w:tcW w:type="dxa" w:w="329"/>
+          </w:tcPr>
+          <w:p/>
+        </w:tc>
+      </w:tr>
+      <w:tr>
+        <w:trPr>
+          <w:cantSplit/>
+        </w:trPr>
+        <w:tc>
+          <w:tcPr>
+            <w:tcW w:type="dxa" w:w="2551"/>
+            <w:vAlign w:val="center"/>
+          </w:tcPr>
+          <w:p>
+            <w:pPr>
+              <w:spacing w:after="0" w:before="0" w:line="240" w:lineRule="auto"/>
+              <w:jc w:val="left"/>
+            </w:pPr>
+            <w:r>
+              <w:rPr>
+                <w:b w:val="0"/>
+                <w:color w:val="000000"/>
+                <w:sz w:val="13"/>
+              </w:rPr>
+              <w:t>4.2  Pruebas de extremo a extremo y de rendimiento</w:t>
+            </w:r>
+          </w:p>
+        </w:tc>
+        <w:tc>
+          <w:tcPr>
+            <w:tcW w:type="dxa" w:w="329"/>
+          </w:tcPr>
+          <w:p/>
+        </w:tc>
+        <w:tc>
+          <w:tcPr>
+            <w:tcW w:type="dxa" w:w="329"/>
+          </w:tcPr>
+          <w:p/>
+        </w:tc>
+        <w:tc>
+          <w:tcPr>
+            <w:tcW w:type="dxa" w:w="329"/>
+          </w:tcPr>
+          <w:p/>
+        </w:tc>
+        <w:tc>
+          <w:tcPr>
+            <w:tcW w:type="dxa" w:w="329"/>
+          </w:tcPr>
+          <w:p/>
+        </w:tc>
+        <w:tc>
+          <w:tcPr>
+            <w:tcW w:type="dxa" w:w="329"/>
+          </w:tcPr>
+          <w:p/>
+        </w:tc>
+        <w:tc>
+          <w:tcPr>
+            <w:tcW w:type="dxa" w:w="329"/>
+          </w:tcPr>
+          <w:p/>
+        </w:tc>
+        <w:tc>
+          <w:tcPr>
+            <w:tcW w:type="dxa" w:w="329"/>
+          </w:tcPr>
+          <w:p/>
+        </w:tc>
+        <w:tc>
+          <w:tcPr>
+            <w:tcW w:type="dxa" w:w="329"/>
+          </w:tcPr>
+          <w:p/>
+        </w:tc>
+        <w:tc>
+          <w:tcPr>
+            <w:tcW w:type="dxa" w:w="329"/>
+          </w:tcPr>
+          <w:p/>
+        </w:tc>
+        <w:tc>
+          <w:tcPr>
+            <w:tcW w:type="dxa" w:w="329"/>
+          </w:tcPr>
+          <w:p/>
+        </w:tc>
+        <w:tc>
+          <w:tcPr>
+            <w:tcW w:type="dxa" w:w="329"/>
+          </w:tcPr>
+          <w:p/>
+        </w:tc>
+        <w:tc>
+          <w:tcPr>
+            <w:tcW w:type="dxa" w:w="329"/>
+          </w:tcPr>
+          <w:p/>
+        </w:tc>
+        <w:tc>
+          <w:tcPr>
+            <w:tcW w:type="dxa" w:w="329"/>
+          </w:tcPr>
+          <w:p/>
+        </w:tc>
+        <w:tc>
+          <w:tcPr>
+            <w:tcW w:type="dxa" w:w="329"/>
+          </w:tcPr>
+          <w:p/>
+        </w:tc>
+        <w:tc>
+          <w:tcPr>
+            <w:tcW w:type="dxa" w:w="329"/>
+            <w:shd w:val="clear" w:color="auto" w:fill="028090"/>
+          </w:tcPr>
+          <w:p/>
+        </w:tc>
+        <w:tc>
+          <w:tcPr>
+            <w:tcW w:type="dxa" w:w="329"/>
+          </w:tcPr>
+          <w:p/>
+        </w:tc>
+        <w:tc>
+          <w:tcPr>
+            <w:tcW w:type="dxa" w:w="329"/>
+          </w:tcPr>
+          <w:p/>
+        </w:tc>
+        <w:tc>
+          <w:tcPr>
+            <w:tcW w:type="dxa" w:w="329"/>
+          </w:tcPr>
+          <w:p/>
+        </w:tc>
+      </w:tr>
+      <w:tr>
+        <w:trPr>
+          <w:cantSplit/>
+        </w:trPr>
+        <w:tc>
+          <w:tcPr>
+            <w:tcW w:type="dxa" w:w="2551"/>
+            <w:vAlign w:val="center"/>
+          </w:tcPr>
+          <w:p>
+            <w:pPr>
+              <w:spacing w:after="0" w:before="0" w:line="240" w:lineRule="auto"/>
+              <w:jc w:val="left"/>
+            </w:pPr>
+            <w:r>
+              <w:rPr>
+                <w:b w:val="0"/>
+                <w:color w:val="000000"/>
+                <w:sz w:val="13"/>
+              </w:rPr>
+              <w:t>4.3  Pruebas de seguridad: control de acceso por rol y completitud de la auditoría</w:t>
+            </w:r>
+          </w:p>
+        </w:tc>
+        <w:tc>
+          <w:tcPr>
+            <w:tcW w:type="dxa" w:w="329"/>
+          </w:tcPr>
+          <w:p/>
+        </w:tc>
+        <w:tc>
+          <w:tcPr>
+            <w:tcW w:type="dxa" w:w="329"/>
+          </w:tcPr>
+          <w:p/>
+        </w:tc>
+        <w:tc>
+          <w:tcPr>
+            <w:tcW w:type="dxa" w:w="329"/>
+          </w:tcPr>
+          <w:p/>
+        </w:tc>
+        <w:tc>
+          <w:tcPr>
+            <w:tcW w:type="dxa" w:w="329"/>
+          </w:tcPr>
+          <w:p/>
+        </w:tc>
+        <w:tc>
+          <w:tcPr>
+            <w:tcW w:type="dxa" w:w="329"/>
+          </w:tcPr>
+          <w:p/>
+        </w:tc>
+        <w:tc>
+          <w:tcPr>
+            <w:tcW w:type="dxa" w:w="329"/>
+          </w:tcPr>
+          <w:p/>
+        </w:tc>
+        <w:tc>
+          <w:tcPr>
+            <w:tcW w:type="dxa" w:w="329"/>
+          </w:tcPr>
+          <w:p/>
+        </w:tc>
+        <w:tc>
+          <w:tcPr>
+            <w:tcW w:type="dxa" w:w="329"/>
+          </w:tcPr>
+          <w:p/>
+        </w:tc>
+        <w:tc>
+          <w:tcPr>
+            <w:tcW w:type="dxa" w:w="329"/>
+          </w:tcPr>
+          <w:p/>
+        </w:tc>
+        <w:tc>
+          <w:tcPr>
+            <w:tcW w:type="dxa" w:w="329"/>
+          </w:tcPr>
+          <w:p/>
+        </w:tc>
+        <w:tc>
+          <w:tcPr>
+            <w:tcW w:type="dxa" w:w="329"/>
+          </w:tcPr>
+          <w:p/>
+        </w:tc>
+        <w:tc>
+          <w:tcPr>
+            <w:tcW w:type="dxa" w:w="329"/>
+          </w:tcPr>
+          <w:p/>
+        </w:tc>
+        <w:tc>
+          <w:tcPr>
+            <w:tcW w:type="dxa" w:w="329"/>
+          </w:tcPr>
+          <w:p/>
+        </w:tc>
+        <w:tc>
+          <w:tcPr>
+            <w:tcW w:type="dxa" w:w="329"/>
+          </w:tcPr>
+          <w:p/>
+        </w:tc>
+        <w:tc>
+          <w:tcPr>
+            <w:tcW w:type="dxa" w:w="329"/>
+            <w:shd w:val="clear" w:color="auto" w:fill="028090"/>
+          </w:tcPr>
+          <w:p/>
+        </w:tc>
+        <w:tc>
+          <w:tcPr>
+            <w:tcW w:type="dxa" w:w="329"/>
+          </w:tcPr>
+          <w:p/>
+        </w:tc>
+        <w:tc>
+          <w:tcPr>
+            <w:tcW w:type="dxa" w:w="329"/>
+          </w:tcPr>
+          <w:p/>
+        </w:tc>
+        <w:tc>
+          <w:tcPr>
+            <w:tcW w:type="dxa" w:w="329"/>
+          </w:tcPr>
+          <w:p/>
+        </w:tc>
+      </w:tr>
+      <w:tr>
+        <w:trPr>
+          <w:cantSplit/>
+        </w:trPr>
+        <w:tc>
+          <w:tcPr>
+            <w:tcW w:type="dxa" w:w="2551"/>
+            <w:vAlign w:val="center"/>
+          </w:tcPr>
+          <w:p>
+            <w:pPr>
+              <w:spacing w:after="0" w:before="0" w:line="240" w:lineRule="auto"/>
+              <w:jc w:val="left"/>
+            </w:pPr>
+            <w:r>
               <w:rPr>
                 <w:b/>
-                <w:sz w:val="16"/>
-                <w:szCs w:val="16"/>
-              </w:rPr>
-            </w:pPr>
-          </w:p>
-        </w:tc>
-        <w:tc>
-          <w:tcPr>
-            <w:tcW w:w="523" w:type="dxa"/>
-          </w:tcPr>
-          <w:p>
-            <w:pPr>
-              <w:spacing w:line="360" w:lineRule="auto"/>
-              <w:jc w:val="both"/>
+                <w:color w:val="000000"/>
+                <w:sz w:val="13"/>
+              </w:rPr>
+              <w:t>4.4  Plan de Pruebas con evidencias e Informe Final</w:t>
+            </w:r>
+          </w:p>
+        </w:tc>
+        <w:tc>
+          <w:tcPr>
+            <w:tcW w:type="dxa" w:w="329"/>
+          </w:tcPr>
+          <w:p/>
+        </w:tc>
+        <w:tc>
+          <w:tcPr>
+            <w:tcW w:type="dxa" w:w="329"/>
+          </w:tcPr>
+          <w:p/>
+        </w:tc>
+        <w:tc>
+          <w:tcPr>
+            <w:tcW w:type="dxa" w:w="329"/>
+          </w:tcPr>
+          <w:p/>
+        </w:tc>
+        <w:tc>
+          <w:tcPr>
+            <w:tcW w:type="dxa" w:w="329"/>
+          </w:tcPr>
+          <w:p/>
+        </w:tc>
+        <w:tc>
+          <w:tcPr>
+            <w:tcW w:type="dxa" w:w="329"/>
+          </w:tcPr>
+          <w:p/>
+        </w:tc>
+        <w:tc>
+          <w:tcPr>
+            <w:tcW w:type="dxa" w:w="329"/>
+          </w:tcPr>
+          <w:p/>
+        </w:tc>
+        <w:tc>
+          <w:tcPr>
+            <w:tcW w:type="dxa" w:w="329"/>
+          </w:tcPr>
+          <w:p/>
+        </w:tc>
+        <w:tc>
+          <w:tcPr>
+            <w:tcW w:type="dxa" w:w="329"/>
+          </w:tcPr>
+          <w:p/>
+        </w:tc>
+        <w:tc>
+          <w:tcPr>
+            <w:tcW w:type="dxa" w:w="329"/>
+          </w:tcPr>
+          <w:p/>
+        </w:tc>
+        <w:tc>
+          <w:tcPr>
+            <w:tcW w:type="dxa" w:w="329"/>
+          </w:tcPr>
+          <w:p/>
+        </w:tc>
+        <w:tc>
+          <w:tcPr>
+            <w:tcW w:type="dxa" w:w="329"/>
+          </w:tcPr>
+          <w:p/>
+        </w:tc>
+        <w:tc>
+          <w:tcPr>
+            <w:tcW w:type="dxa" w:w="329"/>
+          </w:tcPr>
+          <w:p/>
+        </w:tc>
+        <w:tc>
+          <w:tcPr>
+            <w:tcW w:type="dxa" w:w="329"/>
+          </w:tcPr>
+          <w:p/>
+        </w:tc>
+        <w:tc>
+          <w:tcPr>
+            <w:tcW w:type="dxa" w:w="329"/>
+          </w:tcPr>
+          <w:p/>
+        </w:tc>
+        <w:tc>
+          <w:tcPr>
+            <w:tcW w:type="dxa" w:w="329"/>
+            <w:shd w:val="clear" w:color="auto" w:fill="02C39A"/>
+            <w:vAlign w:val="center"/>
+          </w:tcPr>
+          <w:p>
+            <w:pPr>
+              <w:spacing w:after="0" w:before="0" w:line="240" w:lineRule="auto"/>
+              <w:jc w:val="center"/>
+            </w:pPr>
+            <w:r>
               <w:rPr>
                 <w:b/>
-                <w:sz w:val="16"/>
-                <w:szCs w:val="16"/>
-              </w:rPr>
-            </w:pPr>
-          </w:p>
-        </w:tc>
-        <w:tc>
-          <w:tcPr>
-            <w:tcW w:w="525" w:type="dxa"/>
-          </w:tcPr>
-          <w:p>
-            <w:pPr>
-              <w:spacing w:line="360" w:lineRule="auto"/>
-              <w:jc w:val="both"/>
+                <w:color w:val="000000"/>
+                <w:sz w:val="14"/>
+              </w:rPr>
+              <w:t>◆</w:t>
+            </w:r>
+          </w:p>
+        </w:tc>
+        <w:tc>
+          <w:tcPr>
+            <w:tcW w:type="dxa" w:w="329"/>
+          </w:tcPr>
+          <w:p/>
+        </w:tc>
+        <w:tc>
+          <w:tcPr>
+            <w:tcW w:type="dxa" w:w="329"/>
+          </w:tcPr>
+          <w:p/>
+        </w:tc>
+        <w:tc>
+          <w:tcPr>
+            <w:tcW w:type="dxa" w:w="329"/>
+          </w:tcPr>
+          <w:p/>
+        </w:tc>
+      </w:tr>
+      <w:tr>
+        <w:trPr>
+          <w:cantSplit/>
+        </w:trPr>
+        <w:tc>
+          <w:tcPr>
+            <w:tcW w:type="dxa" w:w="8473"/>
+            <w:gridSpan w:val="19"/>
+            <w:vAlign w:val="center"/>
+            <w:shd w:val="clear" w:color="auto" w:fill="E4EEF0"/>
+          </w:tcPr>
+          <w:p>
+            <w:pPr>
+              <w:spacing w:after="0" w:before="0" w:line="240" w:lineRule="auto"/>
+              <w:jc w:val="left"/>
+            </w:pPr>
+            <w:r>
               <w:rPr>
                 <w:b/>
-                <w:sz w:val="16"/>
-                <w:szCs w:val="16"/>
-              </w:rPr>
-            </w:pPr>
-          </w:p>
-        </w:tc>
-        <w:tc>
-          <w:tcPr>
-            <w:tcW w:w="525" w:type="dxa"/>
-          </w:tcPr>
-          <w:p>
-            <w:pPr>
-              <w:spacing w:line="360" w:lineRule="auto"/>
-              <w:jc w:val="both"/>
+                <w:color w:val="0B4F5C"/>
+                <w:sz w:val="15"/>
+              </w:rPr>
+              <w:t>Etapa 5 · Despliegue y cierre</w:t>
+            </w:r>
+          </w:p>
+        </w:tc>
+      </w:tr>
+      <w:tr>
+        <w:trPr>
+          <w:cantSplit/>
+        </w:trPr>
+        <w:tc>
+          <w:tcPr>
+            <w:tcW w:type="dxa" w:w="2551"/>
+            <w:vAlign w:val="center"/>
+          </w:tcPr>
+          <w:p>
+            <w:pPr>
+              <w:spacing w:after="0" w:before="0" w:line="240" w:lineRule="auto"/>
+              <w:jc w:val="left"/>
+            </w:pPr>
+            <w:r>
+              <w:rPr>
+                <w:b w:val="0"/>
+                <w:color w:val="000000"/>
+                <w:sz w:val="13"/>
+              </w:rPr>
+              <w:t>5.1  Corrección de defectos y retroalimentación del Informe Final</w:t>
+            </w:r>
+          </w:p>
+        </w:tc>
+        <w:tc>
+          <w:tcPr>
+            <w:tcW w:type="dxa" w:w="329"/>
+          </w:tcPr>
+          <w:p/>
+        </w:tc>
+        <w:tc>
+          <w:tcPr>
+            <w:tcW w:type="dxa" w:w="329"/>
+          </w:tcPr>
+          <w:p/>
+        </w:tc>
+        <w:tc>
+          <w:tcPr>
+            <w:tcW w:type="dxa" w:w="329"/>
+          </w:tcPr>
+          <w:p/>
+        </w:tc>
+        <w:tc>
+          <w:tcPr>
+            <w:tcW w:type="dxa" w:w="329"/>
+          </w:tcPr>
+          <w:p/>
+        </w:tc>
+        <w:tc>
+          <w:tcPr>
+            <w:tcW w:type="dxa" w:w="329"/>
+          </w:tcPr>
+          <w:p/>
+        </w:tc>
+        <w:tc>
+          <w:tcPr>
+            <w:tcW w:type="dxa" w:w="329"/>
+          </w:tcPr>
+          <w:p/>
+        </w:tc>
+        <w:tc>
+          <w:tcPr>
+            <w:tcW w:type="dxa" w:w="329"/>
+          </w:tcPr>
+          <w:p/>
+        </w:tc>
+        <w:tc>
+          <w:tcPr>
+            <w:tcW w:type="dxa" w:w="329"/>
+          </w:tcPr>
+          <w:p/>
+        </w:tc>
+        <w:tc>
+          <w:tcPr>
+            <w:tcW w:type="dxa" w:w="329"/>
+          </w:tcPr>
+          <w:p/>
+        </w:tc>
+        <w:tc>
+          <w:tcPr>
+            <w:tcW w:type="dxa" w:w="329"/>
+          </w:tcPr>
+          <w:p/>
+        </w:tc>
+        <w:tc>
+          <w:tcPr>
+            <w:tcW w:type="dxa" w:w="329"/>
+          </w:tcPr>
+          <w:p/>
+        </w:tc>
+        <w:tc>
+          <w:tcPr>
+            <w:tcW w:type="dxa" w:w="329"/>
+          </w:tcPr>
+          <w:p/>
+        </w:tc>
+        <w:tc>
+          <w:tcPr>
+            <w:tcW w:type="dxa" w:w="329"/>
+          </w:tcPr>
+          <w:p/>
+        </w:tc>
+        <w:tc>
+          <w:tcPr>
+            <w:tcW w:type="dxa" w:w="329"/>
+          </w:tcPr>
+          <w:p/>
+        </w:tc>
+        <w:tc>
+          <w:tcPr>
+            <w:tcW w:type="dxa" w:w="329"/>
+          </w:tcPr>
+          <w:p/>
+        </w:tc>
+        <w:tc>
+          <w:tcPr>
+            <w:tcW w:type="dxa" w:w="329"/>
+            <w:shd w:val="clear" w:color="auto" w:fill="028090"/>
+          </w:tcPr>
+          <w:p/>
+        </w:tc>
+        <w:tc>
+          <w:tcPr>
+            <w:tcW w:type="dxa" w:w="329"/>
+          </w:tcPr>
+          <w:p/>
+        </w:tc>
+        <w:tc>
+          <w:tcPr>
+            <w:tcW w:type="dxa" w:w="329"/>
+          </w:tcPr>
+          <w:p/>
+        </w:tc>
+      </w:tr>
+      <w:tr>
+        <w:trPr>
+          <w:cantSplit/>
+        </w:trPr>
+        <w:tc>
+          <w:tcPr>
+            <w:tcW w:type="dxa" w:w="2551"/>
+            <w:vAlign w:val="center"/>
+          </w:tcPr>
+          <w:p>
+            <w:pPr>
+              <w:spacing w:after="0" w:before="0" w:line="240" w:lineRule="auto"/>
+              <w:jc w:val="left"/>
+            </w:pPr>
+            <w:r>
               <w:rPr>
                 <w:b/>
-                <w:sz w:val="16"/>
-                <w:szCs w:val="16"/>
-              </w:rPr>
-            </w:pPr>
-          </w:p>
-        </w:tc>
-        <w:tc>
-          <w:tcPr>
-            <w:tcW w:w="525" w:type="dxa"/>
-          </w:tcPr>
-          <w:p>
-            <w:pPr>
-              <w:spacing w:line="360" w:lineRule="auto"/>
-              <w:jc w:val="both"/>
+                <w:color w:val="000000"/>
+                <w:sz w:val="13"/>
+              </w:rPr>
+              <w:t>5.2  Manual técnico y de despliegue; README final del repositorio</w:t>
+            </w:r>
+          </w:p>
+        </w:tc>
+        <w:tc>
+          <w:tcPr>
+            <w:tcW w:type="dxa" w:w="329"/>
+          </w:tcPr>
+          <w:p/>
+        </w:tc>
+        <w:tc>
+          <w:tcPr>
+            <w:tcW w:type="dxa" w:w="329"/>
+          </w:tcPr>
+          <w:p/>
+        </w:tc>
+        <w:tc>
+          <w:tcPr>
+            <w:tcW w:type="dxa" w:w="329"/>
+          </w:tcPr>
+          <w:p/>
+        </w:tc>
+        <w:tc>
+          <w:tcPr>
+            <w:tcW w:type="dxa" w:w="329"/>
+          </w:tcPr>
+          <w:p/>
+        </w:tc>
+        <w:tc>
+          <w:tcPr>
+            <w:tcW w:type="dxa" w:w="329"/>
+          </w:tcPr>
+          <w:p/>
+        </w:tc>
+        <w:tc>
+          <w:tcPr>
+            <w:tcW w:type="dxa" w:w="329"/>
+          </w:tcPr>
+          <w:p/>
+        </w:tc>
+        <w:tc>
+          <w:tcPr>
+            <w:tcW w:type="dxa" w:w="329"/>
+          </w:tcPr>
+          <w:p/>
+        </w:tc>
+        <w:tc>
+          <w:tcPr>
+            <w:tcW w:type="dxa" w:w="329"/>
+          </w:tcPr>
+          <w:p/>
+        </w:tc>
+        <w:tc>
+          <w:tcPr>
+            <w:tcW w:type="dxa" w:w="329"/>
+          </w:tcPr>
+          <w:p/>
+        </w:tc>
+        <w:tc>
+          <w:tcPr>
+            <w:tcW w:type="dxa" w:w="329"/>
+          </w:tcPr>
+          <w:p/>
+        </w:tc>
+        <w:tc>
+          <w:tcPr>
+            <w:tcW w:type="dxa" w:w="329"/>
+          </w:tcPr>
+          <w:p/>
+        </w:tc>
+        <w:tc>
+          <w:tcPr>
+            <w:tcW w:type="dxa" w:w="329"/>
+          </w:tcPr>
+          <w:p/>
+        </w:tc>
+        <w:tc>
+          <w:tcPr>
+            <w:tcW w:type="dxa" w:w="329"/>
+          </w:tcPr>
+          <w:p/>
+        </w:tc>
+        <w:tc>
+          <w:tcPr>
+            <w:tcW w:type="dxa" w:w="329"/>
+          </w:tcPr>
+          <w:p/>
+        </w:tc>
+        <w:tc>
+          <w:tcPr>
+            <w:tcW w:type="dxa" w:w="329"/>
+          </w:tcPr>
+          <w:p/>
+        </w:tc>
+        <w:tc>
+          <w:tcPr>
+            <w:tcW w:type="dxa" w:w="329"/>
+            <w:shd w:val="clear" w:color="auto" w:fill="E9A23B"/>
+            <w:vAlign w:val="center"/>
+          </w:tcPr>
+          <w:p>
+            <w:pPr>
+              <w:spacing w:after="0" w:before="0" w:line="240" w:lineRule="auto"/>
+              <w:jc w:val="center"/>
+            </w:pPr>
+            <w:r>
               <w:rPr>
                 <w:b/>
-                <w:sz w:val="16"/>
-                <w:szCs w:val="16"/>
-              </w:rPr>
-            </w:pPr>
-          </w:p>
-        </w:tc>
-        <w:tc>
-          <w:tcPr>
-            <w:tcW w:w="525" w:type="dxa"/>
-            <w:gridSpan w:val="2"/>
-          </w:tcPr>
-          <w:p>
-            <w:pPr>
-              <w:spacing w:line="360" w:lineRule="auto"/>
-              <w:jc w:val="both"/>
+                <w:color w:val="000000"/>
+                <w:sz w:val="14"/>
+              </w:rPr>
+              <w:t>◆</w:t>
+            </w:r>
+          </w:p>
+        </w:tc>
+        <w:tc>
+          <w:tcPr>
+            <w:tcW w:type="dxa" w:w="329"/>
+          </w:tcPr>
+          <w:p/>
+        </w:tc>
+        <w:tc>
+          <w:tcPr>
+            <w:tcW w:type="dxa" w:w="329"/>
+          </w:tcPr>
+          <w:p/>
+        </w:tc>
+      </w:tr>
+      <w:tr>
+        <w:trPr>
+          <w:cantSplit/>
+        </w:trPr>
+        <w:tc>
+          <w:tcPr>
+            <w:tcW w:type="dxa" w:w="2551"/>
+            <w:vAlign w:val="center"/>
+          </w:tcPr>
+          <w:p>
+            <w:pPr>
+              <w:spacing w:after="0" w:before="0" w:line="240" w:lineRule="auto"/>
+              <w:jc w:val="left"/>
+            </w:pPr>
+            <w:r>
+              <w:rPr>
+                <w:b w:val="0"/>
+                <w:color w:val="000000"/>
+                <w:sz w:val="13"/>
+              </w:rPr>
+              <w:t>5.3  Preparación de la presentación y la demostración (incluye parte en inglés)</w:t>
+            </w:r>
+          </w:p>
+        </w:tc>
+        <w:tc>
+          <w:tcPr>
+            <w:tcW w:type="dxa" w:w="329"/>
+          </w:tcPr>
+          <w:p/>
+        </w:tc>
+        <w:tc>
+          <w:tcPr>
+            <w:tcW w:type="dxa" w:w="329"/>
+          </w:tcPr>
+          <w:p/>
+        </w:tc>
+        <w:tc>
+          <w:tcPr>
+            <w:tcW w:type="dxa" w:w="329"/>
+          </w:tcPr>
+          <w:p/>
+        </w:tc>
+        <w:tc>
+          <w:tcPr>
+            <w:tcW w:type="dxa" w:w="329"/>
+          </w:tcPr>
+          <w:p/>
+        </w:tc>
+        <w:tc>
+          <w:tcPr>
+            <w:tcW w:type="dxa" w:w="329"/>
+          </w:tcPr>
+          <w:p/>
+        </w:tc>
+        <w:tc>
+          <w:tcPr>
+            <w:tcW w:type="dxa" w:w="329"/>
+          </w:tcPr>
+          <w:p/>
+        </w:tc>
+        <w:tc>
+          <w:tcPr>
+            <w:tcW w:type="dxa" w:w="329"/>
+          </w:tcPr>
+          <w:p/>
+        </w:tc>
+        <w:tc>
+          <w:tcPr>
+            <w:tcW w:type="dxa" w:w="329"/>
+          </w:tcPr>
+          <w:p/>
+        </w:tc>
+        <w:tc>
+          <w:tcPr>
+            <w:tcW w:type="dxa" w:w="329"/>
+          </w:tcPr>
+          <w:p/>
+        </w:tc>
+        <w:tc>
+          <w:tcPr>
+            <w:tcW w:type="dxa" w:w="329"/>
+          </w:tcPr>
+          <w:p/>
+        </w:tc>
+        <w:tc>
+          <w:tcPr>
+            <w:tcW w:type="dxa" w:w="329"/>
+          </w:tcPr>
+          <w:p/>
+        </w:tc>
+        <w:tc>
+          <w:tcPr>
+            <w:tcW w:type="dxa" w:w="329"/>
+          </w:tcPr>
+          <w:p/>
+        </w:tc>
+        <w:tc>
+          <w:tcPr>
+            <w:tcW w:type="dxa" w:w="329"/>
+          </w:tcPr>
+          <w:p/>
+        </w:tc>
+        <w:tc>
+          <w:tcPr>
+            <w:tcW w:type="dxa" w:w="329"/>
+          </w:tcPr>
+          <w:p/>
+        </w:tc>
+        <w:tc>
+          <w:tcPr>
+            <w:tcW w:type="dxa" w:w="329"/>
+          </w:tcPr>
+          <w:p/>
+        </w:tc>
+        <w:tc>
+          <w:tcPr>
+            <w:tcW w:type="dxa" w:w="329"/>
+          </w:tcPr>
+          <w:p/>
+        </w:tc>
+        <w:tc>
+          <w:tcPr>
+            <w:tcW w:type="dxa" w:w="329"/>
+            <w:shd w:val="clear" w:color="auto" w:fill="028090"/>
+          </w:tcPr>
+          <w:p/>
+        </w:tc>
+        <w:tc>
+          <w:tcPr>
+            <w:tcW w:type="dxa" w:w="329"/>
+          </w:tcPr>
+          <w:p/>
+        </w:tc>
+      </w:tr>
+      <w:tr>
+        <w:trPr>
+          <w:cantSplit/>
+        </w:trPr>
+        <w:tc>
+          <w:tcPr>
+            <w:tcW w:type="dxa" w:w="2551"/>
+            <w:vAlign w:val="center"/>
+          </w:tcPr>
+          <w:p>
+            <w:pPr>
+              <w:spacing w:after="0" w:before="0" w:line="240" w:lineRule="auto"/>
+              <w:jc w:val="left"/>
+            </w:pPr>
+            <w:r>
               <w:rPr>
                 <w:b/>
-                <w:sz w:val="16"/>
-                <w:szCs w:val="16"/>
-              </w:rPr>
-            </w:pPr>
-          </w:p>
-        </w:tc>
-        <w:tc>
-          <w:tcPr>
-            <w:tcW w:w="525" w:type="dxa"/>
-          </w:tcPr>
-          <w:p>
-            <w:r>
-              <w:t>X</w:t>
-            </w:r>
-          </w:p>
-        </w:tc>
-        <w:tc>
-          <w:tcPr>
-            <w:tcW w:w="525" w:type="dxa"/>
-          </w:tcPr>
-          <w:p>
-            <w:r>
-              <w:t>X</w:t>
+                <w:color w:val="000000"/>
+                <w:sz w:val="13"/>
+              </w:rPr>
+              <w:t>5.4  Presentación final ante comisión</w:t>
+            </w:r>
+          </w:p>
+        </w:tc>
+        <w:tc>
+          <w:tcPr>
+            <w:tcW w:type="dxa" w:w="329"/>
+          </w:tcPr>
+          <w:p/>
+        </w:tc>
+        <w:tc>
+          <w:tcPr>
+            <w:tcW w:type="dxa" w:w="329"/>
+          </w:tcPr>
+          <w:p/>
+        </w:tc>
+        <w:tc>
+          <w:tcPr>
+            <w:tcW w:type="dxa" w:w="329"/>
+          </w:tcPr>
+          <w:p/>
+        </w:tc>
+        <w:tc>
+          <w:tcPr>
+            <w:tcW w:type="dxa" w:w="329"/>
+          </w:tcPr>
+          <w:p/>
+        </w:tc>
+        <w:tc>
+          <w:tcPr>
+            <w:tcW w:type="dxa" w:w="329"/>
+          </w:tcPr>
+          <w:p/>
+        </w:tc>
+        <w:tc>
+          <w:tcPr>
+            <w:tcW w:type="dxa" w:w="329"/>
+          </w:tcPr>
+          <w:p/>
+        </w:tc>
+        <w:tc>
+          <w:tcPr>
+            <w:tcW w:type="dxa" w:w="329"/>
+          </w:tcPr>
+          <w:p/>
+        </w:tc>
+        <w:tc>
+          <w:tcPr>
+            <w:tcW w:type="dxa" w:w="329"/>
+          </w:tcPr>
+          <w:p/>
+        </w:tc>
+        <w:tc>
+          <w:tcPr>
+            <w:tcW w:type="dxa" w:w="329"/>
+          </w:tcPr>
+          <w:p/>
+        </w:tc>
+        <w:tc>
+          <w:tcPr>
+            <w:tcW w:type="dxa" w:w="329"/>
+          </w:tcPr>
+          <w:p/>
+        </w:tc>
+        <w:tc>
+          <w:tcPr>
+            <w:tcW w:type="dxa" w:w="329"/>
+          </w:tcPr>
+          <w:p/>
+        </w:tc>
+        <w:tc>
+          <w:tcPr>
+            <w:tcW w:type="dxa" w:w="329"/>
+          </w:tcPr>
+          <w:p/>
+        </w:tc>
+        <w:tc>
+          <w:tcPr>
+            <w:tcW w:type="dxa" w:w="329"/>
+          </w:tcPr>
+          <w:p/>
+        </w:tc>
+        <w:tc>
+          <w:tcPr>
+            <w:tcW w:type="dxa" w:w="329"/>
+          </w:tcPr>
+          <w:p/>
+        </w:tc>
+        <w:tc>
+          <w:tcPr>
+            <w:tcW w:type="dxa" w:w="329"/>
+          </w:tcPr>
+          <w:p/>
+        </w:tc>
+        <w:tc>
+          <w:tcPr>
+            <w:tcW w:type="dxa" w:w="329"/>
+          </w:tcPr>
+          <w:p/>
+        </w:tc>
+        <w:tc>
+          <w:tcPr>
+            <w:tcW w:type="dxa" w:w="329"/>
+            <w:shd w:val="clear" w:color="auto" w:fill="7FDFC7"/>
+          </w:tcPr>
+          <w:p/>
+        </w:tc>
+        <w:tc>
+          <w:tcPr>
+            <w:tcW w:type="dxa" w:w="329"/>
+            <w:shd w:val="clear" w:color="auto" w:fill="02C39A"/>
+            <w:vAlign w:val="center"/>
+          </w:tcPr>
+          <w:p>
+            <w:pPr>
+              <w:spacing w:after="0" w:before="0" w:line="240" w:lineRule="auto"/>
+              <w:jc w:val="center"/>
+            </w:pPr>
+            <w:r>
+              <w:rPr>
+                <w:b/>
+                <w:color w:val="000000"/>
+                <w:sz w:val="14"/>
+              </w:rPr>
+              <w:t>◆</w:t>
             </w:r>
           </w:p>
         </w:tc>
       </w:tr>
     </w:tbl>
+    <w:p>
+      <w:pPr>
+        <w:spacing w:before="80"/>
+      </w:pPr>
+      <w:r>
+        <w:rPr>
+          <w:color w:val="028090"/>
+          <w:sz w:val="16"/>
+        </w:rPr>
+        <w:t>■</w:t>
+      </w:r>
+      <w:r>
+        <w:rPr>
+          <w:sz w:val="16"/>
+        </w:rPr>
+        <w:t xml:space="preserve"> Desarrollo   </w:t>
+      </w:r>
+      <w:r>
+        <w:rPr>
+          <w:color w:val="E9A23B"/>
+          <w:sz w:val="16"/>
+        </w:rPr>
+        <w:t>◆</w:t>
+      </w:r>
+      <w:r>
+        <w:rPr>
+          <w:sz w:val="16"/>
+        </w:rPr>
+        <w:t xml:space="preserve"> Puerta de control   </w:t>
+      </w:r>
+      <w:r>
+        <w:rPr>
+          <w:color w:val="02C39A"/>
+          <w:sz w:val="16"/>
+        </w:rPr>
+        <w:t>◆</w:t>
+      </w:r>
+      <w:r>
+        <w:rPr>
+          <w:sz w:val="16"/>
+        </w:rPr>
+        <w:t xml:space="preserve"> Evaluación sumativa del curso</w:t>
+      </w:r>
+    </w:p>
     <w:p/>
     <w:tbl>
       <w:tblPr>
@@ -7535,7 +9283,7 @@
           <w:rFonts w:ascii="Calibri" w:hAnsi="Calibri"/>
           <w:sz w:val="22"/>
         </w:rPr>
-        <w:t>What I expect to gain from this project is the habit of building to industry standards: security by design, traceability, and systematic testing as part of the development cycle rather than as a final step. I also expect to move from consuming machine learning models to training and evaluating them against metrics I can defend before published literature, which is the gap I most want to close in my own training. Above all, I want to finish the semester with a system I can demonstrate and explain in depth, in an area — health and data — where I intend to develop professionally after graduating.</w:t>
+        <w:t>What I expect to gain from this project is the habit of building to industry standards: security by design, traceability, and systematic testing planned from the design stage and executed against a formal test plan. I also expect to move from consuming machine learning models to training and evaluating them against metrics I can defend before published literature, which is the gap I most want to close in my own training. Above all, I want to finish the semester with a system I can demonstrate and explain in depth, in an area — health and data — where I intend to develop professionally after graduating.</w:t>
       </w:r>
     </w:p>
     <w:sectPr>

--- a/Fase 1/1.5_APT122_DefinicionProyecto_JohaoRamirez.docx
+++ b/Fase 1/1.5_APT122_DefinicionProyecto_JohaoRamirez.docx
@@ -376,6 +376,14 @@
       </w:r>
     </w:p>
     <w:p>
+      <w:r>
+        <w:rPr>
+          <w:b/>
+        </w:rPr>
+        <w:t xml:space="preserve">Versión 1.1 (30-10-2026): ajuste de calendario, pendiente de la conformidad del docente. Ver el registro de cambios antes de la sección 8.</w:t>
+      </w:r>
+    </w:p>
+    <w:p>
       <w:pPr>
         <w:pStyle w:val="Prrafodelista"/>
         <w:numPr>
@@ -1929,17 +1937,17 @@
           </w:p>
           <w:p>
             <w:r>
-              <w:t>Etapa 1 — Análisis y especificación de requisitos (semanas 5–6): levantamiento de requisitos funcionales y no funcionales, definición de roles y permisos, e historias de usuario por rol. Entregable: Especificación de Requisitos de Software (SRS) simplificada. Puerta de control: SRS aprobada; los cambios posteriores se registran y se evalúan por su impacto en alcance y cronograma.</w:t>
-            </w:r>
-          </w:p>
-          <w:p>
-            <w:r>
-              <w:t>Etapa 2 — Diseño (semanas 6–7): arquitectura y diagrama de componentes, modelo entidad-relación para PostgreSQL, esquema documental para MongoDB, diagramas UML (casos de uso, clases, secuencia y componentes) y plan de pruebas. Entregable: Documento de Diseño. Puerta de control: línea base de diseño congelada antes de comenzar la construcción.</w:t>
-            </w:r>
-          </w:p>
-          <w:p>
-            <w:r>
-              <w:t>Etapa 3 — Construcción (semanas 8–14): implementación en orden de dependencia técnica, según el diseño aprobado: pipeline genómico y banco de fagos (semanas 8–10, cierre del Informe de Avance), modelo predictivo con explicabilidad (semanas 11–12), plataforma web con control de acceso, auditoría y tablero (semanas 13–14) y aplicación móvil (semana 14). Entregable: sistema integrado sobre Docker en el repositorio público. Puerta de control: componentes integrados y ejecutándose sin pasos manuales no documentados.</w:t>
+              <w:t>Etapa 1 — Análisis y especificación de requisitos (semanas 5–12): levantamiento de requisitos funcionales y no funcionales, definición de roles y permisos, e historias de usuario por rol. Entregable: Especificación de Requisitos de Software (SRS) simplificada. Puerta de control: SRS aprobada; los cambios posteriores se registran y se evalúan por su impacto en alcance y cronograma.</w:t>
+            </w:r>
+          </w:p>
+          <w:p>
+            <w:r>
+              <w:t>Etapa 2 — Diseño (semanas 6–12): arquitectura y diagrama de componentes, modelo entidad-relación para PostgreSQL, esquema documental para MongoDB, diagramas UML (casos de uso, clases, secuencia y componentes) y plan de pruebas. Entregable: Documento de Diseño. Puerta de control: línea base de diseño congelada antes de comenzar la construcción.</w:t>
+            </w:r>
+          </w:p>
+          <w:p>
+            <w:r>
+              <w:t>Etapa 3 — Construcción (semanas 8–15): implementación en orden de dependencia técnica, según el diseño aprobado: pipeline genómico y banco de fagos (semanas 8–13; el primer corte cierra con el Informe de Avance, semana 12), modelo predictivo con explicabilidad (semanas 13–14), plataforma web con control de acceso, auditoría y tablero (semanas 13–15) y aplicación móvil (semana 14). Entregable: sistema integrado sobre Docker en el repositorio público. Puerta de control: componentes integrados y ejecutándose sin pasos manuales no documentados.</w:t>
             </w:r>
           </w:p>
           <w:p>
@@ -2346,7 +2354,7 @@
           </w:tcPr>
           <w:p>
             <w:r>
-              <w:t>Código fuente, Dockerfile y docker-compose, y registros de ejecución del pipeline de ingesta, control de calidad, identificación de especie y tipificación de aislados, junto con el banco de fagos curado y poblado desde INPHARED, PhageScope y MVP.</w:t>
+              <w:t>Código fuente, Dockerfile y docker-compose, y registros de ejecución del pipeline de ingesta, control de calidad, identificación de especie y tipificación de aislados, junto con el banco de fagos poblado desde INPHARED (200 genomas de Klebsiella pneumoniae); PhageScope y MVP se suman en la semana 13.</w:t>
             </w:r>
           </w:p>
         </w:tc>
@@ -2356,7 +2364,7 @@
           </w:tcPr>
           <w:p>
             <w:r>
-              <w:t>Evidencia el cumplimiento de los objetivos específicos 1 y 2, y el estándar de reproducibilidad exigido por el Anexo 1 del Instructivo.</w:t>
+              <w:t>Evidencia el cumplimiento del objetivo específico 1 y el primer corte funcional del objetivo específico 2, y el estándar de reproducibilidad exigido por el Anexo 1 del Instructivo.</w:t>
             </w:r>
           </w:p>
         </w:tc>
@@ -2970,7 +2978,7 @@
           </w:tcPr>
           <w:p>
             <w:r>
-              <w:t>Semanas 5–6</w:t>
+              <w:t>Semanas 5–12</w:t>
             </w:r>
           </w:p>
         </w:tc>
@@ -3091,7 +3099,7 @@
           </w:tcPr>
           <w:p>
             <w:r>
-              <w:t>Semanas 6–7</w:t>
+              <w:t>Semanas 6–12</w:t>
             </w:r>
           </w:p>
         </w:tc>
@@ -3234,7 +3242,7 @@
           </w:tcPr>
           <w:p>
             <w:r>
-              <w:t>Semanas 8–10</w:t>
+              <w:t>Semanas 8–13</w:t>
             </w:r>
           </w:p>
         </w:tc>
@@ -3258,7 +3266,7 @@
           </w:tcPr>
           <w:p>
             <w:r>
-              <w:t>Cierre coincide con el Informe de Avance (semana 10). Riesgo: heterogeneidad de metadatos entre fuentes.</w:t>
+              <w:t>El primer corte cierra con el Informe de Avance (semana 12); el cierre completo pasa a la semana 13. Riesgo: heterogeneidad de metadatos entre fuentes.</w:t>
             </w:r>
           </w:p>
         </w:tc>
@@ -3344,7 +3352,7 @@
           </w:tcPr>
           <w:p>
             <w:r>
-              <w:t>Semanas 11–12</w:t>
+              <w:t>Semanas 13–14</w:t>
             </w:r>
           </w:p>
         </w:tc>
@@ -3465,7 +3473,7 @@
           </w:tcPr>
           <w:p>
             <w:r>
-              <w:t>Semanas 13–14</w:t>
+              <w:t>Semanas 13–15</w:t>
             </w:r>
           </w:p>
         </w:tc>
@@ -3863,6 +3871,29 @@
             <w:tcW w:w="9640" w:type="dxa"/>
             <w:vAlign w:val="center"/>
           </w:tcPr>
+          <w:p>
+            <w:r>
+              <w:rPr>
+                <w:b/>
+              </w:rPr>
+              <w:t xml:space="preserve">Registro de cambios — versión 1.1 (30-10-2026)</w:t>
+            </w:r>
+          </w:p>
+          <w:p>
+            <w:r>
+              <w:t xml:space="preserve">Esta versión ajusta el calendario por el plazo que el docente indicó el 29-10-2026 para la entrega 2 (30-10, semana 12). Los objetivos, el alcance y las actividades no cambian; la distribución posterior a la semana 12 es una propuesta que requiere la conformidad del docente. La versión 1.0, entregada en la Fase 1, se conserva sin cambios.</w:t>
+            </w:r>
+          </w:p>
+          <w:p>
+            <w:r>
+              <w:t xml:space="preserve">Valores de la versión 1.0 que cambian: etapa 1, semanas 5–6 (ahora 5–12); etapa 2, semanas 6–7 (ahora 6–12); pipeline genómico y banco de fagos, semanas 8–10 (ahora 8–13, con un primer corte en la semana 12); modelo de predicción, semanas 11–12 (ahora 13–14); plataforma web, semanas 13–14 (ahora 13–15); construcción en conjunto, semanas 8–14 (ahora 8–15). La evidencia de avance sobre el pipeline y el banco de fagos pasa de «poblado desde INPHARED, PhageScope y MVP» a «poblado desde INPHARED, con PhageScope y MVP en la semana 13».</w:t>
+            </w:r>
+          </w:p>
+          <w:p>
+            <w:r>
+              <w:t xml:space="preserve">La Carta Gantt de la sección 8 se conserva como línea base de la versión 1.0; el calendario vigente es el de las secciones 5 y 7. El detalle de los ajustes está en el Informe de Avance (sección 3.2, ajuste A6).</w:t>
+            </w:r>
+          </w:p>
           <w:p>
             <w:pPr>
               <w:rPr>

--- a/Fase 1/1.5_APT122_DefinicionProyecto_JohaoRamirez.docx
+++ b/Fase 1/1.5_APT122_DefinicionProyecto_JohaoRamirez.docx
@@ -380,7 +380,7 @@
         <w:rPr>
           <w:b/>
         </w:rPr>
-        <w:t xml:space="preserve">Versión 1.1 (30-10-2026): ajuste de calendario, pendiente de la conformidad del docente. Ver el registro de cambios antes de la sección 8.</w:t>
+        <w:t xml:space="preserve">Versión 1.1 (30-10-2026): ajuste de calendario y objetivo específico único, pendiente de la conformidad del docente. Ver el registro de cambios antes de la sección 8.</w:t>
       </w:r>
     </w:p>
     <w:p>
@@ -1620,7 +1620,7 @@
                 <w:rFonts w:ascii="Calibri" w:hAnsi="Calibri"/>
                 <w:color w:val="1F3864" w:themeColor="accent1" w:themeShade="80"/>
               </w:rPr>
-              <w:t xml:space="preserve">Objetivos </w:t>
+              <w:t xml:space="preserve">Objetivo </w:t>
             </w:r>
             <w:r>
               <w:rPr>
@@ -1634,7 +1634,7 @@
                 <w:rFonts w:ascii="Calibri" w:hAnsi="Calibri"/>
                 <w:color w:val="1F3864" w:themeColor="accent1" w:themeShade="80"/>
               </w:rPr>
-              <w:t>specíficos</w:t>
+              <w:t>specífico</w:t>
             </w:r>
           </w:p>
         </w:tc>
@@ -1656,27 +1656,7 @@
               </w:rPr>
             </w:pPr>
             <w:r>
-              <w:t>1. Especificar los requisitos y diseñar la solución, levantando los requisitos funcionales y no funcionales del proceso de selección de fagos, definiendo los roles y sus permisos, y elaborando la arquitectura, el modelo de datos y los diagramas UML del sistema.</w:t>
-            </w:r>
-          </w:p>
-          <w:p>
-            <w:r>
-              <w:t>2. Construir el pipeline de procesamiento genómico y poblar el banco de fagos, implementando la ingesta, el control de calidad, la identificación de especie y la tipificación de aislados bacterianos, y la carga curada de genomas de fagos desde las fuentes públicas seleccionadas.</w:t>
-            </w:r>
-          </w:p>
-          <w:p>
-            <w:r>
-              <w:t>3. Implementar y evaluar el modelo de predicción de compatibilidad fago-hospedador a nivel de cepa para Klebsiella pneumoniae, midiendo su desempeño contra las métricas reportadas en la literatura e incorporando explicabilidad de las predicciones.</w:t>
-            </w:r>
-          </w:p>
-          <w:p>
-            <w:r>
-              <w:t>4. Desarrollar la plataforma web, implementando la gestión del ciclo de vida de solicitudes, el control de acceso por rol, el registro de auditoría y el tablero de cobertura y tendencias.</w:t>
-            </w:r>
-          </w:p>
-          <w:p>
-            <w:r>
-              <w:t>5. Desarrollar la aplicación móvil complementaria y validar la calidad del sistema, ejecutando el plan de pruebas unitarias, de integración y de seguridad definido.</w:t>
+              <w:t>Especificar, construir y validar los componentes de la plataforma —pipeline genómico y banco de fagos, modelo de predicción, plataforma web con control de acceso, auditoría y tablero, y aplicación móvil complementaria— siguiendo el ciclo de vida definido y el plan de pruebas unitarias, de integración y de seguridad.</w:t>
             </w:r>
           </w:p>
         </w:tc>
@@ -2319,7 +2299,7 @@
           </w:tcPr>
           <w:p>
             <w:r>
-              <w:t>Evidencia el cumplimiento del objetivo específico 1 y las competencias de ingeniería de requisitos y diseño de la solución.</w:t>
+              <w:t>Evidencia el avance del objetivo específico en su componente de especificación y diseño, y las competencias de ingeniería de requisitos y diseño de la solución.</w:t>
             </w:r>
           </w:p>
         </w:tc>
@@ -2364,7 +2344,7 @@
           </w:tcPr>
           <w:p>
             <w:r>
-              <w:t>Evidencia el cumplimiento del objetivo específico 1 y el primer corte funcional del objetivo específico 2, y el estándar de reproducibilidad exigido por el Anexo 1 del Instructivo.</w:t>
+              <w:t>Evidencia el avance del objetivo específico en su componente de pipeline y banco de fagos (primer corte funcional), y el estándar de reproducibilidad exigido por el Anexo 1 del Instructivo.</w:t>
             </w:r>
           </w:p>
         </w:tc>
@@ -2409,7 +2389,7 @@
           </w:tcPr>
           <w:p>
             <w:r>
-              <w:t>Evidencia el cumplimiento del objetivo específico 3 y sustenta técnicamente la recomendación que entrega la plataforma.</w:t>
+              <w:t>Evidencia el avance del objetivo específico en su componente de modelo de predicción y sustenta técnicamente la recomendación que entrega la plataforma.</w:t>
             </w:r>
           </w:p>
         </w:tc>
@@ -2454,7 +2434,7 @@
           </w:tcPr>
           <w:p>
             <w:r>
-              <w:t>Evidencia el cumplimiento del objetivo específico 4 y constituye el entregable central del proyecto.</w:t>
+              <w:t>Evidencia el avance del objetivo específico en su componente de plataforma web y constituye el entregable central del proyecto.</w:t>
             </w:r>
           </w:p>
         </w:tc>
@@ -2499,7 +2479,7 @@
           </w:tcPr>
           <w:p>
             <w:r>
-              <w:t>Evidencia el cumplimiento del objetivo específico 5 y las competencias de desarrollo móvil y de calidad de software.</w:t>
+              <w:t>Evidencia el avance del objetivo específico en sus componentes de aplicación móvil y calidad, y las competencias de desarrollo móvil y de calidad de software.</w:t>
             </w:r>
           </w:p>
         </w:tc>
@@ -2907,7 +2887,7 @@
           </w:tcPr>
           <w:p>
             <w:r>
-              <w:t>OE1 — Ingeniería de requisitos y diseño de la solución</w:t>
+              <w:t>Ingeniería de requisitos y diseño de la solución</w:t>
             </w:r>
           </w:p>
         </w:tc>
@@ -3017,7 +2997,7 @@
           </w:tcPr>
           <w:p>
             <w:r>
-              <w:t>OE1 — Ingeniería de requisitos y diseño de la solución</w:t>
+              <w:t>Ingeniería de requisitos y diseño de la solución</w:t>
             </w:r>
           </w:p>
         </w:tc>
@@ -3138,7 +3118,7 @@
           </w:tcPr>
           <w:p>
             <w:r>
-              <w:t>OE2 — Construcción de software y modelamiento de datos</w:t>
+              <w:t>Construcción de software y modelamiento de datos</w:t>
             </w:r>
           </w:p>
         </w:tc>
@@ -3281,7 +3261,7 @@
           </w:tcPr>
           <w:p>
             <w:r>
-              <w:t>OE3 — Minería de datos y analítica</w:t>
+              <w:t>Minería de datos y analítica</w:t>
             </w:r>
           </w:p>
         </w:tc>
@@ -3391,7 +3371,7 @@
           </w:tcPr>
           <w:p>
             <w:r>
-              <w:t>OE4 — Desarrollo web, seguridad e inteligencia de negocio</w:t>
+              <w:t>Desarrollo web, seguridad e inteligencia de negocio</w:t>
             </w:r>
           </w:p>
         </w:tc>
@@ -3512,7 +3492,7 @@
           </w:tcPr>
           <w:p>
             <w:r>
-              <w:t>OE5 — Desarrollo móvil y aseguramiento de la calidad</w:t>
+              <w:t>Desarrollo móvil y aseguramiento de la calidad</w:t>
             </w:r>
           </w:p>
         </w:tc>
@@ -3600,7 +3580,7 @@
           </w:tcPr>
           <w:p>
             <w:r>
-              <w:t>OE5 — Desarrollo móvil y aseguramiento de la calidad</w:t>
+              <w:t>Desarrollo móvil y aseguramiento de la calidad</w:t>
             </w:r>
           </w:p>
         </w:tc>
@@ -3881,12 +3861,22 @@
           </w:p>
           <w:p>
             <w:r>
-              <w:t xml:space="preserve">Esta versión ajusta el calendario por el plazo que el docente indicó el 29-10-2026 para la entrega 2 (30-10, semana 12). Los objetivos, el alcance y las actividades no cambian; la distribución posterior a la semana 12 es una propuesta que requiere la conformidad del docente. La versión 1.0, entregada en la Fase 1, se conserva sin cambios.</w:t>
+              <w:t xml:space="preserve">Esta versión ajusta el calendario por el plazo que el docente indicó el 29-10-2026 para la entrega 2 (30-10, semana 12) y reemplaza los cinco objetivos específicos por un único objetivo específico amplio. El alcance y las actividades no cambian. La distribución posterior a la semana 12 y el cambio de objetivos son propuestas que requieren la conformidad del docente. La versión 1.0, entregada en la Fase 1, se conserva sin cambios.</w:t>
             </w:r>
           </w:p>
           <w:p>
             <w:r>
               <w:t xml:space="preserve">Valores de la versión 1.0 que cambian: etapa 1, semanas 5–6 (ahora 5–12); etapa 2, semanas 6–7 (ahora 6–12); pipeline genómico y banco de fagos, semanas 8–10 (ahora 8–13, con un primer corte en la semana 12); modelo de predicción, semanas 11–12 (ahora 13–14); plataforma web, semanas 13–14 (ahora 13–15); construcción en conjunto, semanas 8–14 (ahora 8–15). La evidencia de avance sobre el pipeline y el banco de fagos pasa de «poblado desde INPHARED, PhageScope y MVP» a «poblado desde INPHARED, con PhageScope y MVP en la semana 13».</w:t>
+            </w:r>
+          </w:p>
+          <w:p>
+            <w:r>
+              <w:t xml:space="preserve">Objetivos específicos de la versión 1.0, reemplazados por el objetivo único: 1. Especificar los requisitos y diseñar la solución; 2. Construir el pipeline de procesamiento genómico y poblar el banco de fagos; 3. Implementar y evaluar el modelo de predicción de compatibilidad fago-hospedador a nivel de cepa para Klebsiella pneumoniae; 4. Desarrollar la plataforma web; 5. Desarrollar la aplicación móvil complementaria y validar la calidad del sistema. El texto completo de cada uno está en la versión 1.0.</w:t>
+            </w:r>
+          </w:p>
+          <w:p>
+            <w:r>
+              <w:t xml:space="preserve">En las evidencias y en el plan de trabajo, las referencias «objetivo específico 1 a 5» y «OE1 a OE5» se reformularon por componente. El Informe de Avance, la SRS y el Documento de Diseño conservan por ahora la referencia a los cinco objetivos de la versión 1.0.</w:t>
             </w:r>
           </w:p>
           <w:p>
